--- a/Fichiers/PROJET MEMOIRE-ALAWO Adeshina Néhémiah.docx
+++ b/Fichiers/PROJET MEMOIRE-ALAWO Adeshina Néhémiah.docx
@@ -1,12 +1,10 @@
 
 <file path=word/document.xml><?xml version="1.0" encoding="utf-8"?>
-<w:document xmlns:wpc="http://schemas.microsoft.com/office/word/2010/wordprocessingCanvas" xmlns:cx="http://schemas.microsoft.com/office/drawing/2014/chartex" xmlns:cx1="http://schemas.microsoft.com/office/drawing/2015/9/8/chartex" xmlns:cx2="http://schemas.microsoft.com/office/drawing/2015/10/21/chartex" xmlns:cx3="http://schemas.microsoft.com/office/drawing/2016/5/9/chartex" xmlns:cx4="http://schemas.microsoft.com/office/drawing/2016/5/10/chartex" xmlns:cx5="http://schemas.microsoft.com/office/drawing/2016/5/11/chartex" xmlns:cx6="http://schemas.microsoft.com/office/drawing/2016/5/12/chartex" xmlns:cx7="http://schemas.microsoft.com/office/drawing/2016/5/13/chartex" xmlns:cx8="http://schemas.microsoft.com/office/drawing/2016/5/14/chartex" xmlns:mc="http://schemas.openxmlformats.org/markup-compatibility/2006" xmlns:aink="http://schemas.microsoft.com/office/drawing/2016/ink" xmlns:am3d="http://schemas.microsoft.com/office/drawing/2017/model3d" xmlns:o="urn:schemas-microsoft-com:office:office" xmlns:oel="http://schemas.microsoft.com/office/2019/extlst" xmlns:r="http://schemas.openxmlformats.org/officeDocument/2006/relationships" xmlns:m="http://schemas.openxmlformats.org/officeDocument/2006/math" xmlns:v="urn:schemas-microsoft-com:vml" xmlns:wp14="http://schemas.microsoft.com/office/word/2010/wordprocessingDrawing" xmlns:wp="http://schemas.openxmlformats.org/drawingml/2006/wordprocessingDrawing" xmlns:w10="urn:schemas-microsoft-com:office:word" xmlns:w="http://schemas.openxmlformats.org/wordprocessingml/2006/main" xmlns:w14="http://schemas.microsoft.com/office/word/2010/wordml" xmlns:w15="http://schemas.microsoft.com/office/word/2012/wordml" xmlns:w16cex="http://schemas.microsoft.com/office/word/2018/wordml/cex" xmlns:w16cid="http://schemas.microsoft.com/office/word/2016/wordml/cid" xmlns:w16="http://schemas.microsoft.com/office/word/2018/wordml" xmlns:w16du="http://schemas.microsoft.com/office/word/2023/wordml/word16du" xmlns:w16sdtdh="http://schemas.microsoft.com/office/word/2020/wordml/sdtdatahash" xmlns:w16sdtfl="http://schemas.microsoft.com/office/word/2024/wordml/sdtformatlock" xmlns:w16se="http://schemas.microsoft.com/office/word/2015/wordml/symex" xmlns:wpg="http://schemas.microsoft.com/office/word/2010/wordprocessingGroup" xmlns:wpi="http://schemas.microsoft.com/office/word/2010/wordprocessingInk" xmlns:wne="http://schemas.microsoft.com/office/word/2006/wordml" xmlns:wps="http://schemas.microsoft.com/office/word/2010/wordprocessingShape" xmlns:a="http://schemas.openxmlformats.org/drawingml/2006/main" xmlns:pic="http://schemas.openxmlformats.org/drawingml/2006/picture" mc:Ignorable="w14 w15 w16se w16cid w16 w16cex w16sdtdh w16sdtfl w16du wp14">
+<w:document xmlns:wpc="http://schemas.microsoft.com/office/word/2010/wordprocessingCanvas" xmlns:cx="http://schemas.microsoft.com/office/drawing/2014/chartex" xmlns:mc="http://schemas.openxmlformats.org/markup-compatibility/2006" xmlns:o="urn:schemas-microsoft-com:office:office" xmlns:r="http://schemas.openxmlformats.org/officeDocument/2006/relationships" xmlns:m="http://schemas.openxmlformats.org/officeDocument/2006/math" xmlns:v="urn:schemas-microsoft-com:vml" xmlns:wp14="http://schemas.microsoft.com/office/word/2010/wordprocessingDrawing" xmlns:wp="http://schemas.openxmlformats.org/drawingml/2006/wordprocessingDrawing" xmlns:w10="urn:schemas-microsoft-com:office:word" xmlns:w="http://schemas.openxmlformats.org/wordprocessingml/2006/main" xmlns:w14="http://schemas.microsoft.com/office/word/2010/wordml" xmlns:w15="http://schemas.microsoft.com/office/word/2012/wordml" xmlns:w16se="http://schemas.microsoft.com/office/word/2015/wordml/symex" xmlns:wpg="http://schemas.microsoft.com/office/word/2010/wordprocessingGroup" xmlns:wpi="http://schemas.microsoft.com/office/word/2010/wordprocessingInk" xmlns:wne="http://schemas.microsoft.com/office/word/2006/wordml" xmlns:wps="http://schemas.microsoft.com/office/word/2010/wordprocessingShape" mc:Ignorable="w14 w15 w16se wp14">
   <w:body>
     <w:p>
       <w:pPr>
-        <w:pStyle w:val="Normal"/>
         <w:spacing w:after="125" w:line="259" w:lineRule="auto"/>
-        <w:ind/>
         <w:rPr>
           <w:lang w:val="fr-FR"/>
         </w:rPr>
@@ -18,29 +16,34 @@
         <w:ind w:left="340"/>
         <w:jc w:val="left"/>
       </w:pPr>
-      <w:bookmarkStart w:name="_Hlk188094595" w:id="0"/>
-      <w:r>
+      <w:bookmarkStart w:id="0" w:name="_Hlk188094595"/>
+      <w:r>
+        <w:rPr>
+          <w:noProof/>
+          <w:lang w:val="fr-FR" w:eastAsia="fr-FR"/>
+        </w:rPr>
+        <w:lastRenderedPageBreak/>
         <w:drawing>
-          <wp:inline wp14:editId="215BFA53" wp14:anchorId="3F4CCFAF">
+          <wp:inline distT="0" distB="0" distL="0" distR="0" wp14:anchorId="3F4CCFAF" wp14:editId="215BFA53">
             <wp:extent cx="7524335" cy="10047756"/>
             <wp:effectExtent l="0" t="0" r="0" b="0"/>
             <wp:docPr id="10824" name="Picture 10824"/>
             <wp:cNvGraphicFramePr/>
-            <a:graphic>
-              <a:graphicData xmlns:a="http://schemas.openxmlformats.org/drawingml/2006/main" uri="http://schemas.openxmlformats.org/drawingml/2006/picture">
+            <a:graphic xmlns:a="http://schemas.openxmlformats.org/drawingml/2006/main">
+              <a:graphicData uri="http://schemas.openxmlformats.org/drawingml/2006/picture">
                 <pic:pic xmlns:pic="http://schemas.openxmlformats.org/drawingml/2006/picture">
                   <pic:nvPicPr>
                     <pic:cNvPr id="10824" name="Picture 10824"/>
                     <pic:cNvPicPr/>
                   </pic:nvPicPr>
                   <pic:blipFill>
-                    <a:blip xmlns:r="http://schemas.openxmlformats.org/officeDocument/2006/relationships" r:embed="rId8"/>
+                    <a:blip r:embed="rId8"/>
                     <a:stretch>
                       <a:fillRect/>
                     </a:stretch>
                   </pic:blipFill>
                   <pic:spPr>
-                    <a:xfrm rot="0">
+                    <a:xfrm>
                       <a:off x="0" y="0"/>
                       <a:ext cx="7524335" cy="10047756"/>
                     </a:xfrm>
@@ -61,6 +64,7 @@
         <w:jc w:val="right"/>
       </w:pPr>
       <w:r>
+        <w:lastRenderedPageBreak/>
         <w:t xml:space="preserve"> </w:t>
       </w:r>
     </w:p>
@@ -108,27 +112,28 @@
     </w:p>
     <w:p>
       <w:pPr>
-        <w:pStyle w:val="Titre1"/>
+        <w:pStyle w:val="Heading1"/>
         <w:rPr>
           <w:lang w:val="fr-FR"/>
         </w:rPr>
         <w:sectPr>
-          <w:pgSz w:w="12240" w:h="15840" w:orient="portrait"/>
+          <w:headerReference w:type="default" r:id="rId9"/>
+          <w:footerReference w:type="default" r:id="rId10"/>
+          <w:pgSz w:w="12240" w:h="15840"/>
           <w:pgMar w:top="0" w:right="1418" w:bottom="1418" w:left="0" w:header="709" w:footer="709" w:gutter="0"/>
           <w:cols w:space="708"/>
           <w:docGrid w:linePitch="360"/>
-          <w:headerReference w:type="default" r:id="R197234b680124119"/>
-          <w:footerReference w:type="default" r:id="R1933db9e12954072"/>
         </w:sectPr>
       </w:pPr>
     </w:p>
     <w:p>
       <w:pPr>
-        <w:pStyle w:val="Titre1"/>
-      </w:pPr>
-      <w:bookmarkStart w:name="_Toc185448557" w:id="1"/>
-      <w:bookmarkStart w:name="_Toc185448577" w:id="2"/>
-      <w:r>
+        <w:pStyle w:val="Heading1"/>
+      </w:pPr>
+      <w:bookmarkStart w:id="1" w:name="_Toc185448557"/>
+      <w:bookmarkStart w:id="2" w:name="_Toc185448577"/>
+      <w:r>
+        <w:lastRenderedPageBreak/>
         <w:t>Dédicaces</w:t>
       </w:r>
       <w:bookmarkEnd w:id="1"/>
@@ -152,11 +157,12 @@
     </w:p>
     <w:p>
       <w:pPr>
-        <w:pStyle w:val="Titre1"/>
-      </w:pPr>
-      <w:bookmarkStart w:name="_Toc185448558" w:id="3"/>
-      <w:bookmarkStart w:name="_Toc185448578" w:id="4"/>
-      <w:r>
+        <w:pStyle w:val="Heading1"/>
+      </w:pPr>
+      <w:bookmarkStart w:id="3" w:name="_Toc185448558"/>
+      <w:bookmarkStart w:id="4" w:name="_Toc185448578"/>
+      <w:r>
+        <w:lastRenderedPageBreak/>
         <w:t>Remerciements</w:t>
       </w:r>
       <w:bookmarkEnd w:id="3"/>
@@ -180,11 +186,12 @@
     </w:p>
     <w:p>
       <w:pPr>
-        <w:pStyle w:val="Titre1"/>
-      </w:pPr>
-      <w:bookmarkStart w:name="_Toc185448559" w:id="5"/>
-      <w:bookmarkStart w:name="_Toc185448579" w:id="6"/>
-      <w:r>
+        <w:pStyle w:val="Heading1"/>
+      </w:pPr>
+      <w:bookmarkStart w:id="5" w:name="_Toc185448559"/>
+      <w:bookmarkStart w:id="6" w:name="_Toc185448579"/>
+      <w:r>
+        <w:lastRenderedPageBreak/>
         <w:t>S</w:t>
       </w:r>
       <w:r>
@@ -198,7 +205,7 @@
     </w:p>
     <w:p>
       <w:pPr>
-        <w:pStyle w:val="TM1"/>
+        <w:pStyle w:val="TOC1"/>
         <w:tabs>
           <w:tab w:val="right" w:leader="underscore" w:pos="9396"/>
         </w:tabs>
@@ -222,10 +229,10 @@
       <w:r>
         <w:fldChar w:fldCharType="separate"/>
       </w:r>
-      <w:hyperlink w:history="1" w:anchor="_Toc185448557">
-        <w:r>
-          <w:rPr>
-            <w:rStyle w:val="Lienhypertexte"/>
+      <w:hyperlink w:anchor="_Toc185448557" w:history="1">
+        <w:r>
+          <w:rPr>
+            <w:rStyle w:val="Hyperlink"/>
             <w:noProof/>
           </w:rPr>
           <w:t>Dédicaces</w:t>
@@ -282,7 +289,7 @@
     </w:p>
     <w:p>
       <w:pPr>
-        <w:pStyle w:val="TM1"/>
+        <w:pStyle w:val="TOC1"/>
         <w:tabs>
           <w:tab w:val="right" w:leader="underscore" w:pos="9396"/>
         </w:tabs>
@@ -297,10 +304,10 @@
           <w14:ligatures w14:val="standardContextual"/>
         </w:rPr>
       </w:pPr>
-      <w:hyperlink w:history="1" w:anchor="_Toc185448558">
-        <w:r>
-          <w:rPr>
-            <w:rStyle w:val="Lienhypertexte"/>
+      <w:hyperlink w:anchor="_Toc185448558" w:history="1">
+        <w:r>
+          <w:rPr>
+            <w:rStyle w:val="Hyperlink"/>
             <w:noProof/>
           </w:rPr>
           <w:t>Remerciements</w:t>
@@ -357,7 +364,7 @@
     </w:p>
     <w:p>
       <w:pPr>
-        <w:pStyle w:val="TM1"/>
+        <w:pStyle w:val="TOC1"/>
         <w:tabs>
           <w:tab w:val="right" w:leader="underscore" w:pos="9396"/>
         </w:tabs>
@@ -372,10 +379,10 @@
           <w14:ligatures w14:val="standardContextual"/>
         </w:rPr>
       </w:pPr>
-      <w:hyperlink w:history="1" w:anchor="_Toc185448559">
-        <w:r>
-          <w:rPr>
-            <w:rStyle w:val="Lienhypertexte"/>
+      <w:hyperlink w:anchor="_Toc185448559" w:history="1">
+        <w:r>
+          <w:rPr>
+            <w:rStyle w:val="Hyperlink"/>
             <w:noProof/>
           </w:rPr>
           <w:t>Sommaire</w:t>
@@ -432,7 +439,7 @@
     </w:p>
     <w:p>
       <w:pPr>
-        <w:pStyle w:val="TM1"/>
+        <w:pStyle w:val="TOC1"/>
         <w:tabs>
           <w:tab w:val="right" w:leader="underscore" w:pos="9396"/>
         </w:tabs>
@@ -447,10 +454,10 @@
           <w14:ligatures w14:val="standardContextual"/>
         </w:rPr>
       </w:pPr>
-      <w:hyperlink w:history="1" w:anchor="_Toc185448560">
-        <w:r>
-          <w:rPr>
-            <w:rStyle w:val="Lienhypertexte"/>
+      <w:hyperlink w:anchor="_Toc185448560" w:history="1">
+        <w:r>
+          <w:rPr>
+            <w:rStyle w:val="Hyperlink"/>
             <w:noProof/>
           </w:rPr>
           <w:t>Liste des figures</w:t>
@@ -507,7 +514,7 @@
     </w:p>
     <w:p>
       <w:pPr>
-        <w:pStyle w:val="TM1"/>
+        <w:pStyle w:val="TOC1"/>
         <w:tabs>
           <w:tab w:val="right" w:leader="underscore" w:pos="9396"/>
         </w:tabs>
@@ -522,10 +529,10 @@
           <w14:ligatures w14:val="standardContextual"/>
         </w:rPr>
       </w:pPr>
-      <w:hyperlink w:history="1" w:anchor="_Toc185448561">
-        <w:r>
-          <w:rPr>
-            <w:rStyle w:val="Lienhypertexte"/>
+      <w:hyperlink w:anchor="_Toc185448561" w:history="1">
+        <w:r>
+          <w:rPr>
+            <w:rStyle w:val="Hyperlink"/>
             <w:noProof/>
           </w:rPr>
           <w:t>Liste des tableaux</w:t>
@@ -582,7 +589,7 @@
     </w:p>
     <w:p>
       <w:pPr>
-        <w:pStyle w:val="TM1"/>
+        <w:pStyle w:val="TOC1"/>
         <w:tabs>
           <w:tab w:val="right" w:leader="underscore" w:pos="9396"/>
         </w:tabs>
@@ -597,10 +604,10 @@
           <w14:ligatures w14:val="standardContextual"/>
         </w:rPr>
       </w:pPr>
-      <w:hyperlink w:history="1" w:anchor="_Toc185448562">
-        <w:r>
-          <w:rPr>
-            <w:rStyle w:val="Lienhypertexte"/>
+      <w:hyperlink w:anchor="_Toc185448562" w:history="1">
+        <w:r>
+          <w:rPr>
+            <w:rStyle w:val="Hyperlink"/>
             <w:noProof/>
           </w:rPr>
           <w:t>Liste des sigles et des abreviations</w:t>
@@ -657,7 +664,7 @@
     </w:p>
     <w:p>
       <w:pPr>
-        <w:pStyle w:val="TM1"/>
+        <w:pStyle w:val="TOC1"/>
         <w:tabs>
           <w:tab w:val="right" w:leader="underscore" w:pos="9396"/>
         </w:tabs>
@@ -672,10 +679,10 @@
           <w14:ligatures w14:val="standardContextual"/>
         </w:rPr>
       </w:pPr>
-      <w:hyperlink w:history="1" w:anchor="_Toc185448563">
-        <w:r>
-          <w:rPr>
-            <w:rStyle w:val="Lienhypertexte"/>
+      <w:hyperlink w:anchor="_Toc185448563" w:history="1">
+        <w:r>
+          <w:rPr>
+            <w:rStyle w:val="Hyperlink"/>
             <w:noProof/>
           </w:rPr>
           <w:t>Résumé</w:t>
@@ -732,7 +739,7 @@
     </w:p>
     <w:p>
       <w:pPr>
-        <w:pStyle w:val="TM1"/>
+        <w:pStyle w:val="TOC1"/>
         <w:tabs>
           <w:tab w:val="right" w:leader="underscore" w:pos="9396"/>
         </w:tabs>
@@ -747,10 +754,10 @@
           <w14:ligatures w14:val="standardContextual"/>
         </w:rPr>
       </w:pPr>
-      <w:hyperlink w:history="1" w:anchor="_Toc185448564">
-        <w:r>
-          <w:rPr>
-            <w:rStyle w:val="Lienhypertexte"/>
+      <w:hyperlink w:anchor="_Toc185448564" w:history="1">
+        <w:r>
+          <w:rPr>
+            <w:rStyle w:val="Hyperlink"/>
             <w:noProof/>
           </w:rPr>
           <w:t>Abstract</w:t>
@@ -807,7 +814,7 @@
     </w:p>
     <w:p>
       <w:pPr>
-        <w:pStyle w:val="TM1"/>
+        <w:pStyle w:val="TOC1"/>
         <w:tabs>
           <w:tab w:val="right" w:leader="underscore" w:pos="9396"/>
         </w:tabs>
@@ -822,10 +829,10 @@
           <w14:ligatures w14:val="standardContextual"/>
         </w:rPr>
       </w:pPr>
-      <w:hyperlink w:history="1" w:anchor="_Toc185448565">
-        <w:r>
-          <w:rPr>
-            <w:rStyle w:val="Lienhypertexte"/>
+      <w:hyperlink w:anchor="_Toc185448565" w:history="1">
+        <w:r>
+          <w:rPr>
+            <w:rStyle w:val="Hyperlink"/>
             <w:noProof/>
           </w:rPr>
           <w:t>Introduction Générale</w:t>
@@ -882,7 +889,7 @@
     </w:p>
     <w:p>
       <w:pPr>
-        <w:pStyle w:val="TM2"/>
+        <w:pStyle w:val="TOC2"/>
         <w:tabs>
           <w:tab w:val="right" w:leader="underscore" w:pos="9396"/>
         </w:tabs>
@@ -897,10 +904,10 @@
           <w14:ligatures w14:val="standardContextual"/>
         </w:rPr>
       </w:pPr>
-      <w:hyperlink w:history="1" w:anchor="_Toc185448566">
-        <w:r>
-          <w:rPr>
-            <w:rStyle w:val="Lienhypertexte"/>
+      <w:hyperlink w:anchor="_Toc185448566" w:history="1">
+        <w:r>
+          <w:rPr>
+            <w:rStyle w:val="Hyperlink"/>
             <w:noProof/>
           </w:rPr>
           <w:t>1. Chapitre1</w:t>
@@ -957,7 +964,7 @@
     </w:p>
     <w:p>
       <w:pPr>
-        <w:pStyle w:val="TM3"/>
+        <w:pStyle w:val="TOC3"/>
         <w:tabs>
           <w:tab w:val="right" w:leader="underscore" w:pos="9396"/>
         </w:tabs>
@@ -970,10 +977,10 @@
           <w14:ligatures w14:val="standardContextual"/>
         </w:rPr>
       </w:pPr>
-      <w:hyperlink w:history="1" w:anchor="_Toc185448567">
-        <w:r>
-          <w:rPr>
-            <w:rStyle w:val="Lienhypertexte"/>
+      <w:hyperlink w:anchor="_Toc185448567" w:history="1">
+        <w:r>
+          <w:rPr>
+            <w:rStyle w:val="Hyperlink"/>
             <w:noProof/>
           </w:rPr>
           <w:t>1.1. Introduction du chapitre</w:t>
@@ -1030,7 +1037,7 @@
     </w:p>
     <w:p>
       <w:pPr>
-        <w:pStyle w:val="TM3"/>
+        <w:pStyle w:val="TOC3"/>
         <w:tabs>
           <w:tab w:val="right" w:leader="underscore" w:pos="9396"/>
         </w:tabs>
@@ -1043,17 +1050,17 @@
           <w14:ligatures w14:val="standardContextual"/>
         </w:rPr>
       </w:pPr>
-      <w:hyperlink w:history="1" w:anchor="_Toc185448568">
-        <w:r>
-          <w:rPr>
-            <w:rStyle w:val="Lienhypertexte"/>
+      <w:hyperlink w:anchor="_Toc185448568" w:history="1">
+        <w:r>
+          <w:rPr>
+            <w:rStyle w:val="Hyperlink"/>
             <w:noProof/>
           </w:rPr>
           <w:t>1.2. Sous chapitr</w:t>
         </w:r>
         <w:r>
           <w:rPr>
-            <w:rStyle w:val="Lienhypertexte"/>
+            <w:rStyle w:val="Hyperlink"/>
             <w:noProof/>
           </w:rPr>
           <w:t>e</w:t>
@@ -1110,7 +1117,7 @@
     </w:p>
     <w:p>
       <w:pPr>
-        <w:pStyle w:val="TM3"/>
+        <w:pStyle w:val="TOC3"/>
         <w:tabs>
           <w:tab w:val="right" w:leader="underscore" w:pos="9396"/>
         </w:tabs>
@@ -1123,10 +1130,10 @@
           <w14:ligatures w14:val="standardContextual"/>
         </w:rPr>
       </w:pPr>
-      <w:hyperlink w:history="1" w:anchor="_Toc185448569">
-        <w:r>
-          <w:rPr>
-            <w:rStyle w:val="Lienhypertexte"/>
+      <w:hyperlink w:anchor="_Toc185448569" w:history="1">
+        <w:r>
+          <w:rPr>
+            <w:rStyle w:val="Hyperlink"/>
             <w:noProof/>
           </w:rPr>
           <w:t>1.3. Sous chapitre</w:t>
@@ -1183,7 +1190,7 @@
     </w:p>
     <w:p>
       <w:pPr>
-        <w:pStyle w:val="TM3"/>
+        <w:pStyle w:val="TOC3"/>
         <w:tabs>
           <w:tab w:val="right" w:leader="underscore" w:pos="9396"/>
         </w:tabs>
@@ -1196,10 +1203,10 @@
           <w14:ligatures w14:val="standardContextual"/>
         </w:rPr>
       </w:pPr>
-      <w:hyperlink w:history="1" w:anchor="_Toc185448570">
-        <w:r>
-          <w:rPr>
-            <w:rStyle w:val="Lienhypertexte"/>
+      <w:hyperlink w:anchor="_Toc185448570" w:history="1">
+        <w:r>
+          <w:rPr>
+            <w:rStyle w:val="Hyperlink"/>
             <w:noProof/>
           </w:rPr>
           <w:t>1.4. Conclusion du chapitre</w:t>
@@ -1256,7 +1263,7 @@
     </w:p>
     <w:p>
       <w:pPr>
-        <w:pStyle w:val="TM2"/>
+        <w:pStyle w:val="TOC2"/>
         <w:tabs>
           <w:tab w:val="right" w:leader="underscore" w:pos="9396"/>
         </w:tabs>
@@ -1271,10 +1278,10 @@
           <w14:ligatures w14:val="standardContextual"/>
         </w:rPr>
       </w:pPr>
-      <w:hyperlink w:history="1" w:anchor="_Toc185448571">
-        <w:r>
-          <w:rPr>
-            <w:rStyle w:val="Lienhypertexte"/>
+      <w:hyperlink w:anchor="_Toc185448571" w:history="1">
+        <w:r>
+          <w:rPr>
+            <w:rStyle w:val="Hyperlink"/>
             <w:noProof/>
           </w:rPr>
           <w:t>2. Chapitre2</w:t>
@@ -1331,7 +1338,7 @@
     </w:p>
     <w:p>
       <w:pPr>
-        <w:pStyle w:val="TM2"/>
+        <w:pStyle w:val="TOC2"/>
         <w:tabs>
           <w:tab w:val="right" w:leader="underscore" w:pos="9396"/>
         </w:tabs>
@@ -1346,10 +1353,10 @@
           <w14:ligatures w14:val="standardContextual"/>
         </w:rPr>
       </w:pPr>
-      <w:hyperlink w:history="1" w:anchor="_Toc185448572">
-        <w:r>
-          <w:rPr>
-            <w:rStyle w:val="Lienhypertexte"/>
+      <w:hyperlink w:anchor="_Toc185448572" w:history="1">
+        <w:r>
+          <w:rPr>
+            <w:rStyle w:val="Hyperlink"/>
             <w:noProof/>
           </w:rPr>
           <w:t>3. Chapitre3</w:t>
@@ -1406,7 +1413,7 @@
     </w:p>
     <w:p>
       <w:pPr>
-        <w:pStyle w:val="TM1"/>
+        <w:pStyle w:val="TOC1"/>
         <w:tabs>
           <w:tab w:val="right" w:leader="underscore" w:pos="9396"/>
         </w:tabs>
@@ -1421,10 +1428,10 @@
           <w14:ligatures w14:val="standardContextual"/>
         </w:rPr>
       </w:pPr>
-      <w:hyperlink w:history="1" w:anchor="_Toc185448573">
-        <w:r>
-          <w:rPr>
-            <w:rStyle w:val="Lienhypertexte"/>
+      <w:hyperlink w:anchor="_Toc185448573" w:history="1">
+        <w:r>
+          <w:rPr>
+            <w:rStyle w:val="Hyperlink"/>
             <w:noProof/>
           </w:rPr>
           <w:t>Conclusion Générale</w:t>
@@ -1481,7 +1488,7 @@
     </w:p>
     <w:p>
       <w:pPr>
-        <w:pStyle w:val="TM1"/>
+        <w:pStyle w:val="TOC1"/>
         <w:tabs>
           <w:tab w:val="right" w:leader="underscore" w:pos="9396"/>
         </w:tabs>
@@ -1496,10 +1503,10 @@
           <w14:ligatures w14:val="standardContextual"/>
         </w:rPr>
       </w:pPr>
-      <w:hyperlink w:history="1" w:anchor="_Toc185448574">
-        <w:r>
-          <w:rPr>
-            <w:rStyle w:val="Lienhypertexte"/>
+      <w:hyperlink w:anchor="_Toc185448574" w:history="1">
+        <w:r>
+          <w:rPr>
+            <w:rStyle w:val="Hyperlink"/>
             <w:noProof/>
           </w:rPr>
           <w:t>Bibliographie</w:t>
@@ -1556,7 +1563,7 @@
     </w:p>
     <w:p>
       <w:pPr>
-        <w:pStyle w:val="TM1"/>
+        <w:pStyle w:val="TOC1"/>
         <w:tabs>
           <w:tab w:val="right" w:leader="underscore" w:pos="9396"/>
         </w:tabs>
@@ -1571,10 +1578,10 @@
           <w14:ligatures w14:val="standardContextual"/>
         </w:rPr>
       </w:pPr>
-      <w:hyperlink w:history="1" w:anchor="_Toc185448575">
-        <w:r>
-          <w:rPr>
-            <w:rStyle w:val="Lienhypertexte"/>
+      <w:hyperlink w:anchor="_Toc185448575" w:history="1">
+        <w:r>
+          <w:rPr>
+            <w:rStyle w:val="Hyperlink"/>
             <w:noProof/>
           </w:rPr>
           <w:t>Table des matières</w:t>
@@ -1631,7 +1638,7 @@
     </w:p>
     <w:p>
       <w:pPr>
-        <w:pStyle w:val="TM1"/>
+        <w:pStyle w:val="TOC1"/>
         <w:tabs>
           <w:tab w:val="right" w:leader="underscore" w:pos="9396"/>
         </w:tabs>
@@ -1646,10 +1653,10 @@
           <w14:ligatures w14:val="standardContextual"/>
         </w:rPr>
       </w:pPr>
-      <w:hyperlink w:history="1" w:anchor="_Toc185448576">
-        <w:r>
-          <w:rPr>
-            <w:rStyle w:val="Lienhypertexte"/>
+      <w:hyperlink w:anchor="_Toc185448576" w:history="1">
+        <w:r>
+          <w:rPr>
+            <w:rStyle w:val="Hyperlink"/>
             <w:noProof/>
           </w:rPr>
           <w:t>Annexes</w:t>
@@ -1727,11 +1734,12 @@
     </w:p>
     <w:p>
       <w:pPr>
-        <w:pStyle w:val="Titre1"/>
-      </w:pPr>
-      <w:bookmarkStart w:name="_Toc185448560" w:id="7"/>
-      <w:bookmarkStart w:name="_Toc185448580" w:id="8"/>
-      <w:r>
+        <w:pStyle w:val="Heading1"/>
+      </w:pPr>
+      <w:bookmarkStart w:id="7" w:name="_Toc185448560"/>
+      <w:bookmarkStart w:id="8" w:name="_Toc185448580"/>
+      <w:r>
+        <w:lastRenderedPageBreak/>
         <w:t>Liste des figures</w:t>
       </w:r>
       <w:bookmarkEnd w:id="7"/>
@@ -1739,7 +1747,7 @@
     </w:p>
     <w:p>
       <w:pPr>
-        <w:pStyle w:val="Tabledesillustrations"/>
+        <w:pStyle w:val="TableofFigures"/>
         <w:tabs>
           <w:tab w:val="right" w:leader="underscore" w:pos="9396"/>
         </w:tabs>
@@ -1763,17 +1771,17 @@
       <w:r>
         <w:fldChar w:fldCharType="separate"/>
       </w:r>
-      <w:hyperlink w:history="1" w:anchor="_Toc185447588">
-        <w:r>
-          <w:rPr>
-            <w:rStyle w:val="Lienhypertexte"/>
+      <w:hyperlink w:anchor="_Toc185447588" w:history="1">
+        <w:r>
+          <w:rPr>
+            <w:rStyle w:val="Hyperlink"/>
             <w:noProof/>
           </w:rPr>
           <w:t>Figure 1</w:t>
         </w:r>
         <w:r>
           <w:rPr>
-            <w:rStyle w:val="Lienhypertexte"/>
+            <w:rStyle w:val="Hyperlink"/>
             <w:noProof/>
           </w:rPr>
           <w:noBreakHyphen/>
@@ -1831,7 +1839,7 @@
     </w:p>
     <w:p>
       <w:pPr>
-        <w:pStyle w:val="Tabledesillustrations"/>
+        <w:pStyle w:val="TableofFigures"/>
         <w:tabs>
           <w:tab w:val="right" w:leader="underscore" w:pos="9396"/>
         </w:tabs>
@@ -1846,17 +1854,17 @@
           <w14:ligatures w14:val="standardContextual"/>
         </w:rPr>
       </w:pPr>
-      <w:hyperlink w:history="1" w:anchor="_Toc185447589">
-        <w:r>
-          <w:rPr>
-            <w:rStyle w:val="Lienhypertexte"/>
+      <w:hyperlink w:anchor="_Toc185447589" w:history="1">
+        <w:r>
+          <w:rPr>
+            <w:rStyle w:val="Hyperlink"/>
             <w:noProof/>
           </w:rPr>
           <w:t>Figure 1</w:t>
         </w:r>
         <w:r>
           <w:rPr>
-            <w:rStyle w:val="Lienhypertexte"/>
+            <w:rStyle w:val="Hyperlink"/>
             <w:noProof/>
           </w:rPr>
           <w:noBreakHyphen/>
@@ -1914,7 +1922,7 @@
     </w:p>
     <w:p>
       <w:pPr>
-        <w:pStyle w:val="Tabledesillustrations"/>
+        <w:pStyle w:val="TableofFigures"/>
         <w:tabs>
           <w:tab w:val="right" w:leader="underscore" w:pos="9396"/>
         </w:tabs>
@@ -1929,17 +1937,17 @@
           <w14:ligatures w14:val="standardContextual"/>
         </w:rPr>
       </w:pPr>
-      <w:hyperlink w:history="1" w:anchor="_Toc185447590">
-        <w:r>
-          <w:rPr>
-            <w:rStyle w:val="Lienhypertexte"/>
+      <w:hyperlink w:anchor="_Toc185447590" w:history="1">
+        <w:r>
+          <w:rPr>
+            <w:rStyle w:val="Hyperlink"/>
             <w:noProof/>
           </w:rPr>
           <w:t>Figure 1</w:t>
         </w:r>
         <w:r>
           <w:rPr>
-            <w:rStyle w:val="Lienhypertexte"/>
+            <w:rStyle w:val="Hyperlink"/>
             <w:noProof/>
           </w:rPr>
           <w:noBreakHyphen/>
@@ -1997,7 +2005,7 @@
     </w:p>
     <w:p>
       <w:pPr>
-        <w:pStyle w:val="Tabledesillustrations"/>
+        <w:pStyle w:val="TableofFigures"/>
         <w:tabs>
           <w:tab w:val="right" w:leader="underscore" w:pos="9396"/>
         </w:tabs>
@@ -2012,17 +2020,17 @@
           <w14:ligatures w14:val="standardContextual"/>
         </w:rPr>
       </w:pPr>
-      <w:hyperlink w:history="1" w:anchor="_Toc185447591">
-        <w:r>
-          <w:rPr>
-            <w:rStyle w:val="Lienhypertexte"/>
+      <w:hyperlink w:anchor="_Toc185447591" w:history="1">
+        <w:r>
+          <w:rPr>
+            <w:rStyle w:val="Hyperlink"/>
             <w:noProof/>
           </w:rPr>
           <w:t>Figure 3</w:t>
         </w:r>
         <w:r>
           <w:rPr>
-            <w:rStyle w:val="Lienhypertexte"/>
+            <w:rStyle w:val="Hyperlink"/>
             <w:noProof/>
           </w:rPr>
           <w:noBreakHyphen/>
@@ -2101,11 +2109,12 @@
     </w:p>
     <w:p>
       <w:pPr>
-        <w:pStyle w:val="Titre1"/>
-      </w:pPr>
-      <w:bookmarkStart w:name="_Toc185448561" w:id="9"/>
-      <w:bookmarkStart w:name="_Toc185448581" w:id="10"/>
-      <w:r>
+        <w:pStyle w:val="Heading1"/>
+      </w:pPr>
+      <w:bookmarkStart w:id="9" w:name="_Toc185448561"/>
+      <w:bookmarkStart w:id="10" w:name="_Toc185448581"/>
+      <w:r>
+        <w:lastRenderedPageBreak/>
         <w:t>Liste des tableaux</w:t>
       </w:r>
       <w:bookmarkEnd w:id="9"/>
@@ -2113,7 +2122,7 @@
     </w:p>
     <w:p>
       <w:pPr>
-        <w:pStyle w:val="Tabledesillustrations"/>
+        <w:pStyle w:val="TableofFigures"/>
         <w:tabs>
           <w:tab w:val="right" w:leader="underscore" w:pos="9396"/>
         </w:tabs>
@@ -2137,10 +2146,10 @@
       <w:r>
         <w:fldChar w:fldCharType="separate"/>
       </w:r>
-      <w:hyperlink w:history="1" w:anchor="_Toc185448215">
-        <w:r>
-          <w:rPr>
-            <w:rStyle w:val="Lienhypertexte"/>
+      <w:hyperlink w:anchor="_Toc185448215" w:history="1">
+        <w:r>
+          <w:rPr>
+            <w:rStyle w:val="Hyperlink"/>
             <w:noProof/>
           </w:rPr>
           <w:t>Table 1:Tableau3</w:t>
@@ -2197,7 +2206,7 @@
     </w:p>
     <w:p>
       <w:pPr>
-        <w:pStyle w:val="Tabledesillustrations"/>
+        <w:pStyle w:val="TableofFigures"/>
         <w:tabs>
           <w:tab w:val="right" w:leader="underscore" w:pos="9396"/>
         </w:tabs>
@@ -2212,10 +2221,10 @@
           <w14:ligatures w14:val="standardContextual"/>
         </w:rPr>
       </w:pPr>
-      <w:hyperlink w:history="1" w:anchor="_Toc185448216">
-        <w:r>
-          <w:rPr>
-            <w:rStyle w:val="Lienhypertexte"/>
+      <w:hyperlink w:anchor="_Toc185448216" w:history="1">
+        <w:r>
+          <w:rPr>
+            <w:rStyle w:val="Hyperlink"/>
             <w:noProof/>
           </w:rPr>
           <w:t>Table 2:Tableau 1</w:t>
@@ -2272,7 +2281,7 @@
     </w:p>
     <w:p>
       <w:pPr>
-        <w:pStyle w:val="Tabledesillustrations"/>
+        <w:pStyle w:val="TableofFigures"/>
         <w:tabs>
           <w:tab w:val="right" w:leader="underscore" w:pos="9396"/>
         </w:tabs>
@@ -2287,10 +2296,10 @@
           <w14:ligatures w14:val="standardContextual"/>
         </w:rPr>
       </w:pPr>
-      <w:hyperlink w:history="1" w:anchor="_Toc185448217">
-        <w:r>
-          <w:rPr>
-            <w:rStyle w:val="Lienhypertexte"/>
+      <w:hyperlink w:anchor="_Toc185448217" w:history="1">
+        <w:r>
+          <w:rPr>
+            <w:rStyle w:val="Hyperlink"/>
             <w:noProof/>
           </w:rPr>
           <w:t>Table 3:Tableau2</w:t>
@@ -2368,17 +2377,18 @@
     </w:p>
     <w:p>
       <w:pPr>
-        <w:pStyle w:val="Titre1"/>
-        <w:rPr>
-          <w:lang w:val="fr-FR"/>
-        </w:rPr>
-      </w:pPr>
-      <w:bookmarkStart w:name="_Toc185448562" w:id="11"/>
-      <w:bookmarkStart w:name="_Toc185448582" w:id="12"/>
-      <w:r>
-        <w:rPr>
-          <w:lang w:val="fr-FR"/>
-        </w:rPr>
+        <w:pStyle w:val="Heading1"/>
+        <w:rPr>
+          <w:lang w:val="fr-FR"/>
+        </w:rPr>
+      </w:pPr>
+      <w:bookmarkStart w:id="11" w:name="_Toc185448562"/>
+      <w:bookmarkStart w:id="12" w:name="_Toc185448582"/>
+      <w:r>
+        <w:rPr>
+          <w:lang w:val="fr-FR"/>
+        </w:rPr>
+        <w:lastRenderedPageBreak/>
         <w:t>Liste des sigles</w:t>
       </w:r>
       <w:r>
@@ -2412,11 +2422,12 @@
     </w:p>
     <w:p>
       <w:pPr>
-        <w:pStyle w:val="Titre1"/>
-      </w:pPr>
-      <w:bookmarkStart w:name="_Toc185448563" w:id="13"/>
-      <w:bookmarkStart w:name="_Toc185448583" w:id="14"/>
-      <w:r>
+        <w:pStyle w:val="Heading1"/>
+      </w:pPr>
+      <w:bookmarkStart w:id="13" w:name="_Toc185448563"/>
+      <w:bookmarkStart w:id="14" w:name="_Toc185448583"/>
+      <w:r>
+        <w:lastRenderedPageBreak/>
         <w:t>Résumé</w:t>
       </w:r>
       <w:bookmarkEnd w:id="13"/>
@@ -2440,11 +2451,12 @@
     </w:p>
     <w:p>
       <w:pPr>
-        <w:pStyle w:val="Titre1"/>
-      </w:pPr>
-      <w:bookmarkStart w:name="_Toc185448564" w:id="15"/>
-      <w:bookmarkStart w:name="_Toc185448584" w:id="16"/>
-      <w:r>
+        <w:pStyle w:val="Heading1"/>
+      </w:pPr>
+      <w:bookmarkStart w:id="15" w:name="_Toc185448564"/>
+      <w:bookmarkStart w:id="16" w:name="_Toc185448584"/>
+      <w:r>
+        <w:lastRenderedPageBreak/>
         <w:t>Abstract</w:t>
       </w:r>
       <w:bookmarkEnd w:id="15"/>
@@ -2452,11 +2464,11 @@
     </w:p>
     <w:p>
       <w:pPr>
-        <w:pStyle w:val="Titre1"/>
+        <w:pStyle w:val="Heading1"/>
         <w:sectPr>
-          <w:headerReference w:type="default" r:id="rId9"/>
-          <w:footerReference w:type="default" r:id="rId10"/>
-          <w:pgSz w:w="12240" w:h="15840" w:orient="portrait"/>
+          <w:headerReference w:type="default" r:id="rId11"/>
+          <w:footerReference w:type="default" r:id="rId12"/>
+          <w:pgSz w:w="12240" w:h="15840"/>
           <w:pgMar w:top="1417" w:right="1417" w:bottom="1417" w:left="1417" w:header="708" w:footer="708" w:gutter="0"/>
           <w:pgNumType w:fmt="lowerRoman" w:start="2"/>
           <w:cols w:space="708"/>
@@ -2466,11 +2478,12 @@
     </w:p>
     <w:p>
       <w:pPr>
-        <w:pStyle w:val="Titre1"/>
-      </w:pPr>
-      <w:bookmarkStart w:name="_Toc185448565" w:id="17"/>
-      <w:bookmarkStart w:name="_Toc185448585" w:id="18"/>
-      <w:r>
+        <w:pStyle w:val="Heading1"/>
+      </w:pPr>
+      <w:bookmarkStart w:id="17" w:name="_Toc185448565"/>
+      <w:bookmarkStart w:id="18" w:name="_Toc185448585"/>
+      <w:r>
+        <w:lastRenderedPageBreak/>
         <w:t>Int</w:t>
       </w:r>
       <w:r>
@@ -2485,49 +2498,144 @@
       <w:bookmarkEnd w:id="17"/>
       <w:bookmarkEnd w:id="18"/>
     </w:p>
-    <w:p>
-      <w:r>
+    <w:p/>
+    <w:p>
+      <w:pPr>
+        <w:rPr>
+          <w:b/>
+        </w:rPr>
+      </w:pPr>
+      <w:proofErr w:type="spellStart"/>
+      <w:r>
+        <w:rPr>
+          <w:b/>
+        </w:rPr>
         <w:t>Contexte</w:t>
       </w:r>
-    </w:p>
-    <w:p>
-      <w:pPr>
-        <w:rPr>
-          <w:lang w:val="fr-FR"/>
-        </w:rPr>
-      </w:pPr>
-      <w:r>
-        <w:rPr>
-          <w:lang w:val="fr-FR"/>
-        </w:rPr>
-        <w:t>Les maladies pulmonaires, comme la pneumonie, la tuberculose ou encore la COVID-19, touchent chaque année des millions de personnes à travers le monde. Ces maladies représentent une menace importante, particulièrement dans les régions où les infrastructures médicales et les spécialistes sont limités. Les radiographies thoraciques, bien qu’accessibles et largement utilisées, nécessitent l’interprétation de radiologues expérimentés pour identifier les signes de maladies. Cependant, dans de nombreuses régions, cette expertise est soit insuffisante, soit difficilement accessible.</w:t>
-      </w:r>
-    </w:p>
-    <w:p>
-      <w:pPr>
-        <w:rPr>
-          <w:lang w:val="fr-FR"/>
-        </w:rPr>
-      </w:pPr>
-      <w:r>
-        <w:rPr>
-          <w:lang w:val="fr-FR"/>
-        </w:rPr>
-        <w:t>Face à ces défis, l’intelligence artificielle (IA) offre de nouvelles opportunités. En particulier, les réseaux de neurones convolutionnels (CNN), qui sont conçus pour analyser et reconnaître des motifs complexes dans des images, se révèlent très performants dans le domaine médical. Ces modèles permettent non seulement de détecter des anomalies invisibles à l’œil humain, mais aussi d’accélérer le processus de diagnostic et de réduire les marges d’erreur.</w:t>
-      </w:r>
-    </w:p>
-    <w:p>
-      <w:pPr>
-        <w:rPr>
-          <w:lang w:val="fr-FR"/>
-        </w:rPr>
-      </w:pPr>
-      <w:r>
-        <w:rPr>
-          <w:lang w:val="fr-FR"/>
-        </w:rPr>
-        <w:t>Cette recherche s’inscrit donc dans un contexte où la demande pour des outils de diagnostic fiables et automatisés est en pleine expansion, notamment pour améliorer l’accès aux soins et la précision des diagnostics dans des zones sous-dotées en personnel médical.</w:t>
-      </w:r>
+      <w:proofErr w:type="spellEnd"/>
+    </w:p>
+    <w:p>
+      <w:pPr>
+        <w:rPr>
+          <w:lang w:val="fr-FR"/>
+        </w:rPr>
+      </w:pPr>
+      <w:r>
+        <w:rPr>
+          <w:lang w:val="fr-FR"/>
+        </w:rPr>
+        <w:t>Chaque année, des millions de personnes meurent de maladies pulmonaires dont le diagnostic aurait pu être posé plus tôt. En 2023, la tuberculose a tué 1,25 million de personnes — pour 10,8 millions de nouveaux cas recensés dans le monde (OMS, 2024a) — tandis que la pneumonie emportait 610 000 enfants de moins de cinq ans, dont plus de la moitié en Afrique subsaharienne (OMS, 2024b). Ces données ne sont pas des abstractions statistiques : elles traduisent une réalité clinique brutale, celle de systèmes de santé débordés, souvent incapables d'assurer un dépistage précoce dans des délais compatibles avec une prise en charge efficace. La pandémie de COVID-19 n'a fait qu'accentuer cette fragilité, révélant à quel point les infrastructures diagnostiques restent insuffisantes là où le besoin est le plus urgent.</w:t>
+      </w:r>
+    </w:p>
+    <w:p>
+      <w:pPr>
+        <w:rPr>
+          <w:lang w:val="fr-FR"/>
+        </w:rPr>
+      </w:pPr>
+    </w:p>
+    <w:p>
+      <w:pPr>
+        <w:rPr>
+          <w:lang w:val="fr-FR"/>
+        </w:rPr>
+      </w:pPr>
+      <w:r>
+        <w:rPr>
+          <w:lang w:val="fr-FR"/>
+        </w:rPr>
+        <w:t>La radiographie thoracique est, dans ce tableau, l'outil de premier recours. Accessible, relativement peu coûteuse, elle permet de visualiser les anomalies parenchymateuses caractéristiques de la plupart des affections pulmonaires — et c'est précisément ce qui en fait une ressource précieuse dans les environnements à faibles ressources. Mais son utilité se heurte à une contrainte difficilement contournable : l'interprétation d'un cliché exige un radiologue qualifié. Or, en Afrique subsaharienne, on compte à peine 0,9 radiologue par million d'habitants, contre 47 à 110 en Europe (Auteurs à confirmer, 2023) [À VALIDER — référence [10]]. De fait, les images s'accumulent, les rapports tardent, et des patients attendent un diagnostic que personne n'est disponible pour formuler.</w:t>
+      </w:r>
+    </w:p>
+    <w:p>
+      <w:pPr>
+        <w:rPr>
+          <w:lang w:val="fr-FR"/>
+        </w:rPr>
+      </w:pPr>
+    </w:p>
+    <w:p>
+      <w:pPr>
+        <w:rPr>
+          <w:lang w:val="fr-FR"/>
+        </w:rPr>
+      </w:pPr>
+      <w:r>
+        <w:rPr>
+          <w:lang w:val="fr-FR"/>
+        </w:rPr>
+        <w:t xml:space="preserve">C'est face à ce goulot d'étranglement que l'intelligence artificielle — les réseaux de neurones </w:t>
+      </w:r>
+      <w:proofErr w:type="spellStart"/>
+      <w:r>
+        <w:rPr>
+          <w:lang w:val="fr-FR"/>
+        </w:rPr>
+        <w:t>convolutionnels</w:t>
+      </w:r>
+      <w:proofErr w:type="spellEnd"/>
+      <w:r>
+        <w:rPr>
+          <w:lang w:val="fr-FR"/>
+        </w:rPr>
+        <w:t xml:space="preserve"> (CNN) en particulier — a commencé à s'imposer comme une réponse plausible, sinon incontournable. </w:t>
+      </w:r>
+      <w:proofErr w:type="spellStart"/>
+      <w:r>
+        <w:rPr>
+          <w:lang w:val="fr-FR"/>
+        </w:rPr>
+        <w:t>LeCun</w:t>
+      </w:r>
+      <w:proofErr w:type="spellEnd"/>
+      <w:r>
+        <w:rPr>
+          <w:lang w:val="fr-FR"/>
+        </w:rPr>
+        <w:t xml:space="preserve"> et al. (2015) ont montré que ces architectures sont capables d'extraire, directement depuis les pixels, des représentations hiérarchiques que nul ingénieur n'aurait su formaliser à la main. Quelques années plus tard, </w:t>
+      </w:r>
+      <w:proofErr w:type="spellStart"/>
+      <w:r>
+        <w:rPr>
+          <w:lang w:val="fr-FR"/>
+        </w:rPr>
+        <w:t>Rajpurkar</w:t>
+      </w:r>
+      <w:proofErr w:type="spellEnd"/>
+      <w:r>
+        <w:rPr>
+          <w:lang w:val="fr-FR"/>
+        </w:rPr>
+        <w:t xml:space="preserve"> et al. (2017) franchissaient un seuil symbolique avec </w:t>
+      </w:r>
+      <w:proofErr w:type="spellStart"/>
+      <w:r>
+        <w:rPr>
+          <w:lang w:val="fr-FR"/>
+        </w:rPr>
+        <w:t>CheXNet</w:t>
+      </w:r>
+      <w:proofErr w:type="spellEnd"/>
+      <w:r>
+        <w:rPr>
+          <w:lang w:val="fr-FR"/>
+        </w:rPr>
+        <w:t xml:space="preserve"> : ce modèle fondé </w:t>
+      </w:r>
+      <w:r>
+        <w:rPr>
+          <w:lang w:val="fr-FR"/>
+        </w:rPr>
+        <w:lastRenderedPageBreak/>
+        <w:t>sur l'architecture DenseNet-121, entraîné sur plus de 100 000 radiographies, surpassait en score F1 la performance diagnostique moyenne de quatre radiologues humains sur la détection de pneumonie. Ces avancées soulèvent cependant autant de questions qu'elles n'en résolvent.</w:t>
+      </w:r>
+    </w:p>
+    <w:p>
+      <w:pPr>
+        <w:rPr>
+          <w:lang w:val="fr-FR"/>
+        </w:rPr>
+      </w:pPr>
     </w:p>
     <w:p>
       <w:pPr>
@@ -2552,658 +2660,271 @@
         <w:rPr>
           <w:lang w:val="fr-FR"/>
         </w:rPr>
-        <w:t>Les maladies pulmonaires constituent un enjeu majeur de santé publique, particulièrement dans les pays en développement où les ressources médicales sont souvent limitées. Bien que les radiographies thoraciques soient largement utilisées pour le diagnostic de ces pathologies, leur interprétation repose sur l'expertise de radiologues qualifiés, une ressource rare dans de nombreuses régions. Ce manque de personnel spécialisé entraîne des retards dans les diagnostics, une augmentation des erreurs médicales et une prise en charge tardive des patients, aggravant ainsi les taux de morbidité et de mortalité.</w:t>
-      </w:r>
-    </w:p>
-    <w:p>
-      <w:pPr>
-        <w:rPr>
-          <w:lang w:val="fr-FR"/>
-        </w:rPr>
-      </w:pPr>
-      <w:r>
-        <w:rPr>
-          <w:lang w:val="fr-FR"/>
-        </w:rPr>
-        <w:t>Avec les progrès rapides de l’intelligence artificielle, notamment des réseaux de neurones convolutionnels (CNN), il devient possible d’automatiser et d’accélérer le diagnostic des maladies pulmonaires à partir d’images radiographiques. Cependant, plusieurs défis subsistent :</w:t>
-      </w:r>
-    </w:p>
-    <w:p>
-      <w:pPr>
-        <w:numPr>
-          <w:ilvl w:val="0"/>
-          <w:numId w:val="4"/>
-        </w:numPr>
-        <w:rPr>
-          <w:lang w:val="fr-FR"/>
-        </w:rPr>
-      </w:pPr>
-      <w:r>
-        <w:rPr>
-          <w:lang w:val="fr-FR"/>
-        </w:rPr>
-        <w:t>Quelle est la fiabilité des CNN dans un contexte clinique réel, où les données sont souvent bruitées ou incomplètes ?</w:t>
-      </w:r>
-    </w:p>
-    <w:p>
-      <w:pPr>
-        <w:numPr>
-          <w:ilvl w:val="0"/>
-          <w:numId w:val="4"/>
-        </w:numPr>
-        <w:rPr>
-          <w:lang w:val="fr-FR"/>
-        </w:rPr>
-      </w:pPr>
-      <w:r>
-        <w:rPr>
-          <w:lang w:val="fr-FR"/>
-        </w:rPr>
-        <w:t>Comment assurer l’adaptabilité des modèles IA à des populations diversifiées et des équipements variés ?</w:t>
-      </w:r>
-    </w:p>
-    <w:p>
-      <w:pPr>
-        <w:numPr>
-          <w:ilvl w:val="0"/>
-          <w:numId w:val="4"/>
-        </w:numPr>
-        <w:rPr>
-          <w:lang w:val="fr-FR"/>
-        </w:rPr>
-      </w:pPr>
-      <w:r>
-        <w:rPr>
-          <w:lang w:val="fr-FR"/>
-        </w:rPr>
-        <w:t>Quels seraient les impacts éthiques, pratiques et organisationnels de l’intégration de ces technologies dans les systèmes de santé ?</w:t>
-      </w:r>
-    </w:p>
-    <w:p>
-      <w:pPr>
-        <w:rPr>
-          <w:lang w:val="fr-FR"/>
-        </w:rPr>
-      </w:pPr>
-      <w:r>
-        <w:rPr>
-          <w:lang w:val="fr-FR"/>
-        </w:rPr>
-        <w:t xml:space="preserve">Dès lors, la problématique centrale est la suivante : </w:t>
-      </w:r>
-      <w:r>
+        <w:t>Les résultats obtenus en laboratoire sont convaincants. Ils ne règlent pas pour autant les questions que pose le passage à la pratique clinique. Entraîner un CNN performant requiert des corpus d'images annotées par des experts — une ressource rare, longue à constituer et rarement disponible dans les contextes où le besoin diagnostique est le plus pressant. La transférabilité des modèles pose un problème distinct : un algorithme calibré sur la population nord-américaine ou européenne peut se comporter différemment face à des radiographies issues d'équipements moins récents ou de profils épidémiologiques différents. Et derrière ces difficultés techniques se profile une question plus fondamentale, celle de la lisibilité des décisions automatiques : dans un domaine où une erreur peut engager la vie d'un patient, l'opacité d'un réseau de neurones n'est pas anodine.</w:t>
+      </w:r>
+    </w:p>
+    <w:p>
+      <w:pPr>
+        <w:rPr>
+          <w:lang w:val="fr-FR"/>
+        </w:rPr>
+      </w:pPr>
+    </w:p>
+    <w:p>
+      <w:pPr>
+        <w:rPr>
+          <w:lang w:val="fr-FR"/>
+        </w:rPr>
+      </w:pPr>
+      <w:r>
+        <w:rPr>
+          <w:lang w:val="fr-FR"/>
+        </w:rPr>
+        <w:t xml:space="preserve">Ces tensions — entre performance algorithmique et validité clinique, entre passage à l'échelle et équité, entre automatisation et responsabilité médicale — dessinent la problématique qui structure ce travail : comment développer et évaluer un modèle de réseau de neurones </w:t>
+      </w:r>
+      <w:proofErr w:type="spellStart"/>
+      <w:r>
+        <w:rPr>
+          <w:lang w:val="fr-FR"/>
+        </w:rPr>
+        <w:t>convolutionnels</w:t>
+      </w:r>
+      <w:proofErr w:type="spellEnd"/>
+      <w:r>
+        <w:rPr>
+          <w:lang w:val="fr-FR"/>
+        </w:rPr>
+        <w:t xml:space="preserve"> capable de détecter efficacement et de manière fiable les maladies pulmonaires à partir d'images radiographiques, tout en répondant aux contraintes cliniques et éthiques du domaine médical ?</w:t>
+      </w:r>
+    </w:p>
+    <w:p>
+      <w:pPr>
+        <w:rPr>
+          <w:lang w:val="fr-FR"/>
+        </w:rPr>
+      </w:pPr>
+    </w:p>
+    <w:p>
+      <w:pPr>
+        <w:rPr>
+          <w:lang w:val="fr-FR"/>
+        </w:rPr>
+      </w:pPr>
+      <w:r>
+        <w:rPr>
+          <w:lang w:val="fr-FR"/>
+        </w:rPr>
+        <w:t>Hypothèse</w:t>
+      </w:r>
+    </w:p>
+    <w:p>
+      <w:pPr>
+        <w:rPr>
+          <w:lang w:val="fr-FR"/>
+        </w:rPr>
+      </w:pPr>
+      <w:r>
+        <w:rPr>
+          <w:lang w:val="fr-FR"/>
+        </w:rPr>
+        <w:t xml:space="preserve">Nous faisons l'hypothèse qu'un CNN correctement dimensionné et entraîné sur un jeu de données suffisamment diversifié peut atteindre — voire dépasser — les performances diagnostiques de radiologues humains pour la détection des maladies pulmonaires à partir de radiographies thoraciques. Cette position n'est pas spéculative : elle s'ancre dans les preuves empiriques apportées par </w:t>
+      </w:r>
+      <w:proofErr w:type="spellStart"/>
+      <w:r>
+        <w:rPr>
+          <w:lang w:val="fr-FR"/>
+        </w:rPr>
+        <w:t>Rajpurkar</w:t>
+      </w:r>
+      <w:proofErr w:type="spellEnd"/>
+      <w:r>
+        <w:rPr>
+          <w:lang w:val="fr-FR"/>
+        </w:rPr>
+        <w:t xml:space="preserve"> et al. (2017), dont les résultats constituent, </w:t>
+      </w:r>
+      <w:r>
+        <w:rPr>
+          <w:lang w:val="fr-FR"/>
+        </w:rPr>
+        <w:lastRenderedPageBreak/>
+        <w:t>pour ce travail, à la fois un point de départ et un étalon de comparaison. C'est cette hypothèse que les chapitres suivants s'attacheront à éprouver, à travers des métriques standardisées et une comparaison rigoureuse avec l'état de l'art. C'est à cette vérification que les objectifs suivants sont consacrés.</w:t>
+      </w:r>
+    </w:p>
+    <w:p>
+      <w:pPr>
+        <w:rPr>
+          <w:lang w:val="fr-FR"/>
+        </w:rPr>
+      </w:pPr>
+    </w:p>
+    <w:p>
+      <w:pPr>
         <w:rPr>
           <w:b/>
-          <w:bCs/>
-          <w:lang w:val="fr-FR"/>
-        </w:rPr>
-        <w:t>comment développer et évaluer un modèle de réseau de neurones convolutionnels capable de détecter efficacement et de manière fiable les maladies pulmonaires à partir d’images radiographiques, tout en répondant aux contraintes cliniques et éthiques du domaine médical ?</w:t>
-      </w:r>
-    </w:p>
-    <w:p>
-      <w:pPr>
-        <w:rPr>
-          <w:lang w:val="fr-FR"/>
-        </w:rPr>
-      </w:pPr>
-    </w:p>
-    <w:p>
-      <w:pPr>
-        <w:rPr>
-          <w:lang w:val="fr-FR"/>
-        </w:rPr>
-      </w:pPr>
-      <w:r>
-        <w:rPr>
-          <w:lang w:val="fr-FR"/>
-        </w:rPr>
-        <w:t>Hypothèse</w:t>
-      </w:r>
-    </w:p>
-    <w:p>
-      <w:pPr>
-        <w:rPr>
-          <w:lang w:val="fr-FR"/>
-        </w:rPr>
-      </w:pPr>
-      <w:r>
-        <w:rPr>
-          <w:lang w:val="fr-FR"/>
-        </w:rPr>
-        <w:t>Nous émettons l’hypothèse qu’un réseau de neurones convolutionnels correctement conçu et entraîné sur un ensemble de données diversifié peut offrir une précision comparable, voire supérieure, à celle des radiologues humains pour la détection des maladies pulmonaires à partir d’images radiographiques. Cela permettrait de combler les lacunes en matière de diagnostic dans les zones à faible disponibilité de personnel médical qualifié.</w:t>
-      </w:r>
-    </w:p>
-    <w:p>
-      <w:pPr>
-        <w:rPr>
-          <w:lang w:val="fr-FR"/>
-        </w:rPr>
-      </w:pPr>
-      <w:r>
-        <w:rPr>
-          <w:lang w:val="fr-FR"/>
-        </w:rPr>
-        <w:t>But</w:t>
-      </w:r>
-    </w:p>
-    <w:p>
-      <w:pPr>
-        <w:rPr>
-          <w:lang w:val="fr-FR"/>
-        </w:rPr>
-      </w:pPr>
-      <w:r>
-        <w:rPr>
-          <w:lang w:val="fr-FR"/>
-        </w:rPr>
-        <w:t>Le but de ce mémoire est de concevoir et d’évaluer un modèle basé sur les réseaux de neurones convolutionnels pour détecter automatiquement les maladies pulmonaires à partir d’images radiographiques, afin de contribuer à l’amélioration des soins de santé dans des contextes où les ressources sont limitées.</w:t>
-      </w:r>
-    </w:p>
-    <w:p>
-      <w:r>
-        <w:t>Objectif</w:t>
-      </w:r>
-    </w:p>
-    <w:p>
-      <w:pPr>
-        <w:numPr>
-          <w:ilvl w:val="0"/>
-          <w:numId w:val="5"/>
-        </w:numPr>
-        <w:jc w:val="left"/>
-        <w:rPr>
           <w:lang w:val="fr-FR"/>
         </w:rPr>
       </w:pPr>
       <w:r>
         <w:rPr>
           <w:b/>
-          <w:bCs/>
-          <w:lang w:val="fr-FR"/>
-        </w:rPr>
-        <w:t>Objectif</w:t>
-      </w:r>
-      <w:r>
-        <w:rPr>
-          <w:b/>
-          <w:bCs/>
-          <w:lang w:val="fr-FR"/>
-        </w:rPr>
-        <w:t xml:space="preserve"> principal</w:t>
-      </w:r>
-      <w:r>
-        <w:rPr>
-          <w:lang w:val="fr-FR"/>
-        </w:rPr>
-        <w:t xml:space="preserve"> :</w:t>
-      </w:r>
-      <w:r>
-        <w:rPr>
-          <w:lang w:val="fr-FR"/>
-        </w:rPr>
-        <w:br/>
-      </w:r>
-      <w:r>
-        <w:rPr>
-          <w:lang w:val="fr-FR"/>
-        </w:rPr>
-        <w:t>Développer un modèle d’apprentissage profond utilisant les CNN pour identifier et classifier les maladies pulmonaires sur la base des radiographies thoraciques.</w:t>
-      </w:r>
-    </w:p>
-    <w:p>
-      <w:pPr>
-        <w:numPr>
-          <w:ilvl w:val="0"/>
-          <w:numId w:val="5"/>
-        </w:numPr>
-        <w:rPr>
-          <w:lang w:val="fr-FR"/>
-        </w:rPr>
-      </w:pPr>
-      <w:r>
-        <w:rPr>
-          <w:b/>
-          <w:bCs/>
-          <w:lang w:val="fr-FR"/>
-        </w:rPr>
-        <w:t>Objectifs spécifiques</w:t>
-      </w:r>
-      <w:r>
-        <w:rPr>
-          <w:lang w:val="fr-FR"/>
-        </w:rPr>
-        <w:t xml:space="preserve"> :</w:t>
-      </w:r>
-    </w:p>
-    <w:p>
-      <w:pPr>
-        <w:numPr>
-          <w:ilvl w:val="1"/>
-          <w:numId w:val="5"/>
-        </w:numPr>
-        <w:rPr>
-          <w:lang w:val="fr-FR"/>
-        </w:rPr>
-      </w:pPr>
-      <w:r>
-        <w:rPr>
-          <w:lang w:val="fr-FR"/>
-        </w:rPr>
-        <w:t>Collecter et prétraiter un ensemble de données d’images radiographiques pour entraîner le modèle.</w:t>
-      </w:r>
-    </w:p>
-    <w:p>
-      <w:pPr>
-        <w:numPr>
-          <w:ilvl w:val="1"/>
-          <w:numId w:val="5"/>
-        </w:numPr>
-        <w:rPr>
-          <w:lang w:val="fr-FR"/>
-        </w:rPr>
-      </w:pPr>
-      <w:r>
-        <w:rPr>
-          <w:lang w:val="fr-FR"/>
-        </w:rPr>
-        <w:t>Concevoir et optimiser l’architecture du réseau de neurones pour maximiser sa précision et sa robustesse.</w:t>
-      </w:r>
-    </w:p>
-    <w:p>
-      <w:pPr>
-        <w:numPr>
-          <w:ilvl w:val="1"/>
-          <w:numId w:val="5"/>
-        </w:numPr>
-        <w:rPr>
-          <w:lang w:val="fr-FR"/>
-        </w:rPr>
-      </w:pPr>
-      <w:r>
-        <w:rPr>
-          <w:lang w:val="fr-FR"/>
-        </w:rPr>
-        <w:t>Évaluer les performances du modèle en utilisant des métriques standards (précision, rappel, F1-score, etc.).</w:t>
-      </w:r>
-    </w:p>
-    <w:p>
-      <w:pPr>
-        <w:numPr>
-          <w:ilvl w:val="1"/>
-          <w:numId w:val="5"/>
-        </w:numPr>
-        <w:rPr>
-          <w:lang w:val="fr-FR"/>
-        </w:rPr>
-      </w:pPr>
-      <w:r>
-        <w:rPr>
-          <w:lang w:val="fr-FR"/>
-        </w:rPr>
-        <w:t>Comparer les résultats obtenus avec ceux d'experts humains et d'autres approches automatiques existantes.</w:t>
-      </w:r>
-    </w:p>
-    <w:p>
-      <w:pPr>
-        <w:numPr>
-          <w:ilvl w:val="1"/>
-          <w:numId w:val="5"/>
-        </w:numPr>
-        <w:rPr>
-          <w:lang w:val="fr-FR"/>
-        </w:rPr>
-      </w:pPr>
-      <w:r>
-        <w:rPr>
-          <w:lang w:val="fr-FR"/>
-        </w:rPr>
-        <w:t>Identifier les limites et proposer des recommandations pour une application clinique réelle.</w:t>
-      </w:r>
-    </w:p>
-    <w:p>
-      <w:pPr>
-        <w:rPr>
-          <w:lang w:val="fr-FR"/>
-        </w:rPr>
-      </w:pPr>
-    </w:p>
-    <w:p>
-      <w:pPr>
-        <w:rPr>
-          <w:lang w:val="fr-FR"/>
-        </w:rPr>
-      </w:pPr>
-      <w:r>
-        <w:rPr>
-          <w:lang w:val="fr-FR"/>
-        </w:rPr>
-        <w:t>Demarche/M</w:t>
-      </w:r>
-      <w:r>
-        <w:rPr>
-          <w:lang w:val="fr-FR"/>
-        </w:rPr>
-        <w:t>é</w:t>
-      </w:r>
-      <w:r>
-        <w:rPr>
-          <w:lang w:val="fr-FR"/>
-        </w:rPr>
-        <w:t>thodologie</w:t>
-      </w:r>
-    </w:p>
-    <w:p>
-      <w:pPr>
-        <w:rPr>
-          <w:lang w:val="fr-FR"/>
-        </w:rPr>
-      </w:pPr>
-      <w:r>
-        <w:rPr>
-          <w:lang w:val="fr-FR"/>
-        </w:rPr>
-        <w:t>Pour atteindre les objectifs fixés, les étapes suivantes seront suivies :</w:t>
-      </w:r>
-    </w:p>
-    <w:p>
-      <w:pPr>
-        <w:ind w:left="360"/>
-        <w:rPr>
-          <w:lang w:val="fr-FR"/>
-        </w:rPr>
-      </w:pPr>
-      <w:r>
-        <w:rPr>
-          <w:b/>
-          <w:bCs/>
-          <w:lang w:val="fr-FR"/>
-        </w:rPr>
-        <w:t>Collecte de données</w:t>
-      </w:r>
-      <w:r>
-        <w:rPr>
-          <w:lang w:val="fr-FR"/>
-        </w:rPr>
-        <w:t xml:space="preserve"> : Compilation d’un ensemble de données d’images radiographiques, issues de bases publiques (par ex. ChestX-ray14, COVIDx).</w:t>
-      </w:r>
-    </w:p>
-    <w:p>
-      <w:pPr>
-        <w:ind w:left="360"/>
-        <w:rPr>
-          <w:lang w:val="fr-FR"/>
-        </w:rPr>
-      </w:pPr>
-      <w:r>
-        <w:rPr>
-          <w:b/>
-          <w:bCs/>
-          <w:lang w:val="fr-FR"/>
-        </w:rPr>
-        <w:t>Prétraitement des données</w:t>
-      </w:r>
-      <w:r>
-        <w:rPr>
-          <w:lang w:val="fr-FR"/>
-        </w:rPr>
-        <w:t xml:space="preserve"> : Nettoyage, redimensionnement et augmentation des images pour améliorer la qualité des données et éviter le surapprentissage.</w:t>
-      </w:r>
-    </w:p>
-    <w:p>
-      <w:pPr>
-        <w:ind w:left="360"/>
-        <w:rPr>
-          <w:lang w:val="fr-FR"/>
-        </w:rPr>
-      </w:pPr>
-      <w:r>
-        <w:rPr>
-          <w:b/>
-          <w:bCs/>
-          <w:lang w:val="fr-FR"/>
-        </w:rPr>
-        <w:t>Conception du modèle CNN</w:t>
-      </w:r>
-      <w:r>
-        <w:rPr>
-          <w:lang w:val="fr-FR"/>
-        </w:rPr>
-        <w:t xml:space="preserve"> : Développement ou adoption d’une architecture CNN adaptée (par ex. ResNet, VGG).</w:t>
-      </w:r>
-    </w:p>
-    <w:p>
-      <w:pPr>
-        <w:ind w:left="360"/>
-        <w:rPr>
-          <w:lang w:val="fr-FR"/>
-        </w:rPr>
-      </w:pPr>
-      <w:r>
-        <w:rPr>
-          <w:b/>
-          <w:bCs/>
-          <w:lang w:val="fr-FR"/>
-        </w:rPr>
-        <w:t>Entraînement et validation</w:t>
-      </w:r>
-      <w:r>
-        <w:rPr>
-          <w:lang w:val="fr-FR"/>
-        </w:rPr>
-        <w:t xml:space="preserve"> : Division des données en ensembles d’entraînement, de validation et de test, et entraînement du modèle avec des hyperparamètres optimisés.</w:t>
-      </w:r>
-    </w:p>
-    <w:p>
-      <w:pPr>
-        <w:ind w:left="360"/>
-        <w:rPr>
-          <w:lang w:val="fr-FR"/>
-        </w:rPr>
-      </w:pPr>
-      <w:r>
-        <w:rPr>
-          <w:b/>
-          <w:bCs/>
-          <w:lang w:val="fr-FR"/>
-        </w:rPr>
-        <w:t>Évaluation des performances</w:t>
-      </w:r>
-      <w:r>
-        <w:rPr>
-          <w:lang w:val="fr-FR"/>
-        </w:rPr>
-        <w:t xml:space="preserve"> : Analyse des résultats en utilisant des métriques standards et comparaison avec des modèles existants ou des diagnostics humains.</w:t>
-      </w:r>
-    </w:p>
-    <w:p>
-      <w:pPr>
-        <w:ind w:left="360"/>
-        <w:rPr>
-          <w:lang w:val="fr-FR"/>
-        </w:rPr>
-      </w:pPr>
-      <w:r>
-        <w:rPr>
-          <w:b/>
-          <w:bCs/>
-          <w:lang w:val="fr-FR"/>
-        </w:rPr>
-        <w:t>Discussion des résultats</w:t>
-      </w:r>
-      <w:r>
-        <w:rPr>
-          <w:lang w:val="fr-FR"/>
-        </w:rPr>
-        <w:t xml:space="preserve"> : Identification des points forts, des limites et des implications pratiques du modèle proposé.</w:t>
-      </w:r>
-    </w:p>
-    <w:p>
-      <w:pPr>
-        <w:rPr>
-          <w:lang w:val="fr-FR"/>
-        </w:rPr>
-      </w:pPr>
-    </w:p>
-    <w:p>
-      <w:pPr>
-        <w:rPr>
-          <w:lang w:val="fr-FR"/>
-        </w:rPr>
-      </w:pPr>
-      <w:r>
-        <w:rPr>
-          <w:lang w:val="fr-FR"/>
-        </w:rPr>
-        <w:t>Structure du memoire</w:t>
-      </w:r>
-    </w:p>
-    <w:p>
-      <w:pPr>
-        <w:rPr>
-          <w:lang w:val="fr-FR"/>
-        </w:rPr>
-      </w:pPr>
-      <w:r>
-        <w:rPr>
-          <w:lang w:val="fr-FR"/>
-        </w:rPr>
-        <w:t>Le mémoire s’organisera en plusieurs chapitres distincts.</w:t>
-      </w:r>
-    </w:p>
-    <w:p>
-      <w:pPr>
-        <w:rPr>
-          <w:lang w:val="fr-FR"/>
-        </w:rPr>
-      </w:pPr>
-      <w:r>
-        <w:rPr>
-          <w:b/>
-          <w:bCs/>
-          <w:lang w:val="fr-FR"/>
-        </w:rPr>
-        <w:t>L’introduction générale</w:t>
-      </w:r>
-      <w:r>
-        <w:rPr>
-          <w:lang w:val="fr-FR"/>
-        </w:rPr>
-        <w:t xml:space="preserve"> présentera tout d’abord le contexte de la recherche en abordant les enjeux liés aux maladies pulmonaires et aux méthodes actuelles de diagnostic. Elle mettra en lumière la problématique qui sous-tend l’étude, en expliquant les difficultés rencontrées dans le domaine médical, notamment le manque de ressources humaines qualifiées. Cette section définira également l’hypothèse de travail et les objectifs principaux et spécifiques du mémoire. Enfin, elle exposera la démarche et la méthodologie qui guideront le déroulement de la recherche.</w:t>
-      </w:r>
-    </w:p>
-    <w:p>
-      <w:pPr>
-        <w:rPr>
-          <w:lang w:val="fr-FR"/>
-        </w:rPr>
-      </w:pPr>
-      <w:r>
-        <w:rPr>
-          <w:lang w:val="fr-FR"/>
-        </w:rPr>
-        <w:t xml:space="preserve">Le chapitre suivant, intitulé </w:t>
-      </w:r>
-      <w:r>
-        <w:rPr>
-          <w:b/>
-          <w:bCs/>
-          <w:lang w:val="fr-FR"/>
-        </w:rPr>
-        <w:t>revue de littérature</w:t>
-      </w:r>
-      <w:r>
-        <w:rPr>
-          <w:lang w:val="fr-FR"/>
-        </w:rPr>
-        <w:t>, s’attardera sur les connaissances existantes en lien avec les maladies pulmonaires et les techniques de diagnostic utilisées. Cette section permettra de comprendre l’évolution des méthodes diagnostiques et de positionner les réseaux de neurones convolutionnels (CNN) comme une solution potentielle, en détaillant leur fonctionnement et leurs applications dans le domaine de la santé. Une attention particulière sera portée aux travaux similaires et aux recherches antérieures qui ont tenté de résoudre des problèmes analogues.</w:t>
-      </w:r>
-    </w:p>
-    <w:p>
-      <w:pPr>
-        <w:rPr>
-          <w:lang w:val="fr-FR"/>
-        </w:rPr>
-      </w:pPr>
-      <w:r>
-        <w:rPr>
-          <w:lang w:val="fr-FR"/>
-        </w:rPr>
-        <w:t xml:space="preserve">Le chapitre </w:t>
-      </w:r>
-      <w:r>
-        <w:rPr>
-          <w:b/>
-          <w:bCs/>
-          <w:lang w:val="fr-FR"/>
-        </w:rPr>
-        <w:t>matériels et méthodes</w:t>
-      </w:r>
-      <w:r>
-        <w:rPr>
-          <w:lang w:val="fr-FR"/>
-        </w:rPr>
-        <w:t xml:space="preserve"> décrira les outils utilisés pour la réalisation de l’étude. Cette partie détaillera les sources des données d’imagerie radiographique, ainsi que les étapes de prétraitement de ces données avant leur utilisation dans le modèle d’apprentissage automatique. En outre, ce chapitre exposera la conception du modèle CNN, les choix techniques opérés et la mise en œuvre de l’architecture sélectionnée pour l’analyse des images.</w:t>
-      </w:r>
-    </w:p>
-    <w:p>
-      <w:pPr>
-        <w:rPr>
-          <w:lang w:val="fr-FR"/>
-        </w:rPr>
-      </w:pPr>
-      <w:r>
-        <w:rPr>
-          <w:lang w:val="fr-FR"/>
-        </w:rPr>
-        <w:t xml:space="preserve">Le chapitre </w:t>
-      </w:r>
-      <w:r>
-        <w:rPr>
-          <w:b/>
-          <w:bCs/>
-          <w:lang w:val="fr-FR"/>
-        </w:rPr>
-        <w:t>résultats et discussion</w:t>
-      </w:r>
-      <w:r>
-        <w:rPr>
-          <w:lang w:val="fr-FR"/>
-        </w:rPr>
-        <w:t xml:space="preserve"> présentera les résultats obtenus après l’entraînement et l’évaluation du modèle. Il comparera les performances du modèle CNN avec celles d’approches existantes et de diagnostics humains. Une analyse détaillée des performances sera effectuée, en soulignant les points forts, les limites du modèle et les pistes d’amélioration. Ce chapitre proposera également des recommandations pratiques pour une application clinique de l'outil développé.</w:t>
-      </w:r>
-    </w:p>
-    <w:p>
-      <w:pPr>
-        <w:rPr>
-          <w:lang w:val="fr-FR"/>
-        </w:rPr>
-      </w:pPr>
-      <w:r>
-        <w:rPr>
-          <w:lang w:val="fr-FR"/>
-        </w:rPr>
-        <w:t xml:space="preserve">Enfin, la </w:t>
-      </w:r>
-      <w:r>
-        <w:rPr>
-          <w:b/>
-          <w:bCs/>
-          <w:lang w:val="fr-FR"/>
-        </w:rPr>
-        <w:t>conclusion et les perspectives</w:t>
-      </w:r>
-      <w:r>
-        <w:rPr>
-          <w:lang w:val="fr-FR"/>
-        </w:rPr>
-        <w:t xml:space="preserve"> feront la synthèse des résultats principaux du mémoire et de l’apport de cette recherche dans le domaine du diagnostic assisté par IA. Elle discutera des implications de ces résultats et des perspectives de développement futur, </w:t>
-      </w:r>
-      <w:r>
-        <w:rPr>
-          <w:lang w:val="fr-FR"/>
-        </w:rPr>
-        <w:t>notamment en ce qui concerne les améliorations possibles du modèle et ses applications dans d’autres contextes médicaux.</w:t>
-      </w:r>
+          <w:lang w:val="fr-FR"/>
+        </w:rPr>
+        <w:t>But et objectifs</w:t>
+      </w:r>
+    </w:p>
+    <w:p>
+      <w:pPr>
+        <w:rPr>
+          <w:lang w:val="fr-FR"/>
+        </w:rPr>
+      </w:pPr>
+      <w:r>
+        <w:rPr>
+          <w:lang w:val="fr-FR"/>
+        </w:rPr>
+        <w:t>Ce mémoire a pour ambition de concevoir et d'évaluer un modèle CNN dédié à la détection automatique des maladies pulmonaires à partir de radiographies thoraciques, dans une perspective d'amélioration de l'accès au diagnostic dans les zones sous-médicalisées. Cinq objectifs jalonnent cette démarche :</w:t>
+      </w:r>
+    </w:p>
+    <w:p>
+      <w:pPr>
+        <w:rPr>
+          <w:lang w:val="fr-FR"/>
+        </w:rPr>
+      </w:pPr>
+    </w:p>
+    <w:p>
+      <w:pPr>
+        <w:rPr>
+          <w:lang w:val="fr-FR"/>
+        </w:rPr>
+      </w:pPr>
+      <w:r>
+        <w:rPr>
+          <w:lang w:val="fr-FR"/>
+        </w:rPr>
+        <w:t xml:space="preserve">Constituer et prétraiter un corpus d'images radiographiques à partir de bases de données de référence (Wang et al., 2017 ; </w:t>
+      </w:r>
+      <w:proofErr w:type="spellStart"/>
+      <w:r>
+        <w:rPr>
+          <w:lang w:val="fr-FR"/>
+        </w:rPr>
+        <w:t>Rajpurkar</w:t>
+      </w:r>
+      <w:proofErr w:type="spellEnd"/>
+      <w:r>
+        <w:rPr>
+          <w:lang w:val="fr-FR"/>
+        </w:rPr>
+        <w:t xml:space="preserve"> et al., 2017) ;</w:t>
+      </w:r>
+    </w:p>
+    <w:p>
+      <w:pPr>
+        <w:rPr>
+          <w:lang w:val="fr-FR"/>
+        </w:rPr>
+      </w:pPr>
+      <w:r>
+        <w:rPr>
+          <w:lang w:val="fr-FR"/>
+        </w:rPr>
+        <w:t>Définir et optimiser une architecture CNN répondant aux exigences de précision et de robustesse propres au contexte médical ;</w:t>
+      </w:r>
+    </w:p>
+    <w:p>
+      <w:pPr>
+        <w:rPr>
+          <w:lang w:val="fr-FR"/>
+        </w:rPr>
+      </w:pPr>
+      <w:r>
+        <w:rPr>
+          <w:lang w:val="fr-FR"/>
+        </w:rPr>
+        <w:t xml:space="preserve">Mesurer les performances du modèle sur les indicateurs usuels — précision, rappel, F1-score et aire sous la courbe ROC (AUC, Area Under the </w:t>
+      </w:r>
+      <w:proofErr w:type="spellStart"/>
+      <w:r>
+        <w:rPr>
+          <w:lang w:val="fr-FR"/>
+        </w:rPr>
+        <w:t>Curve</w:t>
+      </w:r>
+      <w:proofErr w:type="spellEnd"/>
+      <w:r>
+        <w:rPr>
+          <w:lang w:val="fr-FR"/>
+        </w:rPr>
+        <w:t>) — afin d'en quantifier l'efficacité diagnostique ;</w:t>
+      </w:r>
+    </w:p>
+    <w:p>
+      <w:pPr>
+        <w:rPr>
+          <w:lang w:val="fr-FR"/>
+        </w:rPr>
+      </w:pPr>
+      <w:r>
+        <w:rPr>
+          <w:lang w:val="fr-FR"/>
+        </w:rPr>
+        <w:t>Situer ces résultats par rapport aux performances d'experts humains et aux modèles publiés dans la littérature récente ;</w:t>
+      </w:r>
+    </w:p>
+    <w:p>
+      <w:pPr>
+        <w:rPr>
+          <w:lang w:val="fr-FR"/>
+        </w:rPr>
+      </w:pPr>
+      <w:r>
+        <w:rPr>
+          <w:lang w:val="fr-FR"/>
+        </w:rPr>
+        <w:t>Dégager les limites de l'approche retenue et formuler des recommandations à l'intention des praticiens et décideurs concernés par un éventuel déploiement clinique.</w:t>
+      </w:r>
+    </w:p>
+    <w:p>
+      <w:pPr>
+        <w:rPr>
+          <w:lang w:val="fr-FR"/>
+        </w:rPr>
+      </w:pPr>
+      <w:r>
+        <w:rPr>
+          <w:lang w:val="fr-FR"/>
+        </w:rPr>
+        <w:t>Démarche et plan du mémoire</w:t>
+      </w:r>
+    </w:p>
+    <w:p>
+      <w:pPr>
+        <w:rPr>
+          <w:lang w:val="fr-FR"/>
+        </w:rPr>
+      </w:pPr>
+      <w:r>
+        <w:rPr>
+          <w:lang w:val="fr-FR"/>
+        </w:rPr>
+        <w:t xml:space="preserve">La progression du mémoire suit une logique hypothético-déductive en trois temps. Le premier chapitre installe le cadre théorique : épidémiologie des maladies pulmonaires, place de la radiographie thoracique dans la pratique clinique, fondements des CNN et panorama des travaux qui ont posé les jalons de ce champ. Le deuxième chapitre entre dans le concret de la mise en œuvre — choix des données, procédures de prétraitement, architecture du </w:t>
+      </w:r>
+      <w:r>
+        <w:rPr>
+          <w:lang w:val="fr-FR"/>
+        </w:rPr>
+        <w:lastRenderedPageBreak/>
+        <w:t>modèle, protocole d'entraînement et métriques retenues. Le troisième chapitre présente et discute les résultats, les confronte à la littérature, et interroge leurs implications cliniques et éthiques. Une conclusion générale vient clore l'ensemble, en synthétisant les apports de ce travail et en ouvrant sur les perspectives qu'il dessine.</w:t>
+      </w:r>
+    </w:p>
+    <w:p>
+      <w:pPr>
+        <w:rPr>
+          <w:lang w:val="fr-FR"/>
+        </w:rPr>
+      </w:pPr>
     </w:p>
     <w:p>
       <w:pPr>
@@ -3211,55 +2932,60 @@
           <w:lang w:val="fr-FR"/>
         </w:rPr>
         <w:sectPr>
-          <w:headerReference w:type="default" r:id="rId11"/>
-          <w:footerReference w:type="default" r:id="rId12"/>
-          <w:pgSz w:w="12240" w:h="15840" w:orient="portrait"/>
+          <w:headerReference w:type="default" r:id="rId13"/>
+          <w:footerReference w:type="default" r:id="rId14"/>
+          <w:pgSz w:w="12240" w:h="15840"/>
           <w:pgMar w:top="1417" w:right="1417" w:bottom="1417" w:left="1417" w:header="708" w:footer="708" w:gutter="0"/>
           <w:pgNumType w:start="1"/>
           <w:cols w:space="708"/>
           <w:docGrid w:linePitch="360"/>
         </w:sectPr>
       </w:pPr>
-    </w:p>
-    <w:p>
-      <w:pPr>
-        <w:pStyle w:val="Titre2"/>
-      </w:pPr>
-      <w:bookmarkStart w:name="_Toc185448566" w:id="19"/>
-      <w:bookmarkStart w:name="_Toc185448586" w:id="20"/>
-      <w:r>
+      <w:bookmarkStart w:id="19" w:name="_GoBack"/>
+      <w:bookmarkEnd w:id="19"/>
+    </w:p>
+    <w:p>
+      <w:pPr>
+        <w:pStyle w:val="Heading2"/>
+      </w:pPr>
+      <w:bookmarkStart w:id="20" w:name="_Toc185448566"/>
+      <w:bookmarkStart w:id="21" w:name="_Toc185448586"/>
+      <w:r>
+        <w:lastRenderedPageBreak/>
         <w:t>Chapitre1</w:t>
       </w:r>
       <w:r>
         <w:t xml:space="preserve">: </w:t>
       </w:r>
-      <w:bookmarkEnd w:id="19"/>
       <w:bookmarkEnd w:id="20"/>
+      <w:bookmarkEnd w:id="21"/>
       <w:r>
         <w:t>REVUE LITTERAIRE</w:t>
       </w:r>
     </w:p>
     <w:p>
       <w:pPr>
-        <w:pStyle w:val="Titre3"/>
-      </w:pPr>
-      <w:bookmarkStart w:name="_Toc185448567" w:id="21"/>
-      <w:bookmarkStart w:name="_Toc185448587" w:id="22"/>
+        <w:pStyle w:val="Heading3"/>
+      </w:pPr>
+      <w:bookmarkStart w:id="22" w:name="_Toc185448567"/>
+      <w:bookmarkStart w:id="23" w:name="_Toc185448587"/>
       <w:r>
         <w:t xml:space="preserve">Introduction du </w:t>
       </w:r>
+      <w:proofErr w:type="spellStart"/>
       <w:r>
         <w:t>chapit</w:t>
       </w:r>
-      <w:bookmarkEnd w:id="21"/>
       <w:bookmarkEnd w:id="22"/>
+      <w:bookmarkEnd w:id="23"/>
       <w:r>
         <w:t>re</w:t>
       </w:r>
-    </w:p>
-    <w:p>
-      <w:pPr>
-        <w:pStyle w:val="Titre3"/>
+      <w:proofErr w:type="spellEnd"/>
+    </w:p>
+    <w:p>
+      <w:pPr>
+        <w:pStyle w:val="Heading3"/>
         <w:rPr>
           <w:lang w:val="fr-FR"/>
         </w:rPr>
@@ -3279,15 +3005,28 @@
     </w:p>
     <w:p>
       <w:pPr>
-        <w:pStyle w:val="Titre4"/>
-      </w:pPr>
-      <w:r>
-        <w:t>Présentation des principales maladies pulmonaires</w:t>
-      </w:r>
-    </w:p>
-    <w:p>
-      <w:pPr>
-        <w:pStyle w:val="Titre4"/>
+        <w:pStyle w:val="Heading4"/>
+      </w:pPr>
+      <w:r>
+        <w:t xml:space="preserve">Présentation des </w:t>
+      </w:r>
+      <w:proofErr w:type="spellStart"/>
+      <w:r>
+        <w:t>principales</w:t>
+      </w:r>
+      <w:proofErr w:type="spellEnd"/>
+      <w:r>
+        <w:t xml:space="preserve"> maladies </w:t>
+      </w:r>
+      <w:proofErr w:type="spellStart"/>
+      <w:r>
+        <w:t>pulmonaires</w:t>
+      </w:r>
+      <w:proofErr w:type="spellEnd"/>
+    </w:p>
+    <w:p>
+      <w:pPr>
+        <w:pStyle w:val="Heading4"/>
         <w:rPr>
           <w:lang w:val="fr-FR"/>
         </w:rPr>
@@ -3301,7 +3040,7 @@
     </w:p>
     <w:p>
       <w:pPr>
-        <w:pStyle w:val="Titre4"/>
+        <w:pStyle w:val="Heading4"/>
         <w:rPr>
           <w:lang w:val="fr-FR"/>
         </w:rPr>
@@ -3315,10 +3054,18 @@
     </w:p>
     <w:p>
       <w:pPr>
-        <w:pStyle w:val="Titre3"/>
-      </w:pPr>
-      <w:r>
-        <w:t xml:space="preserve">Intelligence artificielle et diagnostic </w:t>
+        <w:pStyle w:val="Heading3"/>
+      </w:pPr>
+      <w:r>
+        <w:t xml:space="preserve">Intelligence </w:t>
+      </w:r>
+      <w:proofErr w:type="spellStart"/>
+      <w:r>
+        <w:t>artificielle</w:t>
+      </w:r>
+      <w:proofErr w:type="spellEnd"/>
+      <w:r>
+        <w:t xml:space="preserve"> et diagnostic </w:t>
       </w:r>
       <w:r>
         <w:t>medical</w:t>
@@ -3326,21 +3073,35 @@
     </w:p>
     <w:p>
       <w:pPr>
-        <w:pStyle w:val="Titre4"/>
-        <w:rPr>
-          <w:lang w:val="fr-FR"/>
-        </w:rPr>
-      </w:pPr>
-      <w:r>
-        <w:rPr>
-          <w:lang w:val="fr-FR"/>
-        </w:rPr>
-        <w:t>Introduction aux réseaux de neurones convolutionnels (CNN)</w:t>
-      </w:r>
-    </w:p>
-    <w:p>
-      <w:pPr>
-        <w:pStyle w:val="Titre4"/>
+        <w:pStyle w:val="Heading4"/>
+        <w:rPr>
+          <w:lang w:val="fr-FR"/>
+        </w:rPr>
+      </w:pPr>
+      <w:r>
+        <w:rPr>
+          <w:lang w:val="fr-FR"/>
+        </w:rPr>
+        <w:t xml:space="preserve">Introduction aux réseaux de neurones </w:t>
+      </w:r>
+      <w:proofErr w:type="spellStart"/>
+      <w:r>
+        <w:rPr>
+          <w:lang w:val="fr-FR"/>
+        </w:rPr>
+        <w:t>convolutionnels</w:t>
+      </w:r>
+      <w:proofErr w:type="spellEnd"/>
+      <w:r>
+        <w:rPr>
+          <w:lang w:val="fr-FR"/>
+        </w:rPr>
+        <w:t xml:space="preserve"> (CNN)</w:t>
+      </w:r>
+    </w:p>
+    <w:p>
+      <w:pPr>
+        <w:pStyle w:val="Heading4"/>
         <w:rPr>
           <w:lang w:val="fr-FR"/>
         </w:rPr>
@@ -3354,7 +3115,7 @@
     </w:p>
     <w:p>
       <w:pPr>
-        <w:pStyle w:val="Titre4"/>
+        <w:pStyle w:val="Heading4"/>
         <w:rPr>
           <w:lang w:val="fr-FR"/>
         </w:rPr>
@@ -3368,34 +3129,83 @@
     </w:p>
     <w:p>
       <w:pPr>
-        <w:pStyle w:val="Titre2"/>
-      </w:pPr>
-      <w:r>
-        <w:t xml:space="preserve">Chapitre2 : </w:t>
-      </w:r>
-      <w:r>
-        <w:t>Matériels et Méthodes</w:t>
-      </w:r>
-    </w:p>
-    <w:p>
-      <w:pPr>
-        <w:pStyle w:val="Titre3"/>
-      </w:pPr>
-      <w:r>
-        <w:t>Données et prétraitement</w:t>
-      </w:r>
-    </w:p>
-    <w:p>
-      <w:pPr>
-        <w:pStyle w:val="Titre4"/>
-      </w:pPr>
-      <w:r>
-        <w:t>Sources des données d’imagerie radiographique</w:t>
-      </w:r>
-    </w:p>
-    <w:p>
-      <w:pPr>
-        <w:pStyle w:val="Titre4"/>
+        <w:pStyle w:val="Heading2"/>
+      </w:pPr>
+      <w:r>
+        <w:t>Chapitre</w:t>
+      </w:r>
+      <w:proofErr w:type="gramStart"/>
+      <w:r>
+        <w:t>2 :</w:t>
+      </w:r>
+      <w:proofErr w:type="gramEnd"/>
+      <w:r>
+        <w:t xml:space="preserve"> </w:t>
+      </w:r>
+      <w:proofErr w:type="spellStart"/>
+      <w:r>
+        <w:t>Matériels</w:t>
+      </w:r>
+      <w:proofErr w:type="spellEnd"/>
+      <w:r>
+        <w:t xml:space="preserve"> et </w:t>
+      </w:r>
+      <w:proofErr w:type="spellStart"/>
+      <w:r>
+        <w:t>Méthodes</w:t>
+      </w:r>
+      <w:proofErr w:type="spellEnd"/>
+    </w:p>
+    <w:p>
+      <w:pPr>
+        <w:pStyle w:val="Heading3"/>
+      </w:pPr>
+      <w:proofErr w:type="spellStart"/>
+      <w:r>
+        <w:t>Données</w:t>
+      </w:r>
+      <w:proofErr w:type="spellEnd"/>
+      <w:r>
+        <w:t xml:space="preserve"> et </w:t>
+      </w:r>
+      <w:proofErr w:type="spellStart"/>
+      <w:r>
+        <w:t>prétraitement</w:t>
+      </w:r>
+      <w:proofErr w:type="spellEnd"/>
+    </w:p>
+    <w:p>
+      <w:pPr>
+        <w:pStyle w:val="Heading4"/>
+      </w:pPr>
+      <w:r>
+        <w:t xml:space="preserve">Sources des </w:t>
+      </w:r>
+      <w:proofErr w:type="spellStart"/>
+      <w:r>
+        <w:t>données</w:t>
+      </w:r>
+      <w:proofErr w:type="spellEnd"/>
+      <w:r>
+        <w:t xml:space="preserve"> </w:t>
+      </w:r>
+      <w:proofErr w:type="spellStart"/>
+      <w:r>
+        <w:t>d’imagerie</w:t>
+      </w:r>
+      <w:proofErr w:type="spellEnd"/>
+      <w:r>
+        <w:t xml:space="preserve"> </w:t>
+      </w:r>
+      <w:proofErr w:type="spellStart"/>
+      <w:r>
+        <w:t>radiographique</w:t>
+      </w:r>
+      <w:proofErr w:type="spellEnd"/>
+    </w:p>
+    <w:p>
+      <w:pPr>
+        <w:pStyle w:val="Heading4"/>
         <w:rPr>
           <w:lang w:val="fr-FR"/>
         </w:rPr>
@@ -3409,23 +3219,44 @@
     </w:p>
     <w:p>
       <w:pPr>
-        <w:pStyle w:val="Titre3"/>
-      </w:pPr>
-      <w:r>
-        <w:t>Conception du modèle CNN</w:t>
-      </w:r>
-    </w:p>
-    <w:p>
-      <w:pPr>
-        <w:pStyle w:val="Titre4"/>
-      </w:pPr>
-      <w:r>
-        <w:t>Architecture du modèle CNN choisi</w:t>
-      </w:r>
-    </w:p>
-    <w:p>
-      <w:pPr>
-        <w:pStyle w:val="Titre4"/>
+        <w:pStyle w:val="Heading3"/>
+      </w:pPr>
+      <w:r>
+        <w:t xml:space="preserve">Conception du </w:t>
+      </w:r>
+      <w:proofErr w:type="spellStart"/>
+      <w:r>
+        <w:t>modèle</w:t>
+      </w:r>
+      <w:proofErr w:type="spellEnd"/>
+      <w:r>
+        <w:t xml:space="preserve"> CNN</w:t>
+      </w:r>
+    </w:p>
+    <w:p>
+      <w:pPr>
+        <w:pStyle w:val="Heading4"/>
+      </w:pPr>
+      <w:r>
+        <w:t xml:space="preserve">Architecture du </w:t>
+      </w:r>
+      <w:proofErr w:type="spellStart"/>
+      <w:r>
+        <w:t>modèle</w:t>
+      </w:r>
+      <w:proofErr w:type="spellEnd"/>
+      <w:r>
+        <w:t xml:space="preserve"> CNN </w:t>
+      </w:r>
+      <w:proofErr w:type="spellStart"/>
+      <w:r>
+        <w:t>choisi</w:t>
+      </w:r>
+      <w:proofErr w:type="spellEnd"/>
+    </w:p>
+    <w:p>
+      <w:pPr>
+        <w:pStyle w:val="Heading4"/>
         <w:rPr>
           <w:lang w:val="fr-FR"/>
         </w:rPr>
@@ -3439,73 +3270,164 @@
     </w:p>
     <w:p>
       <w:pPr>
-        <w:pStyle w:val="Titre4"/>
-        <w:rPr>
-          <w:lang w:val="fr-FR"/>
-        </w:rPr>
-      </w:pPr>
-      <w:r>
-        <w:t>Entraînement du modèle et optimisation</w:t>
-      </w:r>
-    </w:p>
-    <w:p>
-      <w:pPr>
-        <w:pStyle w:val="Titre3"/>
-      </w:pPr>
-      <w:r>
-        <w:t>Outils et environnement de développement</w:t>
-      </w:r>
-    </w:p>
-    <w:p>
-      <w:pPr>
-        <w:pStyle w:val="Titre4"/>
-        <w:rPr>
-          <w:lang w:val="fr-FR"/>
-        </w:rPr>
-      </w:pPr>
-      <w:r>
-        <w:rPr>
-          <w:lang w:val="fr-FR"/>
-        </w:rPr>
-        <w:t>Langages et bibliothèques utilisés (Python, TensorFlow, PyTorch</w:t>
-      </w:r>
-    </w:p>
-    <w:p>
-      <w:pPr>
-        <w:pStyle w:val="Titre4"/>
-        <w:rPr>
-          <w:lang w:val="fr-FR"/>
-        </w:rPr>
-      </w:pPr>
-      <w:r>
-        <w:rPr>
-          <w:lang w:val="fr-FR"/>
-        </w:rPr>
-        <w:t>Infrastructure matérielle (GPU, cloud computing)</w:t>
-      </w:r>
-    </w:p>
-    <w:p>
-      <w:pPr>
-        <w:pStyle w:val="Titre2"/>
-      </w:pPr>
-      <w:r>
-        <w:t xml:space="preserve">Chapitre3 : </w:t>
-      </w:r>
-      <w:r>
-        <w:t>Résultats et Discussion</w:t>
-      </w:r>
-    </w:p>
-    <w:p>
-      <w:pPr>
-        <w:pStyle w:val="Titre3"/>
-      </w:pPr>
-      <w:r>
-        <w:t>Présentation des résultats</w:t>
-      </w:r>
-    </w:p>
-    <w:p>
-      <w:pPr>
-        <w:pStyle w:val="Titre4"/>
+        <w:pStyle w:val="Heading4"/>
+        <w:rPr>
+          <w:lang w:val="fr-FR"/>
+        </w:rPr>
+      </w:pPr>
+      <w:r>
+        <w:t xml:space="preserve">Entraînement du </w:t>
+      </w:r>
+      <w:proofErr w:type="spellStart"/>
+      <w:r>
+        <w:t>modèle</w:t>
+      </w:r>
+      <w:proofErr w:type="spellEnd"/>
+      <w:r>
+        <w:t xml:space="preserve"> et </w:t>
+      </w:r>
+      <w:proofErr w:type="spellStart"/>
+      <w:r>
+        <w:t>optimisation</w:t>
+      </w:r>
+      <w:proofErr w:type="spellEnd"/>
+    </w:p>
+    <w:p>
+      <w:pPr>
+        <w:pStyle w:val="Heading3"/>
+      </w:pPr>
+      <w:proofErr w:type="spellStart"/>
+      <w:r>
+        <w:t>Outils</w:t>
+      </w:r>
+      <w:proofErr w:type="spellEnd"/>
+      <w:r>
+        <w:t xml:space="preserve"> et </w:t>
+      </w:r>
+      <w:proofErr w:type="spellStart"/>
+      <w:r>
+        <w:t>environnement</w:t>
+      </w:r>
+      <w:proofErr w:type="spellEnd"/>
+      <w:r>
+        <w:t xml:space="preserve"> de </w:t>
+      </w:r>
+      <w:proofErr w:type="spellStart"/>
+      <w:r>
+        <w:t>développement</w:t>
+      </w:r>
+      <w:proofErr w:type="spellEnd"/>
+    </w:p>
+    <w:p>
+      <w:pPr>
+        <w:pStyle w:val="Heading4"/>
+        <w:rPr>
+          <w:lang w:val="fr-FR"/>
+        </w:rPr>
+      </w:pPr>
+      <w:r>
+        <w:rPr>
+          <w:lang w:val="fr-FR"/>
+        </w:rPr>
+        <w:t xml:space="preserve">Langages et bibliothèques utilisés (Python, </w:t>
+      </w:r>
+      <w:proofErr w:type="spellStart"/>
+      <w:r>
+        <w:rPr>
+          <w:lang w:val="fr-FR"/>
+        </w:rPr>
+        <w:t>TensorFlow</w:t>
+      </w:r>
+      <w:proofErr w:type="spellEnd"/>
+      <w:r>
+        <w:rPr>
+          <w:lang w:val="fr-FR"/>
+        </w:rPr>
+        <w:t xml:space="preserve">, </w:t>
+      </w:r>
+      <w:proofErr w:type="spellStart"/>
+      <w:r>
+        <w:rPr>
+          <w:lang w:val="fr-FR"/>
+        </w:rPr>
+        <w:t>PyTorch</w:t>
+      </w:r>
+      <w:proofErr w:type="spellEnd"/>
+    </w:p>
+    <w:p>
+      <w:pPr>
+        <w:pStyle w:val="Heading4"/>
+        <w:rPr>
+          <w:lang w:val="fr-FR"/>
+        </w:rPr>
+      </w:pPr>
+      <w:r>
+        <w:rPr>
+          <w:lang w:val="fr-FR"/>
+        </w:rPr>
+        <w:t xml:space="preserve">Infrastructure matérielle (GPU, cloud </w:t>
+      </w:r>
+      <w:proofErr w:type="spellStart"/>
+      <w:r>
+        <w:rPr>
+          <w:lang w:val="fr-FR"/>
+        </w:rPr>
+        <w:t>computing</w:t>
+      </w:r>
+      <w:proofErr w:type="spellEnd"/>
+      <w:r>
+        <w:rPr>
+          <w:lang w:val="fr-FR"/>
+        </w:rPr>
+        <w:t>)</w:t>
+      </w:r>
+    </w:p>
+    <w:p>
+      <w:pPr>
+        <w:pStyle w:val="Heading2"/>
+      </w:pPr>
+      <w:r>
+        <w:lastRenderedPageBreak/>
+        <w:t>Chapitre</w:t>
+      </w:r>
+      <w:proofErr w:type="gramStart"/>
+      <w:r>
+        <w:t>3 :</w:t>
+      </w:r>
+      <w:proofErr w:type="gramEnd"/>
+      <w:r>
+        <w:t xml:space="preserve"> </w:t>
+      </w:r>
+      <w:proofErr w:type="spellStart"/>
+      <w:r>
+        <w:t>Résultats</w:t>
+      </w:r>
+      <w:proofErr w:type="spellEnd"/>
+      <w:r>
+        <w:t xml:space="preserve"> et Discussion</w:t>
+      </w:r>
+    </w:p>
+    <w:p>
+      <w:pPr>
+        <w:pStyle w:val="Heading3"/>
+      </w:pPr>
+      <w:proofErr w:type="spellStart"/>
+      <w:r>
+        <w:t>Présentation</w:t>
+      </w:r>
+      <w:proofErr w:type="spellEnd"/>
+      <w:r>
+        <w:t xml:space="preserve"> des </w:t>
+      </w:r>
+      <w:proofErr w:type="spellStart"/>
+      <w:r>
+        <w:t>résultats</w:t>
+      </w:r>
+      <w:proofErr w:type="spellEnd"/>
+    </w:p>
+    <w:p>
+      <w:pPr>
+        <w:pStyle w:val="Heading4"/>
         <w:rPr>
           <w:lang w:val="fr-FR"/>
         </w:rPr>
@@ -3519,26 +3441,52 @@
     </w:p>
     <w:p>
       <w:pPr>
-        <w:pStyle w:val="Titre4"/>
-        <w:rPr>
-          <w:lang w:val="fr-FR"/>
-        </w:rPr>
-      </w:pPr>
-      <w:r>
-        <w:t>Comparaison avec d’autres approches existantes</w:t>
-      </w:r>
-    </w:p>
-    <w:p>
-      <w:pPr>
-        <w:pStyle w:val="Titre3"/>
-      </w:pPr>
-      <w:r>
-        <w:t>Analyse des performances</w:t>
-      </w:r>
-    </w:p>
-    <w:p>
-      <w:pPr>
-        <w:pStyle w:val="Titre4"/>
+        <w:pStyle w:val="Heading4"/>
+        <w:rPr>
+          <w:lang w:val="fr-FR"/>
+        </w:rPr>
+      </w:pPr>
+      <w:r>
+        <w:t xml:space="preserve">Comparaison avec </w:t>
+      </w:r>
+      <w:proofErr w:type="spellStart"/>
+      <w:r>
+        <w:t>d’autres</w:t>
+      </w:r>
+      <w:proofErr w:type="spellEnd"/>
+      <w:r>
+        <w:t xml:space="preserve"> </w:t>
+      </w:r>
+      <w:proofErr w:type="spellStart"/>
+      <w:r>
+        <w:t>approches</w:t>
+      </w:r>
+      <w:proofErr w:type="spellEnd"/>
+      <w:r>
+        <w:t xml:space="preserve"> </w:t>
+      </w:r>
+      <w:proofErr w:type="spellStart"/>
+      <w:r>
+        <w:t>existantes</w:t>
+      </w:r>
+      <w:proofErr w:type="spellEnd"/>
+    </w:p>
+    <w:p>
+      <w:pPr>
+        <w:pStyle w:val="Heading3"/>
+      </w:pPr>
+      <w:proofErr w:type="spellStart"/>
+      <w:r>
+        <w:t>Analyse</w:t>
+      </w:r>
+      <w:proofErr w:type="spellEnd"/>
+      <w:r>
+        <w:t xml:space="preserve"> des performances</w:t>
+      </w:r>
+    </w:p>
+    <w:p>
+      <w:pPr>
+        <w:pStyle w:val="Heading4"/>
         <w:rPr>
           <w:lang w:val="fr-FR"/>
         </w:rPr>
@@ -3552,34 +3500,70 @@
     </w:p>
     <w:p>
       <w:pPr>
-        <w:pStyle w:val="Titre4"/>
-        <w:rPr>
-          <w:lang w:val="fr-FR"/>
-        </w:rPr>
-      </w:pPr>
-      <w:r>
-        <w:t>Erreurs courantes et biais potentiels</w:t>
-      </w:r>
-    </w:p>
-    <w:p>
-      <w:pPr>
-        <w:pStyle w:val="Titre3"/>
-      </w:pPr>
-      <w:r>
-        <w:t>Perspectives d’amélioration</w:t>
-      </w:r>
-    </w:p>
-    <w:p>
-      <w:pPr>
-        <w:pStyle w:val="Titre4"/>
-      </w:pPr>
-      <w:r>
-        <w:t>Optimisation des hyperparamètres</w:t>
-      </w:r>
-    </w:p>
-    <w:p>
-      <w:pPr>
-        <w:pStyle w:val="Titre4"/>
+        <w:pStyle w:val="Heading4"/>
+        <w:rPr>
+          <w:lang w:val="fr-FR"/>
+        </w:rPr>
+      </w:pPr>
+      <w:r>
+        <w:t xml:space="preserve">Erreurs </w:t>
+      </w:r>
+      <w:proofErr w:type="spellStart"/>
+      <w:r>
+        <w:t>courantes</w:t>
+      </w:r>
+      <w:proofErr w:type="spellEnd"/>
+      <w:r>
+        <w:t xml:space="preserve"> et </w:t>
+      </w:r>
+      <w:proofErr w:type="spellStart"/>
+      <w:r>
+        <w:t>biais</w:t>
+      </w:r>
+      <w:proofErr w:type="spellEnd"/>
+      <w:r>
+        <w:t xml:space="preserve"> </w:t>
+      </w:r>
+      <w:proofErr w:type="spellStart"/>
+      <w:r>
+        <w:t>potentiels</w:t>
+      </w:r>
+      <w:proofErr w:type="spellEnd"/>
+    </w:p>
+    <w:p>
+      <w:pPr>
+        <w:pStyle w:val="Heading3"/>
+      </w:pPr>
+      <w:r>
+        <w:t xml:space="preserve">Perspectives </w:t>
+      </w:r>
+      <w:proofErr w:type="spellStart"/>
+      <w:r>
+        <w:t>d’amélioration</w:t>
+      </w:r>
+      <w:proofErr w:type="spellEnd"/>
+    </w:p>
+    <w:p>
+      <w:pPr>
+        <w:pStyle w:val="Heading4"/>
+      </w:pPr>
+      <w:proofErr w:type="spellStart"/>
+      <w:r>
+        <w:t>Optimisation</w:t>
+      </w:r>
+      <w:proofErr w:type="spellEnd"/>
+      <w:r>
+        <w:t xml:space="preserve"> des </w:t>
+      </w:r>
+      <w:proofErr w:type="spellStart"/>
+      <w:r>
+        <w:t>hyperparamètres</w:t>
+      </w:r>
+      <w:proofErr w:type="spellEnd"/>
+    </w:p>
+    <w:p>
+      <w:pPr>
+        <w:pStyle w:val="Heading4"/>
         <w:rPr>
           <w:lang w:val="fr-FR"/>
         </w:rPr>
@@ -3593,7 +3577,7 @@
     </w:p>
     <w:p>
       <w:pPr>
-        <w:pStyle w:val="Titre4"/>
+        <w:pStyle w:val="Heading4"/>
         <w:rPr>
           <w:lang w:val="fr-FR"/>
         </w:rPr>
@@ -3607,26 +3591,26 @@
     </w:p>
     <w:p>
       <w:pPr>
-        <w:pStyle w:val="Titre1"/>
-        <w:rPr>
-          <w:lang w:val="fr-FR"/>
-        </w:rPr>
-      </w:pPr>
-    </w:p>
-    <w:p>
-      <w:pPr>
-        <w:pStyle w:val="Titre1"/>
-        <w:rPr>
-          <w:lang w:val="fr-FR"/>
-        </w:rPr>
-      </w:pPr>
-    </w:p>
-    <w:p>
-      <w:pPr>
-        <w:pStyle w:val="Lgende"/>
+        <w:pStyle w:val="Heading1"/>
+        <w:rPr>
+          <w:lang w:val="fr-FR"/>
+        </w:rPr>
+      </w:pPr>
+    </w:p>
+    <w:p>
+      <w:pPr>
+        <w:pStyle w:val="Heading1"/>
+        <w:rPr>
+          <w:lang w:val="fr-FR"/>
+        </w:rPr>
+      </w:pPr>
+    </w:p>
+    <w:p>
+      <w:pPr>
+        <w:pStyle w:val="Caption"/>
         <w:keepNext/>
       </w:pPr>
-      <w:bookmarkStart w:name="_Toc185448215" w:id="23"/>
+      <w:bookmarkStart w:id="24" w:name="_Toc185448215"/>
       <w:r>
         <w:t xml:space="preserve">Table </w:t>
       </w:r>
@@ -3634,7 +3618,7 @@
         <w:fldChar w:fldCharType="begin"/>
       </w:r>
       <w:r>
-        <w:instrText> SEQ Table \* ARABIC </w:instrText>
+        <w:instrText>SEQ Table \* ARABIC</w:instrText>
       </w:r>
       <w:r>
         <w:fldChar w:fldCharType="separate"/>
@@ -3651,11 +3635,11 @@
       <w:r>
         <w:t>:Tableau3</w:t>
       </w:r>
-      <w:bookmarkEnd w:id="23"/>
+      <w:bookmarkEnd w:id="24"/>
     </w:p>
     <w:tbl>
       <w:tblPr>
-        <w:tblStyle w:val="Grilledutableau"/>
+        <w:tblStyle w:val="TableGrid"/>
         <w:tblW w:w="0" w:type="auto"/>
         <w:tblLook w:val="04A0" w:firstRow="1" w:lastRow="0" w:firstColumn="1" w:lastColumn="0" w:noHBand="0" w:noVBand="1"/>
       </w:tblPr>
@@ -3749,15 +3733,21 @@
     <w:p/>
     <w:p>
       <w:pPr>
-        <w:pStyle w:val="Titre3"/>
-      </w:pPr>
-      <w:bookmarkStart w:name="_Toc185448570" w:id="24"/>
-      <w:bookmarkStart w:name="_Toc185448593" w:id="25"/>
-      <w:r>
-        <w:t>Conclusion du chapitre</w:t>
-      </w:r>
-      <w:bookmarkEnd w:id="24"/>
+        <w:pStyle w:val="Heading3"/>
+      </w:pPr>
+      <w:bookmarkStart w:id="25" w:name="_Toc185448570"/>
+      <w:bookmarkStart w:id="26" w:name="_Toc185448593"/>
+      <w:r>
+        <w:lastRenderedPageBreak/>
+        <w:t xml:space="preserve">Conclusion du </w:t>
+      </w:r>
+      <w:proofErr w:type="spellStart"/>
+      <w:r>
+        <w:t>chapitre</w:t>
+      </w:r>
       <w:bookmarkEnd w:id="25"/>
+      <w:bookmarkEnd w:id="26"/>
+      <w:proofErr w:type="spellEnd"/>
     </w:p>
     <w:p/>
     <w:p>
@@ -3778,22 +3768,23 @@
     </w:p>
     <w:p>
       <w:pPr>
-        <w:pStyle w:val="Titre2"/>
-      </w:pPr>
-      <w:bookmarkStart w:name="_Toc185448571" w:id="26"/>
-      <w:bookmarkStart w:name="_Toc185448594" w:id="27"/>
-      <w:r>
+        <w:pStyle w:val="Heading2"/>
+      </w:pPr>
+      <w:bookmarkStart w:id="27" w:name="_Toc185448571"/>
+      <w:bookmarkStart w:id="28" w:name="_Toc185448594"/>
+      <w:r>
+        <w:lastRenderedPageBreak/>
         <w:t>Chapitre2</w:t>
       </w:r>
-      <w:bookmarkEnd w:id="26"/>
       <w:bookmarkEnd w:id="27"/>
-    </w:p>
-    <w:p>
-      <w:pPr>
-        <w:pStyle w:val="Lgende"/>
+      <w:bookmarkEnd w:id="28"/>
+    </w:p>
+    <w:p>
+      <w:pPr>
+        <w:pStyle w:val="Caption"/>
         <w:keepNext/>
       </w:pPr>
-      <w:bookmarkStart w:name="_Toc185448216" w:id="28"/>
+      <w:bookmarkStart w:id="29" w:name="_Toc185448216"/>
       <w:r>
         <w:t xml:space="preserve">Table </w:t>
       </w:r>
@@ -3801,7 +3792,7 @@
         <w:fldChar w:fldCharType="begin"/>
       </w:r>
       <w:r>
-        <w:instrText> SEQ Table \* ARABIC </w:instrText>
+        <w:instrText>SEQ Table \* ARABIC</w:instrText>
       </w:r>
       <w:r>
         <w:fldChar w:fldCharType="separate"/>
@@ -3818,11 +3809,11 @@
       <w:r>
         <w:t>:Tableau 1</w:t>
       </w:r>
-      <w:bookmarkEnd w:id="28"/>
+      <w:bookmarkEnd w:id="29"/>
     </w:p>
     <w:tbl>
       <w:tblPr>
-        <w:tblStyle w:val="Grilledutableau"/>
+        <w:tblStyle w:val="TableGrid"/>
         <w:tblW w:w="0" w:type="auto"/>
         <w:tblLook w:val="04A0" w:firstRow="1" w:lastRow="0" w:firstColumn="1" w:lastColumn="0" w:noHBand="0" w:noVBand="1"/>
       </w:tblPr>
@@ -3942,22 +3933,23 @@
     </w:p>
     <w:p>
       <w:pPr>
-        <w:pStyle w:val="Titre2"/>
-      </w:pPr>
-      <w:bookmarkStart w:name="_Toc185448572" w:id="29"/>
-      <w:bookmarkStart w:name="_Toc185448595" w:id="30"/>
-      <w:r>
+        <w:pStyle w:val="Heading2"/>
+      </w:pPr>
+      <w:bookmarkStart w:id="30" w:name="_Toc185448572"/>
+      <w:bookmarkStart w:id="31" w:name="_Toc185448595"/>
+      <w:r>
+        <w:lastRenderedPageBreak/>
         <w:t>Chapitre3</w:t>
       </w:r>
-      <w:bookmarkEnd w:id="29"/>
       <w:bookmarkEnd w:id="30"/>
-    </w:p>
-    <w:p>
-      <w:pPr>
-        <w:pStyle w:val="Lgende"/>
+      <w:bookmarkEnd w:id="31"/>
+    </w:p>
+    <w:p>
+      <w:pPr>
+        <w:pStyle w:val="Caption"/>
         <w:keepNext/>
       </w:pPr>
-      <w:bookmarkStart w:name="_Toc185448217" w:id="31"/>
+      <w:bookmarkStart w:id="32" w:name="_Toc185448217"/>
       <w:r>
         <w:t xml:space="preserve">Table </w:t>
       </w:r>
@@ -3965,7 +3957,7 @@
         <w:fldChar w:fldCharType="begin"/>
       </w:r>
       <w:r>
-        <w:instrText> SEQ Table \* ARABIC </w:instrText>
+        <w:instrText>SEQ Table \* ARABIC</w:instrText>
       </w:r>
       <w:r>
         <w:fldChar w:fldCharType="separate"/>
@@ -3982,11 +3974,11 @@
       <w:r>
         <w:t>:Tableau2</w:t>
       </w:r>
-      <w:bookmarkEnd w:id="31"/>
+      <w:bookmarkEnd w:id="32"/>
     </w:p>
     <w:tbl>
       <w:tblPr>
-        <w:tblStyle w:val="Grilledutableau"/>
+        <w:tblStyle w:val="TableGrid"/>
         <w:tblW w:w="0" w:type="auto"/>
         <w:tblLook w:val="04A0" w:firstRow="1" w:lastRow="0" w:firstColumn="1" w:lastColumn="0" w:noHBand="0" w:noVBand="1"/>
       </w:tblPr>
@@ -4079,18 +4071,18 @@
     <w:p/>
     <w:p>
       <w:pPr>
-        <w:pStyle w:val="Sansinterligne"/>
+        <w:pStyle w:val="NoSpacing"/>
         <w:keepNext/>
       </w:pPr>
     </w:p>
     <w:p>
       <w:pPr>
-        <w:pStyle w:val="Lgende"/>
-        <w:rPr>
-          <w:lang w:val="fr-FR"/>
-        </w:rPr>
-      </w:pPr>
-      <w:bookmarkStart w:name="_Toc185447591" w:id="32"/>
+        <w:pStyle w:val="Caption"/>
+        <w:rPr>
+          <w:lang w:val="fr-FR"/>
+        </w:rPr>
+      </w:pPr>
+      <w:bookmarkStart w:id="33" w:name="_Toc185447591"/>
       <w:r>
         <w:rPr>
           <w:lang w:val="fr-FR"/>
@@ -4159,32 +4151,32 @@
         </w:rPr>
         <w:t>: encore la  fête</w:t>
       </w:r>
-      <w:bookmarkEnd w:id="32"/>
-    </w:p>
-    <w:p>
-      <w:pPr>
-        <w:rPr>
-          <w:lang w:val="fr-FR"/>
-        </w:rPr>
-      </w:pPr>
-    </w:p>
-    <w:p>
-      <w:pPr>
-        <w:rPr>
-          <w:lang w:val="fr-FR"/>
-        </w:rPr>
-      </w:pPr>
-    </w:p>
-    <w:p>
-      <w:pPr>
-        <w:pStyle w:val="Titre1"/>
+      <w:bookmarkEnd w:id="33"/>
+    </w:p>
+    <w:p>
+      <w:pPr>
+        <w:rPr>
+          <w:lang w:val="fr-FR"/>
+        </w:rPr>
+      </w:pPr>
+    </w:p>
+    <w:p>
+      <w:pPr>
+        <w:rPr>
+          <w:lang w:val="fr-FR"/>
+        </w:rPr>
+      </w:pPr>
+    </w:p>
+    <w:p>
+      <w:pPr>
+        <w:pStyle w:val="Heading1"/>
         <w:rPr>
           <w:lang w:val="fr-FR"/>
         </w:rPr>
         <w:sectPr>
-          <w:headerReference w:type="default" r:id="rId13"/>
-          <w:footerReference w:type="default" r:id="rId14"/>
-          <w:pgSz w:w="12240" w:h="15840" w:orient="portrait"/>
+          <w:headerReference w:type="default" r:id="rId15"/>
+          <w:footerReference w:type="default" r:id="rId16"/>
+          <w:pgSz w:w="12240" w:h="15840"/>
           <w:pgMar w:top="1417" w:right="1417" w:bottom="1417" w:left="1417" w:header="708" w:footer="708" w:gutter="0"/>
           <w:cols w:space="708"/>
           <w:docGrid w:linePitch="360"/>
@@ -4193,22 +4185,31 @@
     </w:p>
     <w:p>
       <w:pPr>
-        <w:pStyle w:val="Titre1"/>
-      </w:pPr>
-      <w:bookmarkStart w:name="_Toc185448573" w:id="33"/>
-      <w:bookmarkStart w:name="_Toc185448596" w:id="34"/>
-      <w:r>
+        <w:pStyle w:val="Heading1"/>
+      </w:pPr>
+      <w:bookmarkStart w:id="34" w:name="_Toc185448573"/>
+      <w:bookmarkStart w:id="35" w:name="_Toc185448596"/>
+      <w:r>
+        <w:lastRenderedPageBreak/>
         <w:t>Conclusion Générale</w:t>
       </w:r>
-      <w:bookmarkEnd w:id="33"/>
       <w:bookmarkEnd w:id="34"/>
+      <w:bookmarkEnd w:id="35"/>
     </w:p>
     <w:p>
       <w:pPr>
         <w:pStyle w:val="NormalWeb"/>
       </w:pPr>
       <w:r>
-        <w:t>Les maladies pulmonaires représentent un défi majeur pour le domaine médical, nécessitant des méthodes de diagnostic à la fois précises et accessibles. Dans ce contexte, notre étude a exploré l’apport des réseaux de neurones convolutionnels (CNN) pour l’analyse d’images radiographiques, dans l’objectif d’améliorer la détection et le diagnostic précoce de ces pathologies.</w:t>
+        <w:t xml:space="preserve">Les maladies pulmonaires représentent un défi majeur pour le domaine médical, nécessitant des méthodes de diagnostic à la fois précises et accessibles. Dans ce contexte, notre étude a exploré l’apport des réseaux de neurones </w:t>
+      </w:r>
+      <w:proofErr w:type="spellStart"/>
+      <w:r>
+        <w:t>convolutionnels</w:t>
+      </w:r>
+      <w:proofErr w:type="spellEnd"/>
+      <w:r>
+        <w:t xml:space="preserve"> (CNN) pour l’analyse d’images radiographiques, dans l’objectif d’améliorer la détection et le diagnostic précoce de ces pathologies.</w:t>
       </w:r>
     </w:p>
     <w:p>
@@ -4216,7 +4217,15 @@
         <w:pStyle w:val="NormalWeb"/>
       </w:pPr>
       <w:r>
-        <w:t>Les résultats obtenus montrent que l’intelligence artificielle peut constituer un outil puissant, capable d’assister les professionnels de santé en apportant une analyse rapide et fiable. Bien que notre modèle ait démontré des performances prometteuses, certaines limites subsistent, notamment en ce qui concerne la variabilité des données et l’interprétabilité des décisions de l’algorithme.</w:t>
+        <w:t>Les résultats obtenus montrent que l’intelligence artificielle peut constituer un outil puissant, capable d’assister les professionnels de santé en apportant une analyse rapide et fiable. Bien que notre modèle ait démontré des performances prometteuses, certaines limites subsistent, notamment en ce qui concerne la variabilité des données et l’</w:t>
+      </w:r>
+      <w:proofErr w:type="spellStart"/>
+      <w:r>
+        <w:t>interprétabilité</w:t>
+      </w:r>
+      <w:proofErr w:type="spellEnd"/>
+      <w:r>
+        <w:t xml:space="preserve"> des décisions de l’algorithme.</w:t>
       </w:r>
     </w:p>
     <w:p>
@@ -4257,51 +4266,42 @@
     </w:p>
     <w:p>
       <w:pPr>
-        <w:pStyle w:val="Titre1"/>
-      </w:pPr>
-      <w:bookmarkStart w:name="_Toc185448574" w:id="35"/>
-      <w:bookmarkStart w:name="_Toc185448597" w:id="36"/>
-      <w:r>
+        <w:pStyle w:val="Heading1"/>
+      </w:pPr>
+      <w:bookmarkStart w:id="36" w:name="_Toc185448574"/>
+      <w:bookmarkStart w:id="37" w:name="_Toc185448597"/>
+      <w:r>
+        <w:lastRenderedPageBreak/>
         <w:t>Bibliographie</w:t>
       </w:r>
-      <w:bookmarkEnd w:id="35"/>
       <w:bookmarkEnd w:id="36"/>
+      <w:bookmarkEnd w:id="37"/>
     </w:p>
     <w:sdt>
       <w:sdtPr>
+        <w:rPr>
+          <w:rFonts w:eastAsiaTheme="minorEastAsia" w:cstheme="minorBidi"/>
+          <w:b w:val="0"/>
+          <w:caps w:val="0"/>
+          <w:sz w:val="26"/>
+          <w:szCs w:val="26"/>
+          <w:lang w:val="fr-FR"/>
+        </w:rPr>
         <w:id w:val="-1334674824"/>
         <w:docPartObj>
           <w:docPartGallery w:val="Bibliographies"/>
           <w:docPartUnique/>
         </w:docPartObj>
-        <w:rPr>
-          <w:rFonts w:eastAsia="Aptos" w:cs="" w:eastAsiaTheme="minorAscii" w:cstheme="minorBidi"/>
-          <w:b w:val="0"/>
-          <w:bCs w:val="0"/>
-          <w:caps w:val="0"/>
-          <w:smallCaps w:val="0"/>
-          <w:sz w:val="26"/>
-          <w:szCs w:val="26"/>
-          <w:lang w:val="fr-FR"/>
-        </w:rPr>
       </w:sdtPr>
       <w:sdtEndPr>
         <w:rPr>
-          <w:rFonts w:eastAsia="Aptos" w:cs="" w:eastAsiaTheme="minorAscii" w:cstheme="minorBidi"/>
-          <w:b w:val="0"/>
-          <w:bCs w:val="0"/>
-          <w:caps w:val="0"/>
-          <w:smallCaps w:val="0"/>
-          <w:sz w:val="26"/>
-          <w:szCs w:val="26"/>
           <w:lang w:val="en-US"/>
         </w:rPr>
       </w:sdtEndPr>
       <w:sdtContent>
         <w:p>
           <w:pPr>
-            <w:pStyle w:val="Titre1"/>
-            <w:rPr/>
+            <w:pStyle w:val="Heading1"/>
           </w:pPr>
           <w:r>
             <w:rPr>
@@ -4330,19 +4330,20 @@
     </w:p>
     <w:p>
       <w:pPr>
-        <w:pStyle w:val="Titre1"/>
-      </w:pPr>
-      <w:bookmarkStart w:name="_Toc185448575" w:id="37"/>
-      <w:bookmarkStart w:name="_Toc185448598" w:id="38"/>
-      <w:r>
+        <w:pStyle w:val="Heading1"/>
+      </w:pPr>
+      <w:bookmarkStart w:id="38" w:name="_Toc185448575"/>
+      <w:bookmarkStart w:id="39" w:name="_Toc185448598"/>
+      <w:r>
+        <w:lastRenderedPageBreak/>
         <w:t>Table des matières</w:t>
       </w:r>
-      <w:bookmarkEnd w:id="37"/>
       <w:bookmarkEnd w:id="38"/>
-    </w:p>
-    <w:p>
-      <w:pPr>
-        <w:pStyle w:val="TM1"/>
+      <w:bookmarkEnd w:id="39"/>
+    </w:p>
+    <w:p>
+      <w:pPr>
+        <w:pStyle w:val="TOC1"/>
         <w:tabs>
           <w:tab w:val="right" w:leader="underscore" w:pos="9396"/>
         </w:tabs>
@@ -4366,10 +4367,10 @@
       <w:r>
         <w:fldChar w:fldCharType="separate"/>
       </w:r>
-      <w:hyperlink w:history="1" w:anchor="_Toc185448577">
-        <w:r>
-          <w:rPr>
-            <w:rStyle w:val="Lienhypertexte"/>
+      <w:hyperlink w:anchor="_Toc185448577" w:history="1">
+        <w:r>
+          <w:rPr>
+            <w:rStyle w:val="Hyperlink"/>
             <w:noProof/>
           </w:rPr>
           <w:t>Dédicaces</w:t>
@@ -4426,7 +4427,7 @@
     </w:p>
     <w:p>
       <w:pPr>
-        <w:pStyle w:val="TM1"/>
+        <w:pStyle w:val="TOC1"/>
         <w:tabs>
           <w:tab w:val="right" w:leader="underscore" w:pos="9396"/>
         </w:tabs>
@@ -4441,10 +4442,10 @@
           <w14:ligatures w14:val="standardContextual"/>
         </w:rPr>
       </w:pPr>
-      <w:hyperlink w:history="1" w:anchor="_Toc185448578">
-        <w:r>
-          <w:rPr>
-            <w:rStyle w:val="Lienhypertexte"/>
+      <w:hyperlink w:anchor="_Toc185448578" w:history="1">
+        <w:r>
+          <w:rPr>
+            <w:rStyle w:val="Hyperlink"/>
             <w:noProof/>
           </w:rPr>
           <w:t>Remerciements</w:t>
@@ -4501,7 +4502,7 @@
     </w:p>
     <w:p>
       <w:pPr>
-        <w:pStyle w:val="TM1"/>
+        <w:pStyle w:val="TOC1"/>
         <w:tabs>
           <w:tab w:val="right" w:leader="underscore" w:pos="9396"/>
         </w:tabs>
@@ -4516,10 +4517,10 @@
           <w14:ligatures w14:val="standardContextual"/>
         </w:rPr>
       </w:pPr>
-      <w:hyperlink w:history="1" w:anchor="_Toc185448579">
-        <w:r>
-          <w:rPr>
-            <w:rStyle w:val="Lienhypertexte"/>
+      <w:hyperlink w:anchor="_Toc185448579" w:history="1">
+        <w:r>
+          <w:rPr>
+            <w:rStyle w:val="Hyperlink"/>
             <w:noProof/>
           </w:rPr>
           <w:t>Sommaire</w:t>
@@ -4576,7 +4577,7 @@
     </w:p>
     <w:p>
       <w:pPr>
-        <w:pStyle w:val="TM1"/>
+        <w:pStyle w:val="TOC1"/>
         <w:tabs>
           <w:tab w:val="right" w:leader="underscore" w:pos="9396"/>
         </w:tabs>
@@ -4591,10 +4592,10 @@
           <w14:ligatures w14:val="standardContextual"/>
         </w:rPr>
       </w:pPr>
-      <w:hyperlink w:history="1" w:anchor="_Toc185448580">
-        <w:r>
-          <w:rPr>
-            <w:rStyle w:val="Lienhypertexte"/>
+      <w:hyperlink w:anchor="_Toc185448580" w:history="1">
+        <w:r>
+          <w:rPr>
+            <w:rStyle w:val="Hyperlink"/>
             <w:noProof/>
           </w:rPr>
           <w:t>Liste des figures</w:t>
@@ -4651,7 +4652,7 @@
     </w:p>
     <w:p>
       <w:pPr>
-        <w:pStyle w:val="TM1"/>
+        <w:pStyle w:val="TOC1"/>
         <w:tabs>
           <w:tab w:val="right" w:leader="underscore" w:pos="9396"/>
         </w:tabs>
@@ -4666,10 +4667,10 @@
           <w14:ligatures w14:val="standardContextual"/>
         </w:rPr>
       </w:pPr>
-      <w:hyperlink w:history="1" w:anchor="_Toc185448581">
-        <w:r>
-          <w:rPr>
-            <w:rStyle w:val="Lienhypertexte"/>
+      <w:hyperlink w:anchor="_Toc185448581" w:history="1">
+        <w:r>
+          <w:rPr>
+            <w:rStyle w:val="Hyperlink"/>
             <w:noProof/>
           </w:rPr>
           <w:t>Liste des tableaux</w:t>
@@ -4726,7 +4727,7 @@
     </w:p>
     <w:p>
       <w:pPr>
-        <w:pStyle w:val="TM1"/>
+        <w:pStyle w:val="TOC1"/>
         <w:tabs>
           <w:tab w:val="right" w:leader="underscore" w:pos="9396"/>
         </w:tabs>
@@ -4741,10 +4742,10 @@
           <w14:ligatures w14:val="standardContextual"/>
         </w:rPr>
       </w:pPr>
-      <w:hyperlink w:history="1" w:anchor="_Toc185448582">
-        <w:r>
-          <w:rPr>
-            <w:rStyle w:val="Lienhypertexte"/>
+      <w:hyperlink w:anchor="_Toc185448582" w:history="1">
+        <w:r>
+          <w:rPr>
+            <w:rStyle w:val="Hyperlink"/>
             <w:noProof/>
           </w:rPr>
           <w:t>Liste des sigles et des abreviations</w:t>
@@ -4801,7 +4802,7 @@
     </w:p>
     <w:p>
       <w:pPr>
-        <w:pStyle w:val="TM1"/>
+        <w:pStyle w:val="TOC1"/>
         <w:tabs>
           <w:tab w:val="right" w:leader="underscore" w:pos="9396"/>
         </w:tabs>
@@ -4816,10 +4817,10 @@
           <w14:ligatures w14:val="standardContextual"/>
         </w:rPr>
       </w:pPr>
-      <w:hyperlink w:history="1" w:anchor="_Toc185448583">
-        <w:r>
-          <w:rPr>
-            <w:rStyle w:val="Lienhypertexte"/>
+      <w:hyperlink w:anchor="_Toc185448583" w:history="1">
+        <w:r>
+          <w:rPr>
+            <w:rStyle w:val="Hyperlink"/>
             <w:noProof/>
           </w:rPr>
           <w:t>Résumé</w:t>
@@ -4876,7 +4877,7 @@
     </w:p>
     <w:p>
       <w:pPr>
-        <w:pStyle w:val="TM1"/>
+        <w:pStyle w:val="TOC1"/>
         <w:tabs>
           <w:tab w:val="right" w:leader="underscore" w:pos="9396"/>
         </w:tabs>
@@ -4891,10 +4892,10 @@
           <w14:ligatures w14:val="standardContextual"/>
         </w:rPr>
       </w:pPr>
-      <w:hyperlink w:history="1" w:anchor="_Toc185448584">
-        <w:r>
-          <w:rPr>
-            <w:rStyle w:val="Lienhypertexte"/>
+      <w:hyperlink w:anchor="_Toc185448584" w:history="1">
+        <w:r>
+          <w:rPr>
+            <w:rStyle w:val="Hyperlink"/>
             <w:noProof/>
           </w:rPr>
           <w:t>Abstract</w:t>
@@ -4951,7 +4952,7 @@
     </w:p>
     <w:p>
       <w:pPr>
-        <w:pStyle w:val="TM1"/>
+        <w:pStyle w:val="TOC1"/>
         <w:tabs>
           <w:tab w:val="right" w:leader="underscore" w:pos="9396"/>
         </w:tabs>
@@ -4966,10 +4967,10 @@
           <w14:ligatures w14:val="standardContextual"/>
         </w:rPr>
       </w:pPr>
-      <w:hyperlink w:history="1" w:anchor="_Toc185448585">
-        <w:r>
-          <w:rPr>
-            <w:rStyle w:val="Lienhypertexte"/>
+      <w:hyperlink w:anchor="_Toc185448585" w:history="1">
+        <w:r>
+          <w:rPr>
+            <w:rStyle w:val="Hyperlink"/>
             <w:noProof/>
           </w:rPr>
           <w:t>Introduction Générale</w:t>
@@ -5026,7 +5027,7 @@
     </w:p>
     <w:p>
       <w:pPr>
-        <w:pStyle w:val="TM2"/>
+        <w:pStyle w:val="TOC2"/>
         <w:tabs>
           <w:tab w:val="right" w:leader="underscore" w:pos="9396"/>
         </w:tabs>
@@ -5041,10 +5042,10 @@
           <w14:ligatures w14:val="standardContextual"/>
         </w:rPr>
       </w:pPr>
-      <w:hyperlink w:history="1" w:anchor="_Toc185448586">
-        <w:r>
-          <w:rPr>
-            <w:rStyle w:val="Lienhypertexte"/>
+      <w:hyperlink w:anchor="_Toc185448586" w:history="1">
+        <w:r>
+          <w:rPr>
+            <w:rStyle w:val="Hyperlink"/>
             <w:noProof/>
           </w:rPr>
           <w:t>1. Chapitre1: MACHINE LEARNING</w:t>
@@ -5101,7 +5102,7 @@
     </w:p>
     <w:p>
       <w:pPr>
-        <w:pStyle w:val="TM3"/>
+        <w:pStyle w:val="TOC3"/>
         <w:tabs>
           <w:tab w:val="right" w:leader="underscore" w:pos="9396"/>
         </w:tabs>
@@ -5114,10 +5115,10 @@
           <w14:ligatures w14:val="standardContextual"/>
         </w:rPr>
       </w:pPr>
-      <w:hyperlink w:history="1" w:anchor="_Toc185448587">
-        <w:r>
-          <w:rPr>
-            <w:rStyle w:val="Lienhypertexte"/>
+      <w:hyperlink w:anchor="_Toc185448587" w:history="1">
+        <w:r>
+          <w:rPr>
+            <w:rStyle w:val="Hyperlink"/>
             <w:noProof/>
           </w:rPr>
           <w:t>1.1. Introduction du chapitre</w:t>
@@ -5174,7 +5175,7 @@
     </w:p>
     <w:p>
       <w:pPr>
-        <w:pStyle w:val="TM3"/>
+        <w:pStyle w:val="TOC3"/>
         <w:tabs>
           <w:tab w:val="right" w:leader="underscore" w:pos="9396"/>
         </w:tabs>
@@ -5187,10 +5188,10 @@
           <w14:ligatures w14:val="standardContextual"/>
         </w:rPr>
       </w:pPr>
-      <w:hyperlink w:history="1" w:anchor="_Toc185448588">
-        <w:r>
-          <w:rPr>
-            <w:rStyle w:val="Lienhypertexte"/>
+      <w:hyperlink w:anchor="_Toc185448588" w:history="1">
+        <w:r>
+          <w:rPr>
+            <w:rStyle w:val="Hyperlink"/>
             <w:noProof/>
           </w:rPr>
           <w:t>1.2. Sous chapiter</w:t>
@@ -5247,7 +5248,7 @@
     </w:p>
     <w:p>
       <w:pPr>
-        <w:pStyle w:val="TM4"/>
+        <w:pStyle w:val="TOC4"/>
         <w:tabs>
           <w:tab w:val="right" w:leader="underscore" w:pos="9396"/>
         </w:tabs>
@@ -5260,10 +5261,10 @@
           <w14:ligatures w14:val="standardContextual"/>
         </w:rPr>
       </w:pPr>
-      <w:hyperlink w:history="1" w:anchor="_Toc185448589">
-        <w:r>
-          <w:rPr>
-            <w:rStyle w:val="Lienhypertexte"/>
+      <w:hyperlink w:anchor="_Toc185448589" w:history="1">
+        <w:r>
+          <w:rPr>
+            <w:rStyle w:val="Hyperlink"/>
             <w:noProof/>
           </w:rPr>
           <w:t>1.2.1. Sous sous chapitre</w:t>
@@ -5320,7 +5321,7 @@
     </w:p>
     <w:p>
       <w:pPr>
-        <w:pStyle w:val="TM4"/>
+        <w:pStyle w:val="TOC4"/>
         <w:tabs>
           <w:tab w:val="right" w:leader="underscore" w:pos="9396"/>
         </w:tabs>
@@ -5333,10 +5334,10 @@
           <w14:ligatures w14:val="standardContextual"/>
         </w:rPr>
       </w:pPr>
-      <w:hyperlink w:history="1" w:anchor="_Toc185448590">
-        <w:r>
-          <w:rPr>
-            <w:rStyle w:val="Lienhypertexte"/>
+      <w:hyperlink w:anchor="_Toc185448590" w:history="1">
+        <w:r>
+          <w:rPr>
+            <w:rStyle w:val="Hyperlink"/>
             <w:noProof/>
           </w:rPr>
           <w:t>1.2.2. Sous sous chapitre</w:t>
@@ -5393,7 +5394,7 @@
     </w:p>
     <w:p>
       <w:pPr>
-        <w:pStyle w:val="TM4"/>
+        <w:pStyle w:val="TOC4"/>
         <w:tabs>
           <w:tab w:val="right" w:leader="underscore" w:pos="9396"/>
         </w:tabs>
@@ -5406,10 +5407,10 @@
           <w14:ligatures w14:val="standardContextual"/>
         </w:rPr>
       </w:pPr>
-      <w:hyperlink w:history="1" w:anchor="_Toc185448591">
-        <w:r>
-          <w:rPr>
-            <w:rStyle w:val="Lienhypertexte"/>
+      <w:hyperlink w:anchor="_Toc185448591" w:history="1">
+        <w:r>
+          <w:rPr>
+            <w:rStyle w:val="Hyperlink"/>
             <w:noProof/>
           </w:rPr>
           <w:t>1.2.3. Sous sous chapitre</w:t>
@@ -5466,7 +5467,7 @@
     </w:p>
     <w:p>
       <w:pPr>
-        <w:pStyle w:val="TM3"/>
+        <w:pStyle w:val="TOC3"/>
         <w:tabs>
           <w:tab w:val="right" w:leader="underscore" w:pos="9396"/>
         </w:tabs>
@@ -5479,10 +5480,10 @@
           <w14:ligatures w14:val="standardContextual"/>
         </w:rPr>
       </w:pPr>
-      <w:hyperlink w:history="1" w:anchor="_Toc185448592">
-        <w:r>
-          <w:rPr>
-            <w:rStyle w:val="Lienhypertexte"/>
+      <w:hyperlink w:anchor="_Toc185448592" w:history="1">
+        <w:r>
+          <w:rPr>
+            <w:rStyle w:val="Hyperlink"/>
             <w:noProof/>
           </w:rPr>
           <w:t>1.3. Sous chapitre</w:t>
@@ -5539,7 +5540,7 @@
     </w:p>
     <w:p>
       <w:pPr>
-        <w:pStyle w:val="TM3"/>
+        <w:pStyle w:val="TOC3"/>
         <w:tabs>
           <w:tab w:val="right" w:leader="underscore" w:pos="9396"/>
         </w:tabs>
@@ -5552,10 +5553,10 @@
           <w14:ligatures w14:val="standardContextual"/>
         </w:rPr>
       </w:pPr>
-      <w:hyperlink w:history="1" w:anchor="_Toc185448593">
-        <w:r>
-          <w:rPr>
-            <w:rStyle w:val="Lienhypertexte"/>
+      <w:hyperlink w:anchor="_Toc185448593" w:history="1">
+        <w:r>
+          <w:rPr>
+            <w:rStyle w:val="Hyperlink"/>
             <w:noProof/>
           </w:rPr>
           <w:t>1.4. Conclusion du chapitre</w:t>
@@ -5612,7 +5613,7 @@
     </w:p>
     <w:p>
       <w:pPr>
-        <w:pStyle w:val="TM2"/>
+        <w:pStyle w:val="TOC2"/>
         <w:tabs>
           <w:tab w:val="right" w:leader="underscore" w:pos="9396"/>
         </w:tabs>
@@ -5627,10 +5628,10 @@
           <w14:ligatures w14:val="standardContextual"/>
         </w:rPr>
       </w:pPr>
-      <w:hyperlink w:history="1" w:anchor="_Toc185448594">
-        <w:r>
-          <w:rPr>
-            <w:rStyle w:val="Lienhypertexte"/>
+      <w:hyperlink w:anchor="_Toc185448594" w:history="1">
+        <w:r>
+          <w:rPr>
+            <w:rStyle w:val="Hyperlink"/>
             <w:noProof/>
           </w:rPr>
           <w:t>2. Chapitre2</w:t>
@@ -5687,7 +5688,7 @@
     </w:p>
     <w:p>
       <w:pPr>
-        <w:pStyle w:val="TM2"/>
+        <w:pStyle w:val="TOC2"/>
         <w:tabs>
           <w:tab w:val="right" w:leader="underscore" w:pos="9396"/>
         </w:tabs>
@@ -5702,10 +5703,10 @@
           <w14:ligatures w14:val="standardContextual"/>
         </w:rPr>
       </w:pPr>
-      <w:hyperlink w:history="1" w:anchor="_Toc185448595">
-        <w:r>
-          <w:rPr>
-            <w:rStyle w:val="Lienhypertexte"/>
+      <w:hyperlink w:anchor="_Toc185448595" w:history="1">
+        <w:r>
+          <w:rPr>
+            <w:rStyle w:val="Hyperlink"/>
             <w:noProof/>
           </w:rPr>
           <w:t>3. Chapitre3</w:t>
@@ -5762,7 +5763,7 @@
     </w:p>
     <w:p>
       <w:pPr>
-        <w:pStyle w:val="TM1"/>
+        <w:pStyle w:val="TOC1"/>
         <w:tabs>
           <w:tab w:val="right" w:leader="underscore" w:pos="9396"/>
         </w:tabs>
@@ -5777,10 +5778,10 @@
           <w14:ligatures w14:val="standardContextual"/>
         </w:rPr>
       </w:pPr>
-      <w:hyperlink w:history="1" w:anchor="_Toc185448596">
-        <w:r>
-          <w:rPr>
-            <w:rStyle w:val="Lienhypertexte"/>
+      <w:hyperlink w:anchor="_Toc185448596" w:history="1">
+        <w:r>
+          <w:rPr>
+            <w:rStyle w:val="Hyperlink"/>
             <w:noProof/>
           </w:rPr>
           <w:t>Conclusion Générale</w:t>
@@ -5837,7 +5838,7 @@
     </w:p>
     <w:p>
       <w:pPr>
-        <w:pStyle w:val="TM1"/>
+        <w:pStyle w:val="TOC1"/>
         <w:tabs>
           <w:tab w:val="right" w:leader="underscore" w:pos="9396"/>
         </w:tabs>
@@ -5852,10 +5853,10 @@
           <w14:ligatures w14:val="standardContextual"/>
         </w:rPr>
       </w:pPr>
-      <w:hyperlink w:history="1" w:anchor="_Toc185448597">
-        <w:r>
-          <w:rPr>
-            <w:rStyle w:val="Lienhypertexte"/>
+      <w:hyperlink w:anchor="_Toc185448597" w:history="1">
+        <w:r>
+          <w:rPr>
+            <w:rStyle w:val="Hyperlink"/>
             <w:noProof/>
           </w:rPr>
           <w:t>Bibliographie</w:t>
@@ -5912,7 +5913,7 @@
     </w:p>
     <w:p>
       <w:pPr>
-        <w:pStyle w:val="TM1"/>
+        <w:pStyle w:val="TOC1"/>
         <w:tabs>
           <w:tab w:val="right" w:leader="underscore" w:pos="9396"/>
         </w:tabs>
@@ -5927,10 +5928,10 @@
           <w14:ligatures w14:val="standardContextual"/>
         </w:rPr>
       </w:pPr>
-      <w:hyperlink w:history="1" w:anchor="_Toc185448598">
-        <w:r>
-          <w:rPr>
-            <w:rStyle w:val="Lienhypertexte"/>
+      <w:hyperlink w:anchor="_Toc185448598" w:history="1">
+        <w:r>
+          <w:rPr>
+            <w:rStyle w:val="Hyperlink"/>
             <w:noProof/>
           </w:rPr>
           <w:t>Table des matières</w:t>
@@ -5987,7 +5988,7 @@
     </w:p>
     <w:p>
       <w:pPr>
-        <w:pStyle w:val="TM1"/>
+        <w:pStyle w:val="TOC1"/>
         <w:tabs>
           <w:tab w:val="right" w:leader="underscore" w:pos="9396"/>
         </w:tabs>
@@ -6002,10 +6003,10 @@
           <w14:ligatures w14:val="standardContextual"/>
         </w:rPr>
       </w:pPr>
-      <w:hyperlink w:history="1" w:anchor="_Toc185448599">
-        <w:r>
-          <w:rPr>
-            <w:rStyle w:val="Lienhypertexte"/>
+      <w:hyperlink w:anchor="_Toc185448599" w:history="1">
+        <w:r>
+          <w:rPr>
+            <w:rStyle w:val="Hyperlink"/>
             <w:noProof/>
           </w:rPr>
           <w:t>Annexes</w:t>
@@ -6083,15 +6084,16 @@
     </w:p>
     <w:p>
       <w:pPr>
-        <w:pStyle w:val="Titre1"/>
-      </w:pPr>
-      <w:bookmarkStart w:name="_Toc185448576" w:id="39"/>
-      <w:bookmarkStart w:name="_Toc185448599" w:id="40"/>
-      <w:r>
+        <w:pStyle w:val="Heading1"/>
+      </w:pPr>
+      <w:bookmarkStart w:id="40" w:name="_Toc185448576"/>
+      <w:bookmarkStart w:id="41" w:name="_Toc185448599"/>
+      <w:r>
+        <w:lastRenderedPageBreak/>
         <w:t>Annexes</w:t>
       </w:r>
-      <w:bookmarkEnd w:id="39"/>
       <w:bookmarkEnd w:id="40"/>
+      <w:bookmarkEnd w:id="41"/>
     </w:p>
     <w:p/>
     <w:p/>
@@ -6099,7 +6101,7 @@
     <w:p/>
     <w:p>
       <w:pPr>
-        <w:pStyle w:val="Paragraphedeliste"/>
+        <w:pStyle w:val="ListParagraph"/>
         <w:ind w:left="1440"/>
       </w:pPr>
       <w:r>
@@ -6108,9 +6110,9 @@
     </w:p>
     <w:p/>
     <w:sectPr>
-      <w:headerReference w:type="default" r:id="rId15"/>
-      <w:footerReference w:type="default" r:id="rId16"/>
-      <w:pgSz w:w="12240" w:h="15840" w:orient="portrait"/>
+      <w:headerReference w:type="default" r:id="rId17"/>
+      <w:footerReference w:type="default" r:id="rId18"/>
+      <w:pgSz w:w="12240" w:h="15840"/>
       <w:pgMar w:top="1417" w:right="1417" w:bottom="1417" w:left="1417" w:header="708" w:footer="708" w:gutter="0"/>
       <w:cols w:space="708"/>
       <w:docGrid w:linePitch="360"/>
@@ -6120,7 +6122,7 @@
 </file>
 
 <file path=word/endnotes.xml><?xml version="1.0" encoding="utf-8"?>
-<w:endnotes xmlns:wpc="http://schemas.microsoft.com/office/word/2010/wordprocessingCanvas" xmlns:cx="http://schemas.microsoft.com/office/drawing/2014/chartex" xmlns:cx1="http://schemas.microsoft.com/office/drawing/2015/9/8/chartex" xmlns:cx2="http://schemas.microsoft.com/office/drawing/2015/10/21/chartex" xmlns:cx3="http://schemas.microsoft.com/office/drawing/2016/5/9/chartex" xmlns:cx4="http://schemas.microsoft.com/office/drawing/2016/5/10/chartex" xmlns:cx5="http://schemas.microsoft.com/office/drawing/2016/5/11/chartex" xmlns:cx6="http://schemas.microsoft.com/office/drawing/2016/5/12/chartex" xmlns:cx7="http://schemas.microsoft.com/office/drawing/2016/5/13/chartex" xmlns:cx8="http://schemas.microsoft.com/office/drawing/2016/5/14/chartex" xmlns:mc="http://schemas.openxmlformats.org/markup-compatibility/2006" xmlns:aink="http://schemas.microsoft.com/office/drawing/2016/ink" xmlns:am3d="http://schemas.microsoft.com/office/drawing/2017/model3d" xmlns:o="urn:schemas-microsoft-com:office:office" xmlns:oel="http://schemas.microsoft.com/office/2019/extlst" xmlns:r="http://schemas.openxmlformats.org/officeDocument/2006/relationships" xmlns:m="http://schemas.openxmlformats.org/officeDocument/2006/math" xmlns:v="urn:schemas-microsoft-com:vml" xmlns:wp14="http://schemas.microsoft.com/office/word/2010/wordprocessingDrawing" xmlns:wp="http://schemas.openxmlformats.org/drawingml/2006/wordprocessingDrawing" xmlns:w10="urn:schemas-microsoft-com:office:word" xmlns:w="http://schemas.openxmlformats.org/wordprocessingml/2006/main" xmlns:w14="http://schemas.microsoft.com/office/word/2010/wordml" xmlns:w15="http://schemas.microsoft.com/office/word/2012/wordml" xmlns:w16cex="http://schemas.microsoft.com/office/word/2018/wordml/cex" xmlns:w16cid="http://schemas.microsoft.com/office/word/2016/wordml/cid" xmlns:w16="http://schemas.microsoft.com/office/word/2018/wordml" xmlns:w16du="http://schemas.microsoft.com/office/word/2023/wordml/word16du" xmlns:w16sdtdh="http://schemas.microsoft.com/office/word/2020/wordml/sdtdatahash" xmlns:w16sdtfl="http://schemas.microsoft.com/office/word/2024/wordml/sdtformatlock" xmlns:w16se="http://schemas.microsoft.com/office/word/2015/wordml/symex" xmlns:wpg="http://schemas.microsoft.com/office/word/2010/wordprocessingGroup" xmlns:wpi="http://schemas.microsoft.com/office/word/2010/wordprocessingInk" xmlns:wne="http://schemas.microsoft.com/office/word/2006/wordml" xmlns:wps="http://schemas.microsoft.com/office/word/2010/wordprocessingShape" mc:Ignorable="w14 w15 w16se w16cid w16 w16cex w16sdtdh w16sdtfl w16du wp14">
+<w:endnotes xmlns:wpc="http://schemas.microsoft.com/office/word/2010/wordprocessingCanvas" xmlns:cx="http://schemas.microsoft.com/office/drawing/2014/chartex" xmlns:mc="http://schemas.openxmlformats.org/markup-compatibility/2006" xmlns:o="urn:schemas-microsoft-com:office:office" xmlns:r="http://schemas.openxmlformats.org/officeDocument/2006/relationships" xmlns:m="http://schemas.openxmlformats.org/officeDocument/2006/math" xmlns:v="urn:schemas-microsoft-com:vml" xmlns:wp14="http://schemas.microsoft.com/office/word/2010/wordprocessingDrawing" xmlns:wp="http://schemas.openxmlformats.org/drawingml/2006/wordprocessingDrawing" xmlns:w10="urn:schemas-microsoft-com:office:word" xmlns:w="http://schemas.openxmlformats.org/wordprocessingml/2006/main" xmlns:w14="http://schemas.microsoft.com/office/word/2010/wordml" xmlns:w15="http://schemas.microsoft.com/office/word/2012/wordml" xmlns:w16se="http://schemas.microsoft.com/office/word/2015/wordml/symex" xmlns:wpg="http://schemas.microsoft.com/office/word/2010/wordprocessingGroup" xmlns:wpi="http://schemas.microsoft.com/office/word/2010/wordprocessingInk" xmlns:wne="http://schemas.microsoft.com/office/word/2006/wordml" xmlns:wps="http://schemas.microsoft.com/office/word/2010/wordprocessingShape" mc:Ignorable="w14 w15 w16se wp14">
   <w:endnote w:type="separator" w:id="-1">
     <w:p>
       <w:pPr>
@@ -6145,10 +6147,61 @@
 </file>
 
 <file path=word/footer1.xml><?xml version="1.0" encoding="utf-8"?>
-<w:ftr xmlns:wpc="http://schemas.microsoft.com/office/word/2010/wordprocessingCanvas" xmlns:cx="http://schemas.microsoft.com/office/drawing/2014/chartex" xmlns:cx1="http://schemas.microsoft.com/office/drawing/2015/9/8/chartex" xmlns:cx2="http://schemas.microsoft.com/office/drawing/2015/10/21/chartex" xmlns:cx3="http://schemas.microsoft.com/office/drawing/2016/5/9/chartex" xmlns:cx4="http://schemas.microsoft.com/office/drawing/2016/5/10/chartex" xmlns:cx5="http://schemas.microsoft.com/office/drawing/2016/5/11/chartex" xmlns:cx6="http://schemas.microsoft.com/office/drawing/2016/5/12/chartex" xmlns:cx7="http://schemas.microsoft.com/office/drawing/2016/5/13/chartex" xmlns:cx8="http://schemas.microsoft.com/office/drawing/2016/5/14/chartex" xmlns:mc="http://schemas.openxmlformats.org/markup-compatibility/2006" xmlns:aink="http://schemas.microsoft.com/office/drawing/2016/ink" xmlns:am3d="http://schemas.microsoft.com/office/drawing/2017/model3d" xmlns:o="urn:schemas-microsoft-com:office:office" xmlns:oel="http://schemas.microsoft.com/office/2019/extlst" xmlns:r="http://schemas.openxmlformats.org/officeDocument/2006/relationships" xmlns:m="http://schemas.openxmlformats.org/officeDocument/2006/math" xmlns:v="urn:schemas-microsoft-com:vml" xmlns:wp14="http://schemas.microsoft.com/office/word/2010/wordprocessingDrawing" xmlns:wp="http://schemas.openxmlformats.org/drawingml/2006/wordprocessingDrawing" xmlns:w10="urn:schemas-microsoft-com:office:word" xmlns:w="http://schemas.openxmlformats.org/wordprocessingml/2006/main" xmlns:w14="http://schemas.microsoft.com/office/word/2010/wordml" xmlns:w15="http://schemas.microsoft.com/office/word/2012/wordml" xmlns:w16cex="http://schemas.microsoft.com/office/word/2018/wordml/cex" xmlns:w16cid="http://schemas.microsoft.com/office/word/2016/wordml/cid" xmlns:w16="http://schemas.microsoft.com/office/word/2018/wordml" xmlns:w16du="http://schemas.microsoft.com/office/word/2023/wordml/word16du" xmlns:w16sdtdh="http://schemas.microsoft.com/office/word/2020/wordml/sdtdatahash" xmlns:w16sdtfl="http://schemas.microsoft.com/office/word/2024/wordml/sdtformatlock" xmlns:w16se="http://schemas.microsoft.com/office/word/2015/wordml/symex" xmlns:wpg="http://schemas.microsoft.com/office/word/2010/wordprocessingGroup" xmlns:wpi="http://schemas.microsoft.com/office/word/2010/wordprocessingInk" xmlns:wne="http://schemas.microsoft.com/office/word/2006/wordml" xmlns:wps="http://schemas.microsoft.com/office/word/2010/wordprocessingShape" xmlns:a="http://schemas.openxmlformats.org/drawingml/2006/main" mc:Ignorable="w14 w15 w16se w16cid w16 w16cex w16sdtdh w16sdtfl w16du wp14">
+<w:ftr xmlns:wpc="http://schemas.microsoft.com/office/word/2010/wordprocessingCanvas" xmlns:cx="http://schemas.microsoft.com/office/drawing/2014/chartex" xmlns:mc="http://schemas.openxmlformats.org/markup-compatibility/2006" xmlns:o="urn:schemas-microsoft-com:office:office" xmlns:r="http://schemas.openxmlformats.org/officeDocument/2006/relationships" xmlns:m="http://schemas.openxmlformats.org/officeDocument/2006/math" xmlns:v="urn:schemas-microsoft-com:vml" xmlns:wp14="http://schemas.microsoft.com/office/word/2010/wordprocessingDrawing" xmlns:wp="http://schemas.openxmlformats.org/drawingml/2006/wordprocessingDrawing" xmlns:w10="urn:schemas-microsoft-com:office:word" xmlns:w="http://schemas.openxmlformats.org/wordprocessingml/2006/main" xmlns:w14="http://schemas.microsoft.com/office/word/2010/wordml" xmlns:w15="http://schemas.microsoft.com/office/word/2012/wordml" xmlns:w16se="http://schemas.microsoft.com/office/word/2015/wordml/symex" xmlns:wpg="http://schemas.microsoft.com/office/word/2010/wordprocessingGroup" xmlns:wpi="http://schemas.microsoft.com/office/word/2010/wordprocessingInk" xmlns:wne="http://schemas.microsoft.com/office/word/2006/wordml" xmlns:wps="http://schemas.microsoft.com/office/word/2010/wordprocessingShape" mc:Ignorable="w14 w15 w16se wp14">
+  <w:tbl>
+    <w:tblPr>
+      <w:tblW w:w="0" w:type="auto"/>
+      <w:tblLayout w:type="fixed"/>
+      <w:tblLook w:val="06A0" w:firstRow="1" w:lastRow="0" w:firstColumn="1" w:lastColumn="0" w:noHBand="1" w:noVBand="1"/>
+    </w:tblPr>
+    <w:tblGrid>
+      <w:gridCol w:w="3605"/>
+      <w:gridCol w:w="3605"/>
+      <w:gridCol w:w="3605"/>
+    </w:tblGrid>
+    <w:tr>
+      <w:trPr>
+        <w:trHeight w:val="300"/>
+      </w:trPr>
+      <w:tc>
+        <w:tcPr>
+          <w:tcW w:w="3605" w:type="dxa"/>
+        </w:tcPr>
+        <w:p>
+          <w:pPr>
+            <w:pStyle w:val="Header"/>
+            <w:ind w:left="-115"/>
+            <w:jc w:val="left"/>
+          </w:pPr>
+        </w:p>
+      </w:tc>
+      <w:tc>
+        <w:tcPr>
+          <w:tcW w:w="3605" w:type="dxa"/>
+        </w:tcPr>
+        <w:p>
+          <w:pPr>
+            <w:pStyle w:val="Header"/>
+            <w:jc w:val="center"/>
+          </w:pPr>
+        </w:p>
+      </w:tc>
+      <w:tc>
+        <w:tcPr>
+          <w:tcW w:w="3605" w:type="dxa"/>
+        </w:tcPr>
+        <w:p/>
+      </w:tc>
+    </w:tr>
+  </w:tbl>
+</w:ftr>
+</file>
+
+<file path=word/footer2.xml><?xml version="1.0" encoding="utf-8"?>
+<w:ftr xmlns:wpc="http://schemas.microsoft.com/office/word/2010/wordprocessingCanvas" xmlns:cx="http://schemas.microsoft.com/office/drawing/2014/chartex" xmlns:mc="http://schemas.openxmlformats.org/markup-compatibility/2006" xmlns:o="urn:schemas-microsoft-com:office:office" xmlns:r="http://schemas.openxmlformats.org/officeDocument/2006/relationships" xmlns:m="http://schemas.openxmlformats.org/officeDocument/2006/math" xmlns:v="urn:schemas-microsoft-com:vml" xmlns:wp14="http://schemas.microsoft.com/office/word/2010/wordprocessingDrawing" xmlns:wp="http://schemas.openxmlformats.org/drawingml/2006/wordprocessingDrawing" xmlns:w10="urn:schemas-microsoft-com:office:word" xmlns:w="http://schemas.openxmlformats.org/wordprocessingml/2006/main" xmlns:w14="http://schemas.microsoft.com/office/word/2010/wordml" xmlns:w15="http://schemas.microsoft.com/office/word/2012/wordml" xmlns:w16se="http://schemas.microsoft.com/office/word/2015/wordml/symex" xmlns:wpg="http://schemas.microsoft.com/office/word/2010/wordprocessingGroup" xmlns:wpi="http://schemas.microsoft.com/office/word/2010/wordprocessingInk" xmlns:wne="http://schemas.microsoft.com/office/word/2006/wordml" xmlns:wps="http://schemas.microsoft.com/office/word/2010/wordprocessingShape" mc:Ignorable="w14 w15 w16se wp14">
   <w:p>
     <w:pPr>
-      <w:pStyle w:val="Pieddepage"/>
+      <w:pStyle w:val="Footer"/>
       <w:rPr>
         <w:lang w:val="fr-FR"/>
       </w:rPr>
@@ -6156,7 +6209,7 @@
     <w:r>
       <w:rPr>
         <w:noProof/>
-        <w:lang w:val="fr-FR"/>
+        <w:lang w:val="fr-FR" w:eastAsia="fr-FR"/>
       </w:rPr>
       <mc:AlternateContent>
         <mc:Choice Requires="wps">
@@ -6208,7 +6261,7 @@
             </wp:anchor>
           </w:drawing>
         </mc:Choice>
-        <mc:Fallback>
+        <mc:Fallback xmlns:a="http://schemas.openxmlformats.org/drawingml/2006/main" xmlns:w16sdtfl="http://schemas.microsoft.com/office/word/2024/wordml/sdtformatlock" xmlns:w16sdtdh="http://schemas.microsoft.com/office/word/2020/wordml/sdtdatahash" xmlns:w16du="http://schemas.microsoft.com/office/word/2023/wordml/word16du" xmlns:w16="http://schemas.microsoft.com/office/word/2018/wordml" xmlns:w16cid="http://schemas.microsoft.com/office/word/2016/wordml/cid" xmlns:w16cex="http://schemas.microsoft.com/office/word/2018/wordml/cex" xmlns:oel="http://schemas.microsoft.com/office/2019/extlst" xmlns:am3d="http://schemas.microsoft.com/office/drawing/2017/model3d" xmlns:aink="http://schemas.microsoft.com/office/drawing/2016/ink" xmlns:cx8="http://schemas.microsoft.com/office/drawing/2016/5/14/chartex" xmlns:cx7="http://schemas.microsoft.com/office/drawing/2016/5/13/chartex" xmlns:cx6="http://schemas.microsoft.com/office/drawing/2016/5/12/chartex" xmlns:cx5="http://schemas.microsoft.com/office/drawing/2016/5/11/chartex" xmlns:cx4="http://schemas.microsoft.com/office/drawing/2016/5/10/chartex" xmlns:cx3="http://schemas.microsoft.com/office/drawing/2016/5/9/chartex" xmlns:cx2="http://schemas.microsoft.com/office/drawing/2015/10/21/chartex" xmlns:cx1="http://schemas.microsoft.com/office/drawing/2015/9/8/chartex">
           <w:pict w14:anchorId="135B5060">
             <v:line id="Connecteur droit 5" style="position:absolute;z-index:251688960;visibility:visible;mso-wrap-style:square;mso-wrap-distance-left:9pt;mso-wrap-distance-top:0;mso-wrap-distance-right:9pt;mso-wrap-distance-bottom:0;mso-position-horizontal:absolute;mso-position-horizontal-relative:text;mso-position-vertical:absolute;mso-position-vertical-relative:text" o:spid="_x0000_s1026" strokecolor="#156082 [3204]" strokeweight=".5pt" from="0,-5.25pt" to="461.25pt,-4.5pt" w14:anchorId="761E5E65" o:gfxdata="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">
               <v:stroke joinstyle="miter"/>
@@ -6220,7 +6273,7 @@
     <w:r>
       <w:rPr>
         <w:noProof/>
-        <w:lang w:val="fr-FR"/>
+        <w:lang w:val="fr-FR" w:eastAsia="fr-FR"/>
       </w:rPr>
       <mc:AlternateContent>
         <mc:Choice Requires="wps">
@@ -6261,7 +6314,7 @@
                       <w:txbxContent>
                         <w:p>
                           <w:pPr>
-                            <w:pStyle w:val="Sansinterligne"/>
+                            <w:pStyle w:val="NoSpacing"/>
                             <w:rPr>
                               <w:sz w:val="22"/>
                             </w:rPr>
@@ -6277,6 +6330,7 @@
                                 <w:docPartUnique/>
                               </w:docPartObj>
                             </w:sdtPr>
+                            <w:sdtEndPr/>
                             <w:sdtContent>
                               <w:r>
                                 <w:rPr>
@@ -6301,7 +6355,7 @@
                                   <w:noProof/>
                                   <w:sz w:val="22"/>
                                 </w:rPr>
-                                <w:t>iii</w:t>
+                                <w:t>ix</w:t>
                               </w:r>
                               <w:r>
                                 <w:rPr>
@@ -6333,24 +6387,23 @@
           </w:drawing>
         </mc:Choice>
         <mc:Fallback>
-          <w:pict w14:anchorId="5A7D93CE">
-            <v:shapetype id="_x0000_t202" coordsize="21600,21600" o:spt="202" path="m,l,21600r21600,l21600,xe" w14:anchorId="2DC11A85">
+          <w:pict>
+            <v:shapetype w14:anchorId="2DC11A85" id="_x0000_t202" coordsize="21600,21600" o:spt="202" path="m,l,21600r21600,l21600,xe">
               <v:stroke joinstyle="miter"/>
               <v:path gradientshapeok="t" o:connecttype="rect"/>
             </v:shapetype>
-            <v:shape id="Zone de texte 4" style="position:absolute;left:0;text-align:left;margin-left:420.4pt;margin-top:-1.4pt;width:107.25pt;height:33pt;z-index:251677696;visibility:visible;mso-wrap-style:square;mso-width-percent:0;mso-height-percent:0;mso-wrap-distance-left:9pt;mso-wrap-distance-top:0;mso-wrap-distance-right:9pt;mso-wrap-distance-bottom:0;mso-position-horizontal:absolute;mso-position-horizontal-relative:text;mso-position-vertical:absolute;mso-position-vertical-relative:text;mso-width-percent:0;mso-height-percent:0;mso-width-relative:margin;mso-height-relative:margin;v-text-anchor:top" o:spid="_x0000_s1027" fillcolor="white [3201]" stroked="f" strokeweight=".5pt" type="#_x0000_t202" o:gfxdata="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">
+            <v:shape id="Zone de texte 4" o:spid="_x0000_s1027" type="#_x0000_t202" style="position:absolute;left:0;text-align:left;margin-left:420.4pt;margin-top:-1.4pt;width:107.25pt;height:33pt;z-index:251677696;visibility:visible;mso-wrap-style:square;mso-width-percent:0;mso-height-percent:0;mso-wrap-distance-left:9pt;mso-wrap-distance-top:0;mso-wrap-distance-right:9pt;mso-wrap-distance-bottom:0;mso-position-horizontal:absolute;mso-position-horizontal-relative:text;mso-position-vertical:absolute;mso-position-vertical-relative:text;mso-width-percent:0;mso-height-percent:0;mso-width-relative:margin;mso-height-relative:margin;v-text-anchor:top" o:gfxdata="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" fillcolor="white [3201]" stroked="f" strokeweight=".5pt">
               <v:textbox>
                 <w:txbxContent>
                   <w:p>
                     <w:pPr>
-                      <w:pStyle w:val="Sansinterligne"/>
+                      <w:pStyle w:val="NoSpacing"/>
                       <w:rPr>
                         <w:sz w:val="22"/>
                       </w:rPr>
                     </w:pPr>
                     <w:sdt>
                       <w:sdtPr>
-                        <w:id w:val="1114286255"/>
                         <w:rPr>
                           <w:sz w:val="22"/>
                         </w:rPr>
@@ -6360,6 +6413,7 @@
                           <w:docPartUnique/>
                         </w:docPartObj>
                       </w:sdtPr>
+                      <w:sdtEndPr/>
                       <w:sdtContent>
                         <w:r>
                           <w:rPr>
@@ -6384,7 +6438,7 @@
                             <w:noProof/>
                             <w:sz w:val="22"/>
                           </w:rPr>
-                          <w:t>iii</w:t>
+                          <w:t>ix</w:t>
                         </w:r>
                         <w:r>
                           <w:rPr>
@@ -6412,11 +6466,11 @@
 </w:ftr>
 </file>
 
-<file path=word/footer2.xml><?xml version="1.0" encoding="utf-8"?>
-<w:ftr xmlns:wpc="http://schemas.microsoft.com/office/word/2010/wordprocessingCanvas" xmlns:cx="http://schemas.microsoft.com/office/drawing/2014/chartex" xmlns:cx1="http://schemas.microsoft.com/office/drawing/2015/9/8/chartex" xmlns:cx2="http://schemas.microsoft.com/office/drawing/2015/10/21/chartex" xmlns:cx3="http://schemas.microsoft.com/office/drawing/2016/5/9/chartex" xmlns:cx4="http://schemas.microsoft.com/office/drawing/2016/5/10/chartex" xmlns:cx5="http://schemas.microsoft.com/office/drawing/2016/5/11/chartex" xmlns:cx6="http://schemas.microsoft.com/office/drawing/2016/5/12/chartex" xmlns:cx7="http://schemas.microsoft.com/office/drawing/2016/5/13/chartex" xmlns:cx8="http://schemas.microsoft.com/office/drawing/2016/5/14/chartex" xmlns:mc="http://schemas.openxmlformats.org/markup-compatibility/2006" xmlns:aink="http://schemas.microsoft.com/office/drawing/2016/ink" xmlns:am3d="http://schemas.microsoft.com/office/drawing/2017/model3d" xmlns:o="urn:schemas-microsoft-com:office:office" xmlns:oel="http://schemas.microsoft.com/office/2019/extlst" xmlns:r="http://schemas.openxmlformats.org/officeDocument/2006/relationships" xmlns:m="http://schemas.openxmlformats.org/officeDocument/2006/math" xmlns:v="urn:schemas-microsoft-com:vml" xmlns:wp14="http://schemas.microsoft.com/office/word/2010/wordprocessingDrawing" xmlns:wp="http://schemas.openxmlformats.org/drawingml/2006/wordprocessingDrawing" xmlns:w10="urn:schemas-microsoft-com:office:word" xmlns:w="http://schemas.openxmlformats.org/wordprocessingml/2006/main" xmlns:w14="http://schemas.microsoft.com/office/word/2010/wordml" xmlns:w15="http://schemas.microsoft.com/office/word/2012/wordml" xmlns:w16cex="http://schemas.microsoft.com/office/word/2018/wordml/cex" xmlns:w16cid="http://schemas.microsoft.com/office/word/2016/wordml/cid" xmlns:w16="http://schemas.microsoft.com/office/word/2018/wordml" xmlns:w16du="http://schemas.microsoft.com/office/word/2023/wordml/word16du" xmlns:w16sdtdh="http://schemas.microsoft.com/office/word/2020/wordml/sdtdatahash" xmlns:w16sdtfl="http://schemas.microsoft.com/office/word/2024/wordml/sdtformatlock" xmlns:w16se="http://schemas.microsoft.com/office/word/2015/wordml/symex" xmlns:wpg="http://schemas.microsoft.com/office/word/2010/wordprocessingGroup" xmlns:wpi="http://schemas.microsoft.com/office/word/2010/wordprocessingInk" xmlns:wne="http://schemas.microsoft.com/office/word/2006/wordml" xmlns:wps="http://schemas.microsoft.com/office/word/2010/wordprocessingShape" xmlns:a="http://schemas.openxmlformats.org/drawingml/2006/main" mc:Ignorable="w14 w15 w16se w16cid w16 w16cex w16sdtdh w16sdtfl w16du wp14">
+<file path=word/footer3.xml><?xml version="1.0" encoding="utf-8"?>
+<w:ftr xmlns:wpc="http://schemas.microsoft.com/office/word/2010/wordprocessingCanvas" xmlns:cx="http://schemas.microsoft.com/office/drawing/2014/chartex" xmlns:mc="http://schemas.openxmlformats.org/markup-compatibility/2006" xmlns:o="urn:schemas-microsoft-com:office:office" xmlns:r="http://schemas.openxmlformats.org/officeDocument/2006/relationships" xmlns:m="http://schemas.openxmlformats.org/officeDocument/2006/math" xmlns:v="urn:schemas-microsoft-com:vml" xmlns:wp14="http://schemas.microsoft.com/office/word/2010/wordprocessingDrawing" xmlns:wp="http://schemas.openxmlformats.org/drawingml/2006/wordprocessingDrawing" xmlns:w10="urn:schemas-microsoft-com:office:word" xmlns:w="http://schemas.openxmlformats.org/wordprocessingml/2006/main" xmlns:w14="http://schemas.microsoft.com/office/word/2010/wordml" xmlns:w15="http://schemas.microsoft.com/office/word/2012/wordml" xmlns:w16se="http://schemas.microsoft.com/office/word/2015/wordml/symex" xmlns:wpg="http://schemas.microsoft.com/office/word/2010/wordprocessingGroup" xmlns:wpi="http://schemas.microsoft.com/office/word/2010/wordprocessingInk" xmlns:wne="http://schemas.microsoft.com/office/word/2006/wordml" xmlns:wps="http://schemas.microsoft.com/office/word/2010/wordprocessingShape" mc:Ignorable="w14 w15 w16se wp14">
   <w:p>
     <w:pPr>
-      <w:pStyle w:val="Pieddepage"/>
+      <w:pStyle w:val="Footer"/>
       <w:rPr>
         <w:lang w:val="fr-FR"/>
       </w:rPr>
@@ -6424,7 +6478,7 @@
     <w:r>
       <w:rPr>
         <w:noProof/>
-        <w:lang w:val="fr-FR"/>
+        <w:lang w:val="fr-FR" w:eastAsia="fr-FR"/>
       </w:rPr>
       <mc:AlternateContent>
         <mc:Choice Requires="wps">
@@ -6476,7 +6530,7 @@
             </wp:anchor>
           </w:drawing>
         </mc:Choice>
-        <mc:Fallback>
+        <mc:Fallback xmlns:a="http://schemas.openxmlformats.org/drawingml/2006/main" xmlns:w16sdtfl="http://schemas.microsoft.com/office/word/2024/wordml/sdtformatlock" xmlns:w16sdtdh="http://schemas.microsoft.com/office/word/2020/wordml/sdtdatahash" xmlns:w16du="http://schemas.microsoft.com/office/word/2023/wordml/word16du" xmlns:w16="http://schemas.microsoft.com/office/word/2018/wordml" xmlns:w16cid="http://schemas.microsoft.com/office/word/2016/wordml/cid" xmlns:w16cex="http://schemas.microsoft.com/office/word/2018/wordml/cex" xmlns:oel="http://schemas.microsoft.com/office/2019/extlst" xmlns:am3d="http://schemas.microsoft.com/office/drawing/2017/model3d" xmlns:aink="http://schemas.microsoft.com/office/drawing/2016/ink" xmlns:cx8="http://schemas.microsoft.com/office/drawing/2016/5/14/chartex" xmlns:cx7="http://schemas.microsoft.com/office/drawing/2016/5/13/chartex" xmlns:cx6="http://schemas.microsoft.com/office/drawing/2016/5/12/chartex" xmlns:cx5="http://schemas.microsoft.com/office/drawing/2016/5/11/chartex" xmlns:cx4="http://schemas.microsoft.com/office/drawing/2016/5/10/chartex" xmlns:cx3="http://schemas.microsoft.com/office/drawing/2016/5/9/chartex" xmlns:cx2="http://schemas.microsoft.com/office/drawing/2015/10/21/chartex" xmlns:cx1="http://schemas.microsoft.com/office/drawing/2015/9/8/chartex">
           <w:pict w14:anchorId="7CE01B28">
             <v:line id="Connecteur droit 5" style="position:absolute;z-index:251686912;visibility:visible;mso-wrap-style:square;mso-wrap-distance-left:9pt;mso-wrap-distance-top:0;mso-wrap-distance-right:9pt;mso-wrap-distance-bottom:0;mso-position-horizontal:absolute;mso-position-horizontal-relative:margin;mso-position-vertical:absolute;mso-position-vertical-relative:text" o:spid="_x0000_s1026" strokecolor="#156082 [3204]" strokeweight=".5pt" from="0,-6.75pt" to="461.25pt,-6pt" w14:anchorId="4985D0FE" o:gfxdata="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">
               <v:stroke joinstyle="miter"/>
@@ -6489,7 +6543,7 @@
     <w:r>
       <w:rPr>
         <w:noProof/>
-        <w:lang w:val="fr-FR"/>
+        <w:lang w:val="fr-FR" w:eastAsia="fr-FR"/>
       </w:rPr>
       <mc:AlternateContent>
         <mc:Choice Requires="wps">
@@ -6530,7 +6584,7 @@
                       <w:txbxContent>
                         <w:p>
                           <w:pPr>
-                            <w:pStyle w:val="Sansinterligne"/>
+                            <w:pStyle w:val="NoSpacing"/>
                             <w:rPr>
                               <w:sz w:val="22"/>
                             </w:rPr>
@@ -6558,7 +6612,7 @@
                               <w:noProof/>
                               <w:sz w:val="22"/>
                             </w:rPr>
-                            <w:t>1</w:t>
+                            <w:t>4</w:t>
                           </w:r>
                           <w:r>
                             <w:rPr>
@@ -6588,17 +6642,17 @@
           </w:drawing>
         </mc:Choice>
         <mc:Fallback>
-          <w:pict w14:anchorId="41D15FE3">
-            <v:shapetype id="_x0000_t202" coordsize="21600,21600" o:spt="202" path="m,l,21600r21600,l21600,xe" w14:anchorId="7802FA98">
+          <w:pict>
+            <v:shapetype w14:anchorId="7802FA98" id="_x0000_t202" coordsize="21600,21600" o:spt="202" path="m,l,21600r21600,l21600,xe">
               <v:stroke joinstyle="miter"/>
               <v:path gradientshapeok="t" o:connecttype="rect"/>
             </v:shapetype>
-            <v:shape id="_x0000_s1029" style="position:absolute;left:0;text-align:left;margin-left:420.4pt;margin-top:-1.4pt;width:107.25pt;height:33pt;z-index:251679744;visibility:visible;mso-wrap-style:square;mso-width-percent:0;mso-height-percent:0;mso-wrap-distance-left:9pt;mso-wrap-distance-top:0;mso-wrap-distance-right:9pt;mso-wrap-distance-bottom:0;mso-position-horizontal:absolute;mso-position-horizontal-relative:text;mso-position-vertical:absolute;mso-position-vertical-relative:text;mso-width-percent:0;mso-height-percent:0;mso-width-relative:margin;mso-height-relative:margin;v-text-anchor:top" fillcolor="white [3201]" stroked="f" strokeweight=".5pt" type="#_x0000_t202" o:gfxdata="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">
+            <v:shape id="_x0000_s1029" type="#_x0000_t202" style="position:absolute;left:0;text-align:left;margin-left:420.4pt;margin-top:-1.4pt;width:107.25pt;height:33pt;z-index:251679744;visibility:visible;mso-wrap-style:square;mso-width-percent:0;mso-height-percent:0;mso-wrap-distance-left:9pt;mso-wrap-distance-top:0;mso-wrap-distance-right:9pt;mso-wrap-distance-bottom:0;mso-position-horizontal:absolute;mso-position-horizontal-relative:text;mso-position-vertical:absolute;mso-position-vertical-relative:text;mso-width-percent:0;mso-height-percent:0;mso-width-relative:margin;mso-height-relative:margin;v-text-anchor:top" o:gfxdata="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" fillcolor="white [3201]" stroked="f" strokeweight=".5pt">
               <v:textbox>
                 <w:txbxContent>
                   <w:p>
                     <w:pPr>
-                      <w:pStyle w:val="Sansinterligne"/>
+                      <w:pStyle w:val="NoSpacing"/>
                       <w:rPr>
                         <w:sz w:val="22"/>
                       </w:rPr>
@@ -6626,7 +6680,7 @@
                         <w:noProof/>
                         <w:sz w:val="22"/>
                       </w:rPr>
-                      <w:t>1</w:t>
+                      <w:t>4</w:t>
                     </w:r>
                     <w:r>
                       <w:rPr>
@@ -6651,7 +6705,7 @@
   </w:p>
   <w:p>
     <w:pPr>
-      <w:pStyle w:val="Pieddepage"/>
+      <w:pStyle w:val="Footer"/>
       <w:rPr>
         <w:lang w:val="fr-FR"/>
       </w:rPr>
@@ -6659,7 +6713,7 @@
   </w:p>
   <w:p>
     <w:pPr>
-      <w:pStyle w:val="Pieddepage"/>
+      <w:pStyle w:val="Footer"/>
       <w:rPr>
         <w:lang w:val="fr-FR"/>
       </w:rPr>
@@ -6668,11 +6722,11 @@
 </w:ftr>
 </file>
 
-<file path=word/footer3.xml><?xml version="1.0" encoding="utf-8"?>
-<w:ftr xmlns:wpc="http://schemas.microsoft.com/office/word/2010/wordprocessingCanvas" xmlns:cx="http://schemas.microsoft.com/office/drawing/2014/chartex" xmlns:cx1="http://schemas.microsoft.com/office/drawing/2015/9/8/chartex" xmlns:cx2="http://schemas.microsoft.com/office/drawing/2015/10/21/chartex" xmlns:cx3="http://schemas.microsoft.com/office/drawing/2016/5/9/chartex" xmlns:cx4="http://schemas.microsoft.com/office/drawing/2016/5/10/chartex" xmlns:cx5="http://schemas.microsoft.com/office/drawing/2016/5/11/chartex" xmlns:cx6="http://schemas.microsoft.com/office/drawing/2016/5/12/chartex" xmlns:cx7="http://schemas.microsoft.com/office/drawing/2016/5/13/chartex" xmlns:cx8="http://schemas.microsoft.com/office/drawing/2016/5/14/chartex" xmlns:mc="http://schemas.openxmlformats.org/markup-compatibility/2006" xmlns:aink="http://schemas.microsoft.com/office/drawing/2016/ink" xmlns:am3d="http://schemas.microsoft.com/office/drawing/2017/model3d" xmlns:o="urn:schemas-microsoft-com:office:office" xmlns:oel="http://schemas.microsoft.com/office/2019/extlst" xmlns:r="http://schemas.openxmlformats.org/officeDocument/2006/relationships" xmlns:m="http://schemas.openxmlformats.org/officeDocument/2006/math" xmlns:v="urn:schemas-microsoft-com:vml" xmlns:wp14="http://schemas.microsoft.com/office/word/2010/wordprocessingDrawing" xmlns:wp="http://schemas.openxmlformats.org/drawingml/2006/wordprocessingDrawing" xmlns:w10="urn:schemas-microsoft-com:office:word" xmlns:w="http://schemas.openxmlformats.org/wordprocessingml/2006/main" xmlns:w14="http://schemas.microsoft.com/office/word/2010/wordml" xmlns:w15="http://schemas.microsoft.com/office/word/2012/wordml" xmlns:w16cex="http://schemas.microsoft.com/office/word/2018/wordml/cex" xmlns:w16cid="http://schemas.microsoft.com/office/word/2016/wordml/cid" xmlns:w16="http://schemas.microsoft.com/office/word/2018/wordml" xmlns:w16du="http://schemas.microsoft.com/office/word/2023/wordml/word16du" xmlns:w16sdtdh="http://schemas.microsoft.com/office/word/2020/wordml/sdtdatahash" xmlns:w16sdtfl="http://schemas.microsoft.com/office/word/2024/wordml/sdtformatlock" xmlns:w16se="http://schemas.microsoft.com/office/word/2015/wordml/symex" xmlns:wpg="http://schemas.microsoft.com/office/word/2010/wordprocessingGroup" xmlns:wpi="http://schemas.microsoft.com/office/word/2010/wordprocessingInk" xmlns:wne="http://schemas.microsoft.com/office/word/2006/wordml" xmlns:wps="http://schemas.microsoft.com/office/word/2010/wordprocessingShape" xmlns:a="http://schemas.openxmlformats.org/drawingml/2006/main" mc:Ignorable="w14 w15 w16se w16cid w16 w16cex w16sdtdh w16sdtfl w16du wp14">
+<file path=word/footer4.xml><?xml version="1.0" encoding="utf-8"?>
+<w:ftr xmlns:wpc="http://schemas.microsoft.com/office/word/2010/wordprocessingCanvas" xmlns:cx="http://schemas.microsoft.com/office/drawing/2014/chartex" xmlns:mc="http://schemas.openxmlformats.org/markup-compatibility/2006" xmlns:o="urn:schemas-microsoft-com:office:office" xmlns:r="http://schemas.openxmlformats.org/officeDocument/2006/relationships" xmlns:m="http://schemas.openxmlformats.org/officeDocument/2006/math" xmlns:v="urn:schemas-microsoft-com:vml" xmlns:wp14="http://schemas.microsoft.com/office/word/2010/wordprocessingDrawing" xmlns:wp="http://schemas.openxmlformats.org/drawingml/2006/wordprocessingDrawing" xmlns:w10="urn:schemas-microsoft-com:office:word" xmlns:w="http://schemas.openxmlformats.org/wordprocessingml/2006/main" xmlns:w14="http://schemas.microsoft.com/office/word/2010/wordml" xmlns:w15="http://schemas.microsoft.com/office/word/2012/wordml" xmlns:w16se="http://schemas.microsoft.com/office/word/2015/wordml/symex" xmlns:wpg="http://schemas.microsoft.com/office/word/2010/wordprocessingGroup" xmlns:wpi="http://schemas.microsoft.com/office/word/2010/wordprocessingInk" xmlns:wne="http://schemas.microsoft.com/office/word/2006/wordml" xmlns:wps="http://schemas.microsoft.com/office/word/2010/wordprocessingShape" mc:Ignorable="w14 w15 w16se wp14">
   <w:p>
     <w:pPr>
-      <w:pStyle w:val="Pieddepage"/>
+      <w:pStyle w:val="Footer"/>
       <w:rPr>
         <w:lang w:val="fr-FR"/>
       </w:rPr>
@@ -6680,7 +6734,7 @@
     <w:r>
       <w:rPr>
         <w:noProof/>
-        <w:lang w:val="fr-FR"/>
+        <w:lang w:val="fr-FR" w:eastAsia="fr-FR"/>
       </w:rPr>
       <mc:AlternateContent>
         <mc:Choice Requires="wps">
@@ -6721,7 +6775,7 @@
                       <w:txbxContent>
                         <w:p>
                           <w:pPr>
-                            <w:pStyle w:val="Sansinterligne"/>
+                            <w:pStyle w:val="NoSpacing"/>
                             <w:rPr>
                               <w:sz w:val="22"/>
                             </w:rPr>
@@ -6749,7 +6803,7 @@
                               <w:noProof/>
                               <w:sz w:val="22"/>
                             </w:rPr>
-                            <w:t>1</w:t>
+                            <w:t>9</w:t>
                           </w:r>
                           <w:r>
                             <w:rPr>
@@ -6779,17 +6833,17 @@
           </w:drawing>
         </mc:Choice>
         <mc:Fallback>
-          <w:pict w14:anchorId="3B50E729">
-            <v:shapetype id="_x0000_t202" coordsize="21600,21600" o:spt="202" path="m,l,21600r21600,l21600,xe" w14:anchorId="7354E7EC">
+          <w:pict>
+            <v:shapetype w14:anchorId="7354E7EC" id="_x0000_t202" coordsize="21600,21600" o:spt="202" path="m,l,21600r21600,l21600,xe">
               <v:stroke joinstyle="miter"/>
               <v:path gradientshapeok="t" o:connecttype="rect"/>
             </v:shapetype>
-            <v:shape id="_x0000_s1031" style="position:absolute;left:0;text-align:left;margin-left:420.4pt;margin-top:-1.4pt;width:107.25pt;height:33pt;z-index:251681792;visibility:visible;mso-wrap-style:square;mso-width-percent:0;mso-height-percent:0;mso-wrap-distance-left:9pt;mso-wrap-distance-top:0;mso-wrap-distance-right:9pt;mso-wrap-distance-bottom:0;mso-position-horizontal:absolute;mso-position-horizontal-relative:text;mso-position-vertical:absolute;mso-position-vertical-relative:text;mso-width-percent:0;mso-height-percent:0;mso-width-relative:margin;mso-height-relative:margin;v-text-anchor:top" fillcolor="white [3201]" stroked="f" strokeweight=".5pt" type="#_x0000_t202" o:gfxdata="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">
+            <v:shape id="_x0000_s1031" type="#_x0000_t202" style="position:absolute;left:0;text-align:left;margin-left:420.4pt;margin-top:-1.4pt;width:107.25pt;height:33pt;z-index:251681792;visibility:visible;mso-wrap-style:square;mso-width-percent:0;mso-height-percent:0;mso-wrap-distance-left:9pt;mso-wrap-distance-top:0;mso-wrap-distance-right:9pt;mso-wrap-distance-bottom:0;mso-position-horizontal:absolute;mso-position-horizontal-relative:text;mso-position-vertical:absolute;mso-position-vertical-relative:text;mso-width-percent:0;mso-height-percent:0;mso-width-relative:margin;mso-height-relative:margin;v-text-anchor:top" o:gfxdata="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" fillcolor="white [3201]" stroked="f" strokeweight=".5pt">
               <v:textbox>
                 <w:txbxContent>
                   <w:p>
                     <w:pPr>
-                      <w:pStyle w:val="Sansinterligne"/>
+                      <w:pStyle w:val="NoSpacing"/>
                       <w:rPr>
                         <w:sz w:val="22"/>
                       </w:rPr>
@@ -6817,7 +6871,7 @@
                         <w:noProof/>
                         <w:sz w:val="22"/>
                       </w:rPr>
-                      <w:t>1</w:t>
+                      <w:t>9</w:t>
                     </w:r>
                     <w:r>
                       <w:rPr>
@@ -6843,11 +6897,11 @@
 </w:ftr>
 </file>
 
-<file path=word/footer4.xml><?xml version="1.0" encoding="utf-8"?>
-<w:ftr xmlns:wpc="http://schemas.microsoft.com/office/word/2010/wordprocessingCanvas" xmlns:cx="http://schemas.microsoft.com/office/drawing/2014/chartex" xmlns:cx1="http://schemas.microsoft.com/office/drawing/2015/9/8/chartex" xmlns:cx2="http://schemas.microsoft.com/office/drawing/2015/10/21/chartex" xmlns:cx3="http://schemas.microsoft.com/office/drawing/2016/5/9/chartex" xmlns:cx4="http://schemas.microsoft.com/office/drawing/2016/5/10/chartex" xmlns:cx5="http://schemas.microsoft.com/office/drawing/2016/5/11/chartex" xmlns:cx6="http://schemas.microsoft.com/office/drawing/2016/5/12/chartex" xmlns:cx7="http://schemas.microsoft.com/office/drawing/2016/5/13/chartex" xmlns:cx8="http://schemas.microsoft.com/office/drawing/2016/5/14/chartex" xmlns:mc="http://schemas.openxmlformats.org/markup-compatibility/2006" xmlns:aink="http://schemas.microsoft.com/office/drawing/2016/ink" xmlns:am3d="http://schemas.microsoft.com/office/drawing/2017/model3d" xmlns:o="urn:schemas-microsoft-com:office:office" xmlns:oel="http://schemas.microsoft.com/office/2019/extlst" xmlns:r="http://schemas.openxmlformats.org/officeDocument/2006/relationships" xmlns:m="http://schemas.openxmlformats.org/officeDocument/2006/math" xmlns:v="urn:schemas-microsoft-com:vml" xmlns:wp14="http://schemas.microsoft.com/office/word/2010/wordprocessingDrawing" xmlns:wp="http://schemas.openxmlformats.org/drawingml/2006/wordprocessingDrawing" xmlns:w10="urn:schemas-microsoft-com:office:word" xmlns:w="http://schemas.openxmlformats.org/wordprocessingml/2006/main" xmlns:w14="http://schemas.microsoft.com/office/word/2010/wordml" xmlns:w15="http://schemas.microsoft.com/office/word/2012/wordml" xmlns:w16cex="http://schemas.microsoft.com/office/word/2018/wordml/cex" xmlns:w16cid="http://schemas.microsoft.com/office/word/2016/wordml/cid" xmlns:w16="http://schemas.microsoft.com/office/word/2018/wordml" xmlns:w16du="http://schemas.microsoft.com/office/word/2023/wordml/word16du" xmlns:w16sdtdh="http://schemas.microsoft.com/office/word/2020/wordml/sdtdatahash" xmlns:w16sdtfl="http://schemas.microsoft.com/office/word/2024/wordml/sdtformatlock" xmlns:w16se="http://schemas.microsoft.com/office/word/2015/wordml/symex" xmlns:wpg="http://schemas.microsoft.com/office/word/2010/wordprocessingGroup" xmlns:wpi="http://schemas.microsoft.com/office/word/2010/wordprocessingInk" xmlns:wne="http://schemas.microsoft.com/office/word/2006/wordml" xmlns:wps="http://schemas.microsoft.com/office/word/2010/wordprocessingShape" xmlns:a="http://schemas.openxmlformats.org/drawingml/2006/main" mc:Ignorable="w14 w15 w16se w16cid w16 w16cex w16sdtdh w16sdtfl w16du wp14">
+<file path=word/footer5.xml><?xml version="1.0" encoding="utf-8"?>
+<w:ftr xmlns:wpc="http://schemas.microsoft.com/office/word/2010/wordprocessingCanvas" xmlns:cx="http://schemas.microsoft.com/office/drawing/2014/chartex" xmlns:mc="http://schemas.openxmlformats.org/markup-compatibility/2006" xmlns:o="urn:schemas-microsoft-com:office:office" xmlns:r="http://schemas.openxmlformats.org/officeDocument/2006/relationships" xmlns:m="http://schemas.openxmlformats.org/officeDocument/2006/math" xmlns:v="urn:schemas-microsoft-com:vml" xmlns:wp14="http://schemas.microsoft.com/office/word/2010/wordprocessingDrawing" xmlns:wp="http://schemas.openxmlformats.org/drawingml/2006/wordprocessingDrawing" xmlns:w10="urn:schemas-microsoft-com:office:word" xmlns:w="http://schemas.openxmlformats.org/wordprocessingml/2006/main" xmlns:w14="http://schemas.microsoft.com/office/word/2010/wordml" xmlns:w15="http://schemas.microsoft.com/office/word/2012/wordml" xmlns:w16se="http://schemas.microsoft.com/office/word/2015/wordml/symex" xmlns:wpg="http://schemas.microsoft.com/office/word/2010/wordprocessingGroup" xmlns:wpi="http://schemas.microsoft.com/office/word/2010/wordprocessingInk" xmlns:wne="http://schemas.microsoft.com/office/word/2006/wordml" xmlns:wps="http://schemas.microsoft.com/office/word/2010/wordprocessingShape" mc:Ignorable="w14 w15 w16se wp14">
   <w:p>
     <w:pPr>
-      <w:pStyle w:val="Pieddepage"/>
+      <w:pStyle w:val="Footer"/>
       <w:rPr>
         <w:lang w:val="fr-FR"/>
       </w:rPr>
@@ -6855,7 +6909,7 @@
     <w:r>
       <w:rPr>
         <w:noProof/>
-        <w:lang w:val="fr-FR"/>
+        <w:lang w:val="fr-FR" w:eastAsia="fr-FR"/>
       </w:rPr>
       <mc:AlternateContent>
         <mc:Choice Requires="wps">
@@ -6907,7 +6961,7 @@
             </wp:anchor>
           </w:drawing>
         </mc:Choice>
-        <mc:Fallback>
+        <mc:Fallback xmlns:a="http://schemas.openxmlformats.org/drawingml/2006/main" xmlns:w16sdtfl="http://schemas.microsoft.com/office/word/2024/wordml/sdtformatlock" xmlns:w16sdtdh="http://schemas.microsoft.com/office/word/2020/wordml/sdtdatahash" xmlns:w16du="http://schemas.microsoft.com/office/word/2023/wordml/word16du" xmlns:w16="http://schemas.microsoft.com/office/word/2018/wordml" xmlns:w16cid="http://schemas.microsoft.com/office/word/2016/wordml/cid" xmlns:w16cex="http://schemas.microsoft.com/office/word/2018/wordml/cex" xmlns:oel="http://schemas.microsoft.com/office/2019/extlst" xmlns:am3d="http://schemas.microsoft.com/office/drawing/2017/model3d" xmlns:aink="http://schemas.microsoft.com/office/drawing/2016/ink" xmlns:cx8="http://schemas.microsoft.com/office/drawing/2016/5/14/chartex" xmlns:cx7="http://schemas.microsoft.com/office/drawing/2016/5/13/chartex" xmlns:cx6="http://schemas.microsoft.com/office/drawing/2016/5/12/chartex" xmlns:cx5="http://schemas.microsoft.com/office/drawing/2016/5/11/chartex" xmlns:cx4="http://schemas.microsoft.com/office/drawing/2016/5/10/chartex" xmlns:cx3="http://schemas.microsoft.com/office/drawing/2016/5/9/chartex" xmlns:cx2="http://schemas.microsoft.com/office/drawing/2015/10/21/chartex" xmlns:cx1="http://schemas.microsoft.com/office/drawing/2015/9/8/chartex">
           <w:pict w14:anchorId="190AF882">
             <v:line id="Connecteur droit 5" style="position:absolute;z-index:251684864;visibility:visible;mso-wrap-style:square;mso-wrap-distance-left:9pt;mso-wrap-distance-top:0;mso-wrap-distance-right:9pt;mso-wrap-distance-bottom:0;mso-position-horizontal:absolute;mso-position-horizontal-relative:text;mso-position-vertical:absolute;mso-position-vertical-relative:text" o:spid="_x0000_s1026" strokecolor="#156082 [3204]" strokeweight=".5pt" from="15.4pt,-9.65pt" to="476.65pt,-8.9pt" w14:anchorId="759DE286" o:gfxdata="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">
               <v:stroke joinstyle="miter"/>
@@ -6919,7 +6973,7 @@
     <w:r>
       <w:rPr>
         <w:noProof/>
-        <w:lang w:val="fr-FR"/>
+        <w:lang w:val="fr-FR" w:eastAsia="fr-FR"/>
       </w:rPr>
       <mc:AlternateContent>
         <mc:Choice Requires="wps">
@@ -6960,7 +7014,7 @@
                       <w:txbxContent>
                         <w:p>
                           <w:pPr>
-                            <w:pStyle w:val="Sansinterligne"/>
+                            <w:pStyle w:val="NoSpacing"/>
                             <w:rPr>
                               <w:sz w:val="22"/>
                             </w:rPr>
@@ -6988,7 +7042,7 @@
                               <w:noProof/>
                               <w:sz w:val="22"/>
                             </w:rPr>
-                            <w:t>1</w:t>
+                            <w:t>11</w:t>
                           </w:r>
                           <w:r>
                             <w:rPr>
@@ -7018,17 +7072,17 @@
           </w:drawing>
         </mc:Choice>
         <mc:Fallback>
-          <w:pict w14:anchorId="2BCD4743">
-            <v:shapetype id="_x0000_t202" coordsize="21600,21600" o:spt="202" path="m,l,21600r21600,l21600,xe" w14:anchorId="3D42BA0B">
+          <w:pict>
+            <v:shapetype w14:anchorId="3D42BA0B" id="_x0000_t202" coordsize="21600,21600" o:spt="202" path="m,l,21600r21600,l21600,xe">
               <v:stroke joinstyle="miter"/>
               <v:path gradientshapeok="t" o:connecttype="rect"/>
             </v:shapetype>
-            <v:shape id="_x0000_s1033" style="position:absolute;left:0;text-align:left;margin-left:420.4pt;margin-top:-1.4pt;width:107.25pt;height:33pt;z-index:251683840;visibility:visible;mso-wrap-style:square;mso-width-percent:0;mso-height-percent:0;mso-wrap-distance-left:9pt;mso-wrap-distance-top:0;mso-wrap-distance-right:9pt;mso-wrap-distance-bottom:0;mso-position-horizontal:absolute;mso-position-horizontal-relative:text;mso-position-vertical:absolute;mso-position-vertical-relative:text;mso-width-percent:0;mso-height-percent:0;mso-width-relative:margin;mso-height-relative:margin;v-text-anchor:top" fillcolor="white [3201]" stroked="f" strokeweight=".5pt" type="#_x0000_t202" o:gfxdata="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">
+            <v:shape id="_x0000_s1033" type="#_x0000_t202" style="position:absolute;left:0;text-align:left;margin-left:420.4pt;margin-top:-1.4pt;width:107.25pt;height:33pt;z-index:251683840;visibility:visible;mso-wrap-style:square;mso-width-percent:0;mso-height-percent:0;mso-wrap-distance-left:9pt;mso-wrap-distance-top:0;mso-wrap-distance-right:9pt;mso-wrap-distance-bottom:0;mso-position-horizontal:absolute;mso-position-horizontal-relative:text;mso-position-vertical:absolute;mso-position-vertical-relative:text;mso-width-percent:0;mso-height-percent:0;mso-width-relative:margin;mso-height-relative:margin;v-text-anchor:top" o:gfxdata="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" fillcolor="white [3201]" stroked="f" strokeweight=".5pt">
               <v:textbox>
                 <w:txbxContent>
                   <w:p>
                     <w:pPr>
-                      <w:pStyle w:val="Sansinterligne"/>
+                      <w:pStyle w:val="NoSpacing"/>
                       <w:rPr>
                         <w:sz w:val="22"/>
                       </w:rPr>
@@ -7056,7 +7110,7 @@
                         <w:noProof/>
                         <w:sz w:val="22"/>
                       </w:rPr>
-                      <w:t>1</w:t>
+                      <w:t>11</w:t>
                     </w:r>
                     <w:r>
                       <w:rPr>
@@ -7082,12 +7136,35 @@
 </w:ftr>
 </file>
 
-<file path=word/footer5.xml><?xml version="1.0" encoding="utf-8"?>
-<w:ftr xmlns:w14="http://schemas.microsoft.com/office/word/2010/wordml" xmlns:w="http://schemas.openxmlformats.org/wordprocessingml/2006/main">
+<file path=word/footnotes.xml><?xml version="1.0" encoding="utf-8"?>
+<w:footnotes xmlns:wpc="http://schemas.microsoft.com/office/word/2010/wordprocessingCanvas" xmlns:cx="http://schemas.microsoft.com/office/drawing/2014/chartex" xmlns:mc="http://schemas.openxmlformats.org/markup-compatibility/2006" xmlns:o="urn:schemas-microsoft-com:office:office" xmlns:r="http://schemas.openxmlformats.org/officeDocument/2006/relationships" xmlns:m="http://schemas.openxmlformats.org/officeDocument/2006/math" xmlns:v="urn:schemas-microsoft-com:vml" xmlns:wp14="http://schemas.microsoft.com/office/word/2010/wordprocessingDrawing" xmlns:wp="http://schemas.openxmlformats.org/drawingml/2006/wordprocessingDrawing" xmlns:w10="urn:schemas-microsoft-com:office:word" xmlns:w="http://schemas.openxmlformats.org/wordprocessingml/2006/main" xmlns:w14="http://schemas.microsoft.com/office/word/2010/wordml" xmlns:w15="http://schemas.microsoft.com/office/word/2012/wordml" xmlns:w16se="http://schemas.microsoft.com/office/word/2015/wordml/symex" xmlns:wpg="http://schemas.microsoft.com/office/word/2010/wordprocessingGroup" xmlns:wpi="http://schemas.microsoft.com/office/word/2010/wordprocessingInk" xmlns:wne="http://schemas.microsoft.com/office/word/2006/wordml" xmlns:wps="http://schemas.microsoft.com/office/word/2010/wordprocessingShape" mc:Ignorable="w14 w15 w16se wp14">
+  <w:footnote w:type="separator" w:id="-1">
+    <w:p>
+      <w:pPr>
+        <w:spacing w:before="0" w:after="0" w:line="240" w:lineRule="auto"/>
+      </w:pPr>
+      <w:r>
+        <w:separator/>
+      </w:r>
+    </w:p>
+  </w:footnote>
+  <w:footnote w:type="continuationSeparator" w:id="0">
+    <w:p>
+      <w:pPr>
+        <w:spacing w:before="0" w:after="0" w:line="240" w:lineRule="auto"/>
+      </w:pPr>
+      <w:r>
+        <w:continuationSeparator/>
+      </w:r>
+    </w:p>
+  </w:footnote>
+</w:footnotes>
+</file>
+
+<file path=word/header1.xml><?xml version="1.0" encoding="utf-8"?>
+<w:hdr xmlns:wpc="http://schemas.microsoft.com/office/word/2010/wordprocessingCanvas" xmlns:cx="http://schemas.microsoft.com/office/drawing/2014/chartex" xmlns:mc="http://schemas.openxmlformats.org/markup-compatibility/2006" xmlns:o="urn:schemas-microsoft-com:office:office" xmlns:r="http://schemas.openxmlformats.org/officeDocument/2006/relationships" xmlns:m="http://schemas.openxmlformats.org/officeDocument/2006/math" xmlns:v="urn:schemas-microsoft-com:vml" xmlns:wp14="http://schemas.microsoft.com/office/word/2010/wordprocessingDrawing" xmlns:wp="http://schemas.openxmlformats.org/drawingml/2006/wordprocessingDrawing" xmlns:w10="urn:schemas-microsoft-com:office:word" xmlns:w="http://schemas.openxmlformats.org/wordprocessingml/2006/main" xmlns:w14="http://schemas.microsoft.com/office/word/2010/wordml" xmlns:w15="http://schemas.microsoft.com/office/word/2012/wordml" xmlns:w16se="http://schemas.microsoft.com/office/word/2015/wordml/symex" xmlns:wpg="http://schemas.microsoft.com/office/word/2010/wordprocessingGroup" xmlns:wpi="http://schemas.microsoft.com/office/word/2010/wordprocessingInk" xmlns:wne="http://schemas.microsoft.com/office/word/2006/wordml" xmlns:wps="http://schemas.microsoft.com/office/word/2010/wordprocessingShape" mc:Ignorable="w14 w15 w16se wp14">
   <w:tbl>
     <w:tblPr>
-      <w:tblStyle w:val="TableauNormal"/>
-      <w:bidiVisual w:val="0"/>
       <w:tblW w:w="0" w:type="auto"/>
       <w:tblLayout w:type="fixed"/>
       <w:tblLook w:val="06A0" w:firstRow="1" w:lastRow="0" w:firstColumn="1" w:lastColumn="0" w:noHBand="1" w:noVBand="1"/>
@@ -7104,12 +7181,10 @@
       <w:tc>
         <w:tcPr>
           <w:tcW w:w="3605" w:type="dxa"/>
-          <w:tcMar/>
         </w:tcPr>
         <w:p>
           <w:pPr>
-            <w:pStyle w:val="En-tte"/>
-            <w:bidi w:val="0"/>
+            <w:pStyle w:val="Header"/>
             <w:ind w:left="-115"/>
             <w:jc w:val="left"/>
           </w:pPr>
@@ -7118,12 +7193,10 @@
       <w:tc>
         <w:tcPr>
           <w:tcW w:w="3605" w:type="dxa"/>
-          <w:tcMar/>
         </w:tcPr>
         <w:p>
           <w:pPr>
-            <w:pStyle w:val="En-tte"/>
-            <w:bidi w:val="0"/>
+            <w:pStyle w:val="Header"/>
             <w:jc w:val="center"/>
           </w:pPr>
         </w:p>
@@ -7131,45 +7204,30 @@
       <w:tc>
         <w:tcPr>
           <w:tcW w:w="3605" w:type="dxa"/>
-          <w:tcMar/>
         </w:tcPr>
-        <w:p/>
+        <w:p>
+          <w:pPr>
+            <w:pStyle w:val="Header"/>
+            <w:ind w:right="-115"/>
+            <w:jc w:val="right"/>
+          </w:pPr>
+        </w:p>
       </w:tc>
     </w:tr>
   </w:tbl>
-</w:ftr>
+  <w:p>
+    <w:pPr>
+      <w:pStyle w:val="Header"/>
+    </w:pPr>
+  </w:p>
+</w:hdr>
 </file>
 
-<file path=word/footnotes.xml><?xml version="1.0" encoding="utf-8"?>
-<w:footnotes xmlns:wpc="http://schemas.microsoft.com/office/word/2010/wordprocessingCanvas" xmlns:cx="http://schemas.microsoft.com/office/drawing/2014/chartex" xmlns:cx1="http://schemas.microsoft.com/office/drawing/2015/9/8/chartex" xmlns:cx2="http://schemas.microsoft.com/office/drawing/2015/10/21/chartex" xmlns:cx3="http://schemas.microsoft.com/office/drawing/2016/5/9/chartex" xmlns:cx4="http://schemas.microsoft.com/office/drawing/2016/5/10/chartex" xmlns:cx5="http://schemas.microsoft.com/office/drawing/2016/5/11/chartex" xmlns:cx6="http://schemas.microsoft.com/office/drawing/2016/5/12/chartex" xmlns:cx7="http://schemas.microsoft.com/office/drawing/2016/5/13/chartex" xmlns:cx8="http://schemas.microsoft.com/office/drawing/2016/5/14/chartex" xmlns:mc="http://schemas.openxmlformats.org/markup-compatibility/2006" xmlns:aink="http://schemas.microsoft.com/office/drawing/2016/ink" xmlns:am3d="http://schemas.microsoft.com/office/drawing/2017/model3d" xmlns:o="urn:schemas-microsoft-com:office:office" xmlns:oel="http://schemas.microsoft.com/office/2019/extlst" xmlns:r="http://schemas.openxmlformats.org/officeDocument/2006/relationships" xmlns:m="http://schemas.openxmlformats.org/officeDocument/2006/math" xmlns:v="urn:schemas-microsoft-com:vml" xmlns:wp14="http://schemas.microsoft.com/office/word/2010/wordprocessingDrawing" xmlns:wp="http://schemas.openxmlformats.org/drawingml/2006/wordprocessingDrawing" xmlns:w10="urn:schemas-microsoft-com:office:word" xmlns:w="http://schemas.openxmlformats.org/wordprocessingml/2006/main" xmlns:w14="http://schemas.microsoft.com/office/word/2010/wordml" xmlns:w15="http://schemas.microsoft.com/office/word/2012/wordml" xmlns:w16cex="http://schemas.microsoft.com/office/word/2018/wordml/cex" xmlns:w16cid="http://schemas.microsoft.com/office/word/2016/wordml/cid" xmlns:w16="http://schemas.microsoft.com/office/word/2018/wordml" xmlns:w16du="http://schemas.microsoft.com/office/word/2023/wordml/word16du" xmlns:w16sdtdh="http://schemas.microsoft.com/office/word/2020/wordml/sdtdatahash" xmlns:w16sdtfl="http://schemas.microsoft.com/office/word/2024/wordml/sdtformatlock" xmlns:w16se="http://schemas.microsoft.com/office/word/2015/wordml/symex" xmlns:wpg="http://schemas.microsoft.com/office/word/2010/wordprocessingGroup" xmlns:wpi="http://schemas.microsoft.com/office/word/2010/wordprocessingInk" xmlns:wne="http://schemas.microsoft.com/office/word/2006/wordml" xmlns:wps="http://schemas.microsoft.com/office/word/2010/wordprocessingShape" mc:Ignorable="w14 w15 w16se w16cid w16 w16cex w16sdtdh w16sdtfl w16du wp14">
-  <w:footnote w:type="separator" w:id="-1">
-    <w:p>
-      <w:pPr>
-        <w:spacing w:before="0" w:after="0" w:line="240" w:lineRule="auto"/>
-      </w:pPr>
-      <w:r>
-        <w:separator/>
-      </w:r>
-    </w:p>
-  </w:footnote>
-  <w:footnote w:type="continuationSeparator" w:id="0">
-    <w:p>
-      <w:pPr>
-        <w:spacing w:before="0" w:after="0" w:line="240" w:lineRule="auto"/>
-      </w:pPr>
-      <w:r>
-        <w:continuationSeparator/>
-      </w:r>
-    </w:p>
-  </w:footnote>
-</w:footnotes>
-</file>
-
-<file path=word/header1.xml><?xml version="1.0" encoding="utf-8"?>
-<w:hdr xmlns:wpc="http://schemas.microsoft.com/office/word/2010/wordprocessingCanvas" xmlns:cx="http://schemas.microsoft.com/office/drawing/2014/chartex" xmlns:cx1="http://schemas.microsoft.com/office/drawing/2015/9/8/chartex" xmlns:cx2="http://schemas.microsoft.com/office/drawing/2015/10/21/chartex" xmlns:cx3="http://schemas.microsoft.com/office/drawing/2016/5/9/chartex" xmlns:cx4="http://schemas.microsoft.com/office/drawing/2016/5/10/chartex" xmlns:cx5="http://schemas.microsoft.com/office/drawing/2016/5/11/chartex" xmlns:cx6="http://schemas.microsoft.com/office/drawing/2016/5/12/chartex" xmlns:cx7="http://schemas.microsoft.com/office/drawing/2016/5/13/chartex" xmlns:cx8="http://schemas.microsoft.com/office/drawing/2016/5/14/chartex" xmlns:mc="http://schemas.openxmlformats.org/markup-compatibility/2006" xmlns:aink="http://schemas.microsoft.com/office/drawing/2016/ink" xmlns:am3d="http://schemas.microsoft.com/office/drawing/2017/model3d" xmlns:o="urn:schemas-microsoft-com:office:office" xmlns:oel="http://schemas.microsoft.com/office/2019/extlst" xmlns:r="http://schemas.openxmlformats.org/officeDocument/2006/relationships" xmlns:m="http://schemas.openxmlformats.org/officeDocument/2006/math" xmlns:v="urn:schemas-microsoft-com:vml" xmlns:wp14="http://schemas.microsoft.com/office/word/2010/wordprocessingDrawing" xmlns:wp="http://schemas.openxmlformats.org/drawingml/2006/wordprocessingDrawing" xmlns:w10="urn:schemas-microsoft-com:office:word" xmlns:w="http://schemas.openxmlformats.org/wordprocessingml/2006/main" xmlns:w14="http://schemas.microsoft.com/office/word/2010/wordml" xmlns:w15="http://schemas.microsoft.com/office/word/2012/wordml" xmlns:w16cex="http://schemas.microsoft.com/office/word/2018/wordml/cex" xmlns:w16cid="http://schemas.microsoft.com/office/word/2016/wordml/cid" xmlns:w16="http://schemas.microsoft.com/office/word/2018/wordml" xmlns:w16du="http://schemas.microsoft.com/office/word/2023/wordml/word16du" xmlns:w16sdtdh="http://schemas.microsoft.com/office/word/2020/wordml/sdtdatahash" xmlns:w16sdtfl="http://schemas.microsoft.com/office/word/2024/wordml/sdtformatlock" xmlns:w16se="http://schemas.microsoft.com/office/word/2015/wordml/symex" xmlns:wpg="http://schemas.microsoft.com/office/word/2010/wordprocessingGroup" xmlns:wpi="http://schemas.microsoft.com/office/word/2010/wordprocessingInk" xmlns:wne="http://schemas.microsoft.com/office/word/2006/wordml" xmlns:wps="http://schemas.microsoft.com/office/word/2010/wordprocessingShape" xmlns:a="http://schemas.openxmlformats.org/drawingml/2006/main" mc:Ignorable="w14 w15 w16se w16cid w16 w16cex w16sdtdh w16sdtfl w16du wp14">
+<file path=word/header2.xml><?xml version="1.0" encoding="utf-8"?>
+<w:hdr xmlns:wpc="http://schemas.microsoft.com/office/word/2010/wordprocessingCanvas" xmlns:cx="http://schemas.microsoft.com/office/drawing/2014/chartex" xmlns:mc="http://schemas.openxmlformats.org/markup-compatibility/2006" xmlns:o="urn:schemas-microsoft-com:office:office" xmlns:r="http://schemas.openxmlformats.org/officeDocument/2006/relationships" xmlns:m="http://schemas.openxmlformats.org/officeDocument/2006/math" xmlns:v="urn:schemas-microsoft-com:vml" xmlns:wp14="http://schemas.microsoft.com/office/word/2010/wordprocessingDrawing" xmlns:wp="http://schemas.openxmlformats.org/drawingml/2006/wordprocessingDrawing" xmlns:w10="urn:schemas-microsoft-com:office:word" xmlns:w="http://schemas.openxmlformats.org/wordprocessingml/2006/main" xmlns:w14="http://schemas.microsoft.com/office/word/2010/wordml" xmlns:w15="http://schemas.microsoft.com/office/word/2012/wordml" xmlns:w16se="http://schemas.microsoft.com/office/word/2015/wordml/symex" xmlns:wpg="http://schemas.microsoft.com/office/word/2010/wordprocessingGroup" xmlns:wpi="http://schemas.microsoft.com/office/word/2010/wordprocessingInk" xmlns:wne="http://schemas.microsoft.com/office/word/2006/wordml" xmlns:wps="http://schemas.microsoft.com/office/word/2010/wordprocessingShape" mc:Ignorable="w14 w15 w16se wp14">
   <w:p>
     <w:pPr>
-      <w:pStyle w:val="En-tte"/>
+      <w:pStyle w:val="Header"/>
       <w:rPr>
         <w:caps/>
         <w:sz w:val="22"/>
@@ -7180,6 +7238,7 @@
         <w:caps/>
         <w:noProof/>
         <w:sz w:val="22"/>
+        <w:lang w:val="fr-FR" w:eastAsia="fr-FR"/>
       </w:rPr>
       <mc:AlternateContent>
         <mc:Choice Requires="wps">
@@ -7220,7 +7279,7 @@
                       <w:txbxContent>
                         <w:p>
                           <w:pPr>
-                            <w:pStyle w:val="Sansinterligne"/>
+                            <w:pStyle w:val="NoSpacing"/>
                             <w:ind w:firstLine="0"/>
                             <w:rPr>
                               <w:sz w:val="22"/>
@@ -7256,17 +7315,17 @@
           </w:drawing>
         </mc:Choice>
         <mc:Fallback>
-          <w:pict w14:anchorId="3FE8F13C">
-            <v:shapetype id="_x0000_t202" coordsize="21600,21600" o:spt="202" path="m,l,21600r21600,l21600,xe" w14:anchorId="471CDB84">
+          <w:pict>
+            <v:shapetype w14:anchorId="471CDB84" id="_x0000_t202" coordsize="21600,21600" o:spt="202" path="m,l,21600r21600,l21600,xe">
               <v:stroke joinstyle="miter"/>
               <v:path gradientshapeok="t" o:connecttype="rect"/>
             </v:shapetype>
-            <v:shape id="Zone de texte 2" style="position:absolute;left:0;text-align:left;margin-left:347.45pt;margin-top:.4pt;width:40.2pt;height:18.55pt;z-index:251668480;visibility:visible;mso-wrap-style:square;mso-width-percent:0;mso-height-percent:0;mso-wrap-distance-left:9pt;mso-wrap-distance-top:0;mso-wrap-distance-right:9pt;mso-wrap-distance-bottom:0;mso-position-horizontal:absolute;mso-position-horizontal-relative:text;mso-position-vertical:absolute;mso-position-vertical-relative:text;mso-width-percent:0;mso-height-percent:0;mso-width-relative:margin;mso-height-relative:margin;v-text-anchor:top" o:spid="_x0000_s1026" fillcolor="white [3201]" stroked="f" strokeweight=".5pt" type="#_x0000_t202" o:gfxdata="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">
+            <v:shape id="Zone de texte 2" o:spid="_x0000_s1026" type="#_x0000_t202" style="position:absolute;left:0;text-align:left;margin-left:347.45pt;margin-top:.4pt;width:40.2pt;height:18.55pt;z-index:251668480;visibility:visible;mso-wrap-style:square;mso-width-percent:0;mso-height-percent:0;mso-wrap-distance-left:9pt;mso-wrap-distance-top:0;mso-wrap-distance-right:9pt;mso-wrap-distance-bottom:0;mso-position-horizontal:absolute;mso-position-horizontal-relative:text;mso-position-vertical:absolute;mso-position-vertical-relative:text;mso-width-percent:0;mso-height-percent:0;mso-width-relative:margin;mso-height-relative:margin;v-text-anchor:top" o:gfxdata="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" fillcolor="white [3201]" stroked="f" strokeweight=".5pt">
               <v:textbox>
                 <w:txbxContent>
                   <w:p>
                     <w:pPr>
-                      <w:pStyle w:val="Sansinterligne"/>
+                      <w:pStyle w:val="NoSpacing"/>
                       <w:ind w:firstLine="0"/>
                       <w:rPr>
                         <w:sz w:val="22"/>
@@ -7293,6 +7352,7 @@
         <w:caps/>
         <w:noProof/>
         <w:sz w:val="22"/>
+        <w:lang w:val="fr-FR" w:eastAsia="fr-FR"/>
       </w:rPr>
       <mc:AlternateContent>
         <mc:Choice Requires="wps">
@@ -7347,7 +7407,7 @@
             </wp:anchor>
           </w:drawing>
         </mc:Choice>
-        <mc:Fallback>
+        <mc:Fallback xmlns:a="http://schemas.openxmlformats.org/drawingml/2006/main" xmlns:w16sdtfl="http://schemas.microsoft.com/office/word/2024/wordml/sdtformatlock" xmlns:w16sdtdh="http://schemas.microsoft.com/office/word/2020/wordml/sdtdatahash" xmlns:w16du="http://schemas.microsoft.com/office/word/2023/wordml/word16du" xmlns:w16="http://schemas.microsoft.com/office/word/2018/wordml" xmlns:w16cid="http://schemas.microsoft.com/office/word/2016/wordml/cid" xmlns:w16cex="http://schemas.microsoft.com/office/word/2018/wordml/cex" xmlns:oel="http://schemas.microsoft.com/office/2019/extlst" xmlns:am3d="http://schemas.microsoft.com/office/drawing/2017/model3d" xmlns:aink="http://schemas.microsoft.com/office/drawing/2016/ink" xmlns:cx8="http://schemas.microsoft.com/office/drawing/2016/5/14/chartex" xmlns:cx7="http://schemas.microsoft.com/office/drawing/2016/5/13/chartex" xmlns:cx6="http://schemas.microsoft.com/office/drawing/2016/5/12/chartex" xmlns:cx5="http://schemas.microsoft.com/office/drawing/2016/5/11/chartex" xmlns:cx4="http://schemas.microsoft.com/office/drawing/2016/5/10/chartex" xmlns:cx3="http://schemas.microsoft.com/office/drawing/2016/5/9/chartex" xmlns:cx2="http://schemas.microsoft.com/office/drawing/2015/10/21/chartex" xmlns:cx1="http://schemas.microsoft.com/office/drawing/2015/9/8/chartex">
           <w:pict w14:anchorId="7F941FAB">
             <v:line id="Connecteur droit 1" style="position:absolute;z-index:251661312;visibility:visible;mso-wrap-style:square;mso-height-percent:0;mso-wrap-distance-left:9pt;mso-wrap-distance-top:0;mso-wrap-distance-right:9pt;mso-wrap-distance-bottom:0;mso-position-horizontal:absolute;mso-position-horizontal-relative:text;mso-position-vertical:absolute;mso-position-vertical-relative:text;mso-height-percent:0;mso-height-relative:margin" o:spid="_x0000_s1026" strokecolor="#156082 [3204]" strokeweight=".5pt" from="36.05pt,20.7pt" to="365.55pt,20.7pt" w14:anchorId="74E657A7" o:gfxdata="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">
               <v:stroke joinstyle="miter"/>
@@ -7379,11 +7439,13 @@
     </w:r>
     <w:r>
       <w:rPr>
+        <w:b/>
+        <w:bCs/>
         <w:caps/>
         <w:noProof/>
         <w:sz w:val="22"/>
       </w:rPr>
-      <w:t>Liste des tableaux</w:t>
+      <w:t>Error! Use the Home tab to apply Titre 1 to the text that you want to appear here.</w:t>
     </w:r>
     <w:r>
       <w:rPr>
@@ -7403,11 +7465,11 @@
 </w:hdr>
 </file>
 
-<file path=word/header2.xml><?xml version="1.0" encoding="utf-8"?>
-<w:hdr xmlns:wpc="http://schemas.microsoft.com/office/word/2010/wordprocessingCanvas" xmlns:cx="http://schemas.microsoft.com/office/drawing/2014/chartex" xmlns:cx1="http://schemas.microsoft.com/office/drawing/2015/9/8/chartex" xmlns:cx2="http://schemas.microsoft.com/office/drawing/2015/10/21/chartex" xmlns:cx3="http://schemas.microsoft.com/office/drawing/2016/5/9/chartex" xmlns:cx4="http://schemas.microsoft.com/office/drawing/2016/5/10/chartex" xmlns:cx5="http://schemas.microsoft.com/office/drawing/2016/5/11/chartex" xmlns:cx6="http://schemas.microsoft.com/office/drawing/2016/5/12/chartex" xmlns:cx7="http://schemas.microsoft.com/office/drawing/2016/5/13/chartex" xmlns:cx8="http://schemas.microsoft.com/office/drawing/2016/5/14/chartex" xmlns:mc="http://schemas.openxmlformats.org/markup-compatibility/2006" xmlns:aink="http://schemas.microsoft.com/office/drawing/2016/ink" xmlns:am3d="http://schemas.microsoft.com/office/drawing/2017/model3d" xmlns:o="urn:schemas-microsoft-com:office:office" xmlns:oel="http://schemas.microsoft.com/office/2019/extlst" xmlns:r="http://schemas.openxmlformats.org/officeDocument/2006/relationships" xmlns:m="http://schemas.openxmlformats.org/officeDocument/2006/math" xmlns:v="urn:schemas-microsoft-com:vml" xmlns:wp14="http://schemas.microsoft.com/office/word/2010/wordprocessingDrawing" xmlns:wp="http://schemas.openxmlformats.org/drawingml/2006/wordprocessingDrawing" xmlns:w10="urn:schemas-microsoft-com:office:word" xmlns:w="http://schemas.openxmlformats.org/wordprocessingml/2006/main" xmlns:w14="http://schemas.microsoft.com/office/word/2010/wordml" xmlns:w15="http://schemas.microsoft.com/office/word/2012/wordml" xmlns:w16cex="http://schemas.microsoft.com/office/word/2018/wordml/cex" xmlns:w16cid="http://schemas.microsoft.com/office/word/2016/wordml/cid" xmlns:w16="http://schemas.microsoft.com/office/word/2018/wordml" xmlns:w16du="http://schemas.microsoft.com/office/word/2023/wordml/word16du" xmlns:w16sdtdh="http://schemas.microsoft.com/office/word/2020/wordml/sdtdatahash" xmlns:w16sdtfl="http://schemas.microsoft.com/office/word/2024/wordml/sdtformatlock" xmlns:w16se="http://schemas.microsoft.com/office/word/2015/wordml/symex" xmlns:wpg="http://schemas.microsoft.com/office/word/2010/wordprocessingGroup" xmlns:wpi="http://schemas.microsoft.com/office/word/2010/wordprocessingInk" xmlns:wne="http://schemas.microsoft.com/office/word/2006/wordml" xmlns:wps="http://schemas.microsoft.com/office/word/2010/wordprocessingShape" xmlns:a="http://schemas.openxmlformats.org/drawingml/2006/main" mc:Ignorable="w14 w15 w16se w16cid w16 w16cex w16sdtdh w16sdtfl w16du wp14">
+<file path=word/header3.xml><?xml version="1.0" encoding="utf-8"?>
+<w:hdr xmlns:wpc="http://schemas.microsoft.com/office/word/2010/wordprocessingCanvas" xmlns:cx="http://schemas.microsoft.com/office/drawing/2014/chartex" xmlns:mc="http://schemas.openxmlformats.org/markup-compatibility/2006" xmlns:o="urn:schemas-microsoft-com:office:office" xmlns:r="http://schemas.openxmlformats.org/officeDocument/2006/relationships" xmlns:m="http://schemas.openxmlformats.org/officeDocument/2006/math" xmlns:v="urn:schemas-microsoft-com:vml" xmlns:wp14="http://schemas.microsoft.com/office/word/2010/wordprocessingDrawing" xmlns:wp="http://schemas.openxmlformats.org/drawingml/2006/wordprocessingDrawing" xmlns:w10="urn:schemas-microsoft-com:office:word" xmlns:w="http://schemas.openxmlformats.org/wordprocessingml/2006/main" xmlns:w14="http://schemas.microsoft.com/office/word/2010/wordml" xmlns:w15="http://schemas.microsoft.com/office/word/2012/wordml" xmlns:w16se="http://schemas.microsoft.com/office/word/2015/wordml/symex" xmlns:wpg="http://schemas.microsoft.com/office/word/2010/wordprocessingGroup" xmlns:wpi="http://schemas.microsoft.com/office/word/2010/wordprocessingInk" xmlns:wne="http://schemas.microsoft.com/office/word/2006/wordml" xmlns:wps="http://schemas.microsoft.com/office/word/2010/wordprocessingShape" mc:Ignorable="w14 w15 w16se wp14">
   <w:p>
     <w:pPr>
-      <w:pStyle w:val="En-tte"/>
+      <w:pStyle w:val="Header"/>
       <w:rPr>
         <w:caps/>
         <w:sz w:val="22"/>
@@ -7418,6 +7480,7 @@
         <w:caps/>
         <w:noProof/>
         <w:sz w:val="22"/>
+        <w:lang w:val="fr-FR" w:eastAsia="fr-FR"/>
       </w:rPr>
       <mc:AlternateContent>
         <mc:Choice Requires="wps">
@@ -7458,7 +7521,7 @@
                       <w:txbxContent>
                         <w:p>
                           <w:pPr>
-                            <w:pStyle w:val="Sansinterligne"/>
+                            <w:pStyle w:val="NoSpacing"/>
                             <w:ind w:firstLine="0"/>
                             <w:rPr>
                               <w:sz w:val="22"/>
@@ -7494,17 +7557,17 @@
           </w:drawing>
         </mc:Choice>
         <mc:Fallback>
-          <w:pict w14:anchorId="3C77F9E8">
-            <v:shapetype id="_x0000_t202" coordsize="21600,21600" o:spt="202" path="m,l,21600r21600,l21600,xe" w14:anchorId="6FB3922F">
+          <w:pict>
+            <v:shapetype w14:anchorId="6FB3922F" id="_x0000_t202" coordsize="21600,21600" o:spt="202" path="m,l,21600r21600,l21600,xe">
               <v:stroke joinstyle="miter"/>
               <v:path gradientshapeok="t" o:connecttype="rect"/>
             </v:shapetype>
-            <v:shape id="_x0000_s1028" style="position:absolute;left:0;text-align:left;margin-left:329.1pt;margin-top:-3.15pt;width:40.2pt;height:18.55pt;z-index:251670528;visibility:visible;mso-wrap-style:square;mso-width-percent:0;mso-height-percent:0;mso-wrap-distance-left:9pt;mso-wrap-distance-top:0;mso-wrap-distance-right:9pt;mso-wrap-distance-bottom:0;mso-position-horizontal:absolute;mso-position-horizontal-relative:text;mso-position-vertical:absolute;mso-position-vertical-relative:text;mso-width-percent:0;mso-height-percent:0;mso-width-relative:margin;mso-height-relative:margin;v-text-anchor:top" fillcolor="white [3201]" stroked="f" strokeweight=".5pt" type="#_x0000_t202" o:gfxdata="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">
+            <v:shape id="_x0000_s1028" type="#_x0000_t202" style="position:absolute;left:0;text-align:left;margin-left:329.1pt;margin-top:-3.15pt;width:40.2pt;height:18.55pt;z-index:251670528;visibility:visible;mso-wrap-style:square;mso-width-percent:0;mso-height-percent:0;mso-wrap-distance-left:9pt;mso-wrap-distance-top:0;mso-wrap-distance-right:9pt;mso-wrap-distance-bottom:0;mso-position-horizontal:absolute;mso-position-horizontal-relative:text;mso-position-vertical:absolute;mso-position-vertical-relative:text;mso-width-percent:0;mso-height-percent:0;mso-width-relative:margin;mso-height-relative:margin;v-text-anchor:top" o:gfxdata="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" fillcolor="white [3201]" stroked="f" strokeweight=".5pt">
               <v:textbox>
                 <w:txbxContent>
                   <w:p>
                     <w:pPr>
-                      <w:pStyle w:val="Sansinterligne"/>
+                      <w:pStyle w:val="NoSpacing"/>
                       <w:ind w:firstLine="0"/>
                       <w:rPr>
                         <w:sz w:val="22"/>
@@ -7531,6 +7594,7 @@
         <w:caps/>
         <w:noProof/>
         <w:sz w:val="22"/>
+        <w:lang w:val="fr-FR" w:eastAsia="fr-FR"/>
       </w:rPr>
       <mc:AlternateContent>
         <mc:Choice Requires="wps">
@@ -7585,7 +7649,7 @@
             </wp:anchor>
           </w:drawing>
         </mc:Choice>
-        <mc:Fallback>
+        <mc:Fallback xmlns:a="http://schemas.openxmlformats.org/drawingml/2006/main" xmlns:w16sdtfl="http://schemas.microsoft.com/office/word/2024/wordml/sdtformatlock" xmlns:w16sdtdh="http://schemas.microsoft.com/office/word/2020/wordml/sdtdatahash" xmlns:w16du="http://schemas.microsoft.com/office/word/2023/wordml/word16du" xmlns:w16="http://schemas.microsoft.com/office/word/2018/wordml" xmlns:w16cid="http://schemas.microsoft.com/office/word/2016/wordml/cid" xmlns:w16cex="http://schemas.microsoft.com/office/word/2018/wordml/cex" xmlns:oel="http://schemas.microsoft.com/office/2019/extlst" xmlns:am3d="http://schemas.microsoft.com/office/drawing/2017/model3d" xmlns:aink="http://schemas.microsoft.com/office/drawing/2016/ink" xmlns:cx8="http://schemas.microsoft.com/office/drawing/2016/5/14/chartex" xmlns:cx7="http://schemas.microsoft.com/office/drawing/2016/5/13/chartex" xmlns:cx6="http://schemas.microsoft.com/office/drawing/2016/5/12/chartex" xmlns:cx5="http://schemas.microsoft.com/office/drawing/2016/5/11/chartex" xmlns:cx4="http://schemas.microsoft.com/office/drawing/2016/5/10/chartex" xmlns:cx3="http://schemas.microsoft.com/office/drawing/2016/5/9/chartex" xmlns:cx2="http://schemas.microsoft.com/office/drawing/2015/10/21/chartex" xmlns:cx1="http://schemas.microsoft.com/office/drawing/2015/9/8/chartex">
           <w:pict w14:anchorId="3AE6B4A6">
             <v:line id="Connecteur droit 1" style="position:absolute;z-index:251663360;visibility:visible;mso-wrap-style:square;mso-height-percent:0;mso-wrap-distance-left:9pt;mso-wrap-distance-top:0;mso-wrap-distance-right:9pt;mso-wrap-distance-bottom:0;mso-position-horizontal:absolute;mso-position-horizontal-relative:text;mso-position-vertical:absolute;mso-position-vertical-relative:text;mso-height-percent:0;mso-height-relative:margin" o:spid="_x0000_s1026" strokecolor="#156082 [3204]" strokeweight=".5pt" from="36.05pt,20.7pt" to="365.55pt,20.7pt" w14:anchorId="605B6397" o:gfxdata="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">
               <v:stroke joinstyle="miter"/>
@@ -7617,11 +7681,13 @@
     </w:r>
     <w:r>
       <w:rPr>
+        <w:b/>
+        <w:bCs/>
         <w:caps/>
         <w:noProof/>
         <w:sz w:val="22"/>
       </w:rPr>
-      <w:t>Introduction Générale</w:t>
+      <w:t>Error! Use the Home tab to apply Titre 1 to the text that you want to appear here.</w:t>
     </w:r>
     <w:r>
       <w:rPr>
@@ -7634,11 +7700,11 @@
 </w:hdr>
 </file>
 
-<file path=word/header3.xml><?xml version="1.0" encoding="utf-8"?>
-<w:hdr xmlns:wpc="http://schemas.microsoft.com/office/word/2010/wordprocessingCanvas" xmlns:cx="http://schemas.microsoft.com/office/drawing/2014/chartex" xmlns:cx1="http://schemas.microsoft.com/office/drawing/2015/9/8/chartex" xmlns:cx2="http://schemas.microsoft.com/office/drawing/2015/10/21/chartex" xmlns:cx3="http://schemas.microsoft.com/office/drawing/2016/5/9/chartex" xmlns:cx4="http://schemas.microsoft.com/office/drawing/2016/5/10/chartex" xmlns:cx5="http://schemas.microsoft.com/office/drawing/2016/5/11/chartex" xmlns:cx6="http://schemas.microsoft.com/office/drawing/2016/5/12/chartex" xmlns:cx7="http://schemas.microsoft.com/office/drawing/2016/5/13/chartex" xmlns:cx8="http://schemas.microsoft.com/office/drawing/2016/5/14/chartex" xmlns:mc="http://schemas.openxmlformats.org/markup-compatibility/2006" xmlns:aink="http://schemas.microsoft.com/office/drawing/2016/ink" xmlns:am3d="http://schemas.microsoft.com/office/drawing/2017/model3d" xmlns:o="urn:schemas-microsoft-com:office:office" xmlns:oel="http://schemas.microsoft.com/office/2019/extlst" xmlns:r="http://schemas.openxmlformats.org/officeDocument/2006/relationships" xmlns:m="http://schemas.openxmlformats.org/officeDocument/2006/math" xmlns:v="urn:schemas-microsoft-com:vml" xmlns:wp14="http://schemas.microsoft.com/office/word/2010/wordprocessingDrawing" xmlns:wp="http://schemas.openxmlformats.org/drawingml/2006/wordprocessingDrawing" xmlns:w10="urn:schemas-microsoft-com:office:word" xmlns:w="http://schemas.openxmlformats.org/wordprocessingml/2006/main" xmlns:w14="http://schemas.microsoft.com/office/word/2010/wordml" xmlns:w15="http://schemas.microsoft.com/office/word/2012/wordml" xmlns:w16cex="http://schemas.microsoft.com/office/word/2018/wordml/cex" xmlns:w16cid="http://schemas.microsoft.com/office/word/2016/wordml/cid" xmlns:w16="http://schemas.microsoft.com/office/word/2018/wordml" xmlns:w16du="http://schemas.microsoft.com/office/word/2023/wordml/word16du" xmlns:w16sdtdh="http://schemas.microsoft.com/office/word/2020/wordml/sdtdatahash" xmlns:w16sdtfl="http://schemas.microsoft.com/office/word/2024/wordml/sdtformatlock" xmlns:w16se="http://schemas.microsoft.com/office/word/2015/wordml/symex" xmlns:wpg="http://schemas.microsoft.com/office/word/2010/wordprocessingGroup" xmlns:wpi="http://schemas.microsoft.com/office/word/2010/wordprocessingInk" xmlns:wne="http://schemas.microsoft.com/office/word/2006/wordml" xmlns:wps="http://schemas.microsoft.com/office/word/2010/wordprocessingShape" xmlns:a="http://schemas.openxmlformats.org/drawingml/2006/main" mc:Ignorable="w14 w15 w16se w16cid w16 w16cex w16sdtdh w16sdtfl w16du wp14">
+<file path=word/header4.xml><?xml version="1.0" encoding="utf-8"?>
+<w:hdr xmlns:wpc="http://schemas.microsoft.com/office/word/2010/wordprocessingCanvas" xmlns:cx="http://schemas.microsoft.com/office/drawing/2014/chartex" xmlns:mc="http://schemas.openxmlformats.org/markup-compatibility/2006" xmlns:o="urn:schemas-microsoft-com:office:office" xmlns:r="http://schemas.openxmlformats.org/officeDocument/2006/relationships" xmlns:m="http://schemas.openxmlformats.org/officeDocument/2006/math" xmlns:v="urn:schemas-microsoft-com:vml" xmlns:wp14="http://schemas.microsoft.com/office/word/2010/wordprocessingDrawing" xmlns:wp="http://schemas.openxmlformats.org/drawingml/2006/wordprocessingDrawing" xmlns:w10="urn:schemas-microsoft-com:office:word" xmlns:w="http://schemas.openxmlformats.org/wordprocessingml/2006/main" xmlns:w14="http://schemas.microsoft.com/office/word/2010/wordml" xmlns:w15="http://schemas.microsoft.com/office/word/2012/wordml" xmlns:w16se="http://schemas.microsoft.com/office/word/2015/wordml/symex" xmlns:wpg="http://schemas.microsoft.com/office/word/2010/wordprocessingGroup" xmlns:wpi="http://schemas.microsoft.com/office/word/2010/wordprocessingInk" xmlns:wne="http://schemas.microsoft.com/office/word/2006/wordml" xmlns:wps="http://schemas.microsoft.com/office/word/2010/wordprocessingShape" mc:Ignorable="w14 w15 w16se wp14">
   <w:p>
     <w:pPr>
-      <w:pStyle w:val="En-tte"/>
+      <w:pStyle w:val="Header"/>
       <w:rPr>
         <w:caps/>
         <w:sz w:val="22"/>
@@ -7649,6 +7715,7 @@
         <w:caps/>
         <w:noProof/>
         <w:sz w:val="22"/>
+        <w:lang w:val="fr-FR" w:eastAsia="fr-FR"/>
       </w:rPr>
       <mc:AlternateContent>
         <mc:Choice Requires="wps">
@@ -7689,7 +7756,7 @@
                       <w:txbxContent>
                         <w:p>
                           <w:pPr>
-                            <w:pStyle w:val="Sansinterligne"/>
+                            <w:pStyle w:val="NoSpacing"/>
                             <w:ind w:firstLine="0"/>
                             <w:rPr>
                               <w:sz w:val="22"/>
@@ -7725,17 +7792,17 @@
           </w:drawing>
         </mc:Choice>
         <mc:Fallback>
-          <w:pict w14:anchorId="6F7C5E71">
-            <v:shapetype id="_x0000_t202" coordsize="21600,21600" o:spt="202" path="m,l,21600r21600,l21600,xe" w14:anchorId="5E7CCB3C">
+          <w:pict>
+            <v:shapetype w14:anchorId="5E7CCB3C" id="_x0000_t202" coordsize="21600,21600" o:spt="202" path="m,l,21600r21600,l21600,xe">
               <v:stroke joinstyle="miter"/>
               <v:path gradientshapeok="t" o:connecttype="rect"/>
             </v:shapetype>
-            <v:shape id="_x0000_s1030" style="position:absolute;left:0;text-align:left;margin-left:322pt;margin-top:.4pt;width:40.2pt;height:18.55pt;z-index:251674624;visibility:visible;mso-wrap-style:square;mso-width-percent:0;mso-height-percent:0;mso-wrap-distance-left:9pt;mso-wrap-distance-top:0;mso-wrap-distance-right:9pt;mso-wrap-distance-bottom:0;mso-position-horizontal:absolute;mso-position-horizontal-relative:text;mso-position-vertical:absolute;mso-position-vertical-relative:text;mso-width-percent:0;mso-height-percent:0;mso-width-relative:margin;mso-height-relative:margin;v-text-anchor:top" fillcolor="white [3201]" stroked="f" strokeweight=".5pt" type="#_x0000_t202" o:gfxdata="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">
+            <v:shape id="_x0000_s1030" type="#_x0000_t202" style="position:absolute;left:0;text-align:left;margin-left:322pt;margin-top:.4pt;width:40.2pt;height:18.55pt;z-index:251674624;visibility:visible;mso-wrap-style:square;mso-width-percent:0;mso-height-percent:0;mso-wrap-distance-left:9pt;mso-wrap-distance-top:0;mso-wrap-distance-right:9pt;mso-wrap-distance-bottom:0;mso-position-horizontal:absolute;mso-position-horizontal-relative:text;mso-position-vertical:absolute;mso-position-vertical-relative:text;mso-width-percent:0;mso-height-percent:0;mso-width-relative:margin;mso-height-relative:margin;v-text-anchor:top" o:gfxdata="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" fillcolor="white [3201]" stroked="f" strokeweight=".5pt">
               <v:textbox>
                 <w:txbxContent>
                   <w:p>
                     <w:pPr>
-                      <w:pStyle w:val="Sansinterligne"/>
+                      <w:pStyle w:val="NoSpacing"/>
                       <w:ind w:firstLine="0"/>
                       <w:rPr>
                         <w:sz w:val="22"/>
@@ -7762,6 +7829,7 @@
         <w:caps/>
         <w:noProof/>
         <w:sz w:val="22"/>
+        <w:lang w:val="fr-FR" w:eastAsia="fr-FR"/>
       </w:rPr>
       <mc:AlternateContent>
         <mc:Choice Requires="wps">
@@ -7816,7 +7884,7 @@
             </wp:anchor>
           </w:drawing>
         </mc:Choice>
-        <mc:Fallback>
+        <mc:Fallback xmlns:a="http://schemas.openxmlformats.org/drawingml/2006/main" xmlns:w16sdtfl="http://schemas.microsoft.com/office/word/2024/wordml/sdtformatlock" xmlns:w16sdtdh="http://schemas.microsoft.com/office/word/2020/wordml/sdtdatahash" xmlns:w16du="http://schemas.microsoft.com/office/word/2023/wordml/word16du" xmlns:w16="http://schemas.microsoft.com/office/word/2018/wordml" xmlns:w16cid="http://schemas.microsoft.com/office/word/2016/wordml/cid" xmlns:w16cex="http://schemas.microsoft.com/office/word/2018/wordml/cex" xmlns:oel="http://schemas.microsoft.com/office/2019/extlst" xmlns:am3d="http://schemas.microsoft.com/office/drawing/2017/model3d" xmlns:aink="http://schemas.microsoft.com/office/drawing/2016/ink" xmlns:cx8="http://schemas.microsoft.com/office/drawing/2016/5/14/chartex" xmlns:cx7="http://schemas.microsoft.com/office/drawing/2016/5/13/chartex" xmlns:cx6="http://schemas.microsoft.com/office/drawing/2016/5/12/chartex" xmlns:cx5="http://schemas.microsoft.com/office/drawing/2016/5/11/chartex" xmlns:cx4="http://schemas.microsoft.com/office/drawing/2016/5/10/chartex" xmlns:cx3="http://schemas.microsoft.com/office/drawing/2016/5/9/chartex" xmlns:cx2="http://schemas.microsoft.com/office/drawing/2015/10/21/chartex" xmlns:cx1="http://schemas.microsoft.com/office/drawing/2015/9/8/chartex">
           <w:pict w14:anchorId="3247DB72">
             <v:line id="Connecteur droit 1" style="position:absolute;z-index:251665408;visibility:visible;mso-wrap-style:square;mso-height-percent:0;mso-wrap-distance-left:9pt;mso-wrap-distance-top:0;mso-wrap-distance-right:9pt;mso-wrap-distance-bottom:0;mso-position-horizontal:absolute;mso-position-horizontal-relative:text;mso-position-vertical:absolute;mso-position-vertical-relative:text;mso-height-percent:0;mso-height-relative:margin" o:spid="_x0000_s1026" strokecolor="#156082 [3204]" strokeweight=".5pt" from="36.05pt,20.7pt" to="365.55pt,20.7pt" w14:anchorId="3AFE4A97" o:gfxdata="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">
               <v:stroke joinstyle="miter"/>
@@ -7848,11 +7916,13 @@
     </w:r>
     <w:r>
       <w:rPr>
+        <w:b/>
+        <w:bCs/>
         <w:caps/>
         <w:noProof/>
         <w:sz w:val="22"/>
       </w:rPr>
-      <w:t>Chapitre3 : Résultats et Discussion</w:t>
+      <w:t>Error! Use the Home tab to apply Titre 2 to the text that you want to appear here.</w:t>
     </w:r>
     <w:r>
       <w:rPr>
@@ -7865,11 +7935,11 @@
 </w:hdr>
 </file>
 
-<file path=word/header4.xml><?xml version="1.0" encoding="utf-8"?>
-<w:hdr xmlns:wpc="http://schemas.microsoft.com/office/word/2010/wordprocessingCanvas" xmlns:cx="http://schemas.microsoft.com/office/drawing/2014/chartex" xmlns:cx1="http://schemas.microsoft.com/office/drawing/2015/9/8/chartex" xmlns:cx2="http://schemas.microsoft.com/office/drawing/2015/10/21/chartex" xmlns:cx3="http://schemas.microsoft.com/office/drawing/2016/5/9/chartex" xmlns:cx4="http://schemas.microsoft.com/office/drawing/2016/5/10/chartex" xmlns:cx5="http://schemas.microsoft.com/office/drawing/2016/5/11/chartex" xmlns:cx6="http://schemas.microsoft.com/office/drawing/2016/5/12/chartex" xmlns:cx7="http://schemas.microsoft.com/office/drawing/2016/5/13/chartex" xmlns:cx8="http://schemas.microsoft.com/office/drawing/2016/5/14/chartex" xmlns:mc="http://schemas.openxmlformats.org/markup-compatibility/2006" xmlns:aink="http://schemas.microsoft.com/office/drawing/2016/ink" xmlns:am3d="http://schemas.microsoft.com/office/drawing/2017/model3d" xmlns:o="urn:schemas-microsoft-com:office:office" xmlns:oel="http://schemas.microsoft.com/office/2019/extlst" xmlns:r="http://schemas.openxmlformats.org/officeDocument/2006/relationships" xmlns:m="http://schemas.openxmlformats.org/officeDocument/2006/math" xmlns:v="urn:schemas-microsoft-com:vml" xmlns:wp14="http://schemas.microsoft.com/office/word/2010/wordprocessingDrawing" xmlns:wp="http://schemas.openxmlformats.org/drawingml/2006/wordprocessingDrawing" xmlns:w10="urn:schemas-microsoft-com:office:word" xmlns:w="http://schemas.openxmlformats.org/wordprocessingml/2006/main" xmlns:w14="http://schemas.microsoft.com/office/word/2010/wordml" xmlns:w15="http://schemas.microsoft.com/office/word/2012/wordml" xmlns:w16cex="http://schemas.microsoft.com/office/word/2018/wordml/cex" xmlns:w16cid="http://schemas.microsoft.com/office/word/2016/wordml/cid" xmlns:w16="http://schemas.microsoft.com/office/word/2018/wordml" xmlns:w16du="http://schemas.microsoft.com/office/word/2023/wordml/word16du" xmlns:w16sdtdh="http://schemas.microsoft.com/office/word/2020/wordml/sdtdatahash" xmlns:w16sdtfl="http://schemas.microsoft.com/office/word/2024/wordml/sdtformatlock" xmlns:w16se="http://schemas.microsoft.com/office/word/2015/wordml/symex" xmlns:wpg="http://schemas.microsoft.com/office/word/2010/wordprocessingGroup" xmlns:wpi="http://schemas.microsoft.com/office/word/2010/wordprocessingInk" xmlns:wne="http://schemas.microsoft.com/office/word/2006/wordml" xmlns:wps="http://schemas.microsoft.com/office/word/2010/wordprocessingShape" xmlns:a="http://schemas.openxmlformats.org/drawingml/2006/main" mc:Ignorable="w14 w15 w16se w16cid w16 w16cex w16sdtdh w16sdtfl w16du wp14">
+<file path=word/header5.xml><?xml version="1.0" encoding="utf-8"?>
+<w:hdr xmlns:wpc="http://schemas.microsoft.com/office/word/2010/wordprocessingCanvas" xmlns:cx="http://schemas.microsoft.com/office/drawing/2014/chartex" xmlns:mc="http://schemas.openxmlformats.org/markup-compatibility/2006" xmlns:o="urn:schemas-microsoft-com:office:office" xmlns:r="http://schemas.openxmlformats.org/officeDocument/2006/relationships" xmlns:m="http://schemas.openxmlformats.org/officeDocument/2006/math" xmlns:v="urn:schemas-microsoft-com:vml" xmlns:wp14="http://schemas.microsoft.com/office/word/2010/wordprocessingDrawing" xmlns:wp="http://schemas.openxmlformats.org/drawingml/2006/wordprocessingDrawing" xmlns:w10="urn:schemas-microsoft-com:office:word" xmlns:w="http://schemas.openxmlformats.org/wordprocessingml/2006/main" xmlns:w14="http://schemas.microsoft.com/office/word/2010/wordml" xmlns:w15="http://schemas.microsoft.com/office/word/2012/wordml" xmlns:w16se="http://schemas.microsoft.com/office/word/2015/wordml/symex" xmlns:wpg="http://schemas.microsoft.com/office/word/2010/wordprocessingGroup" xmlns:wpi="http://schemas.microsoft.com/office/word/2010/wordprocessingInk" xmlns:wne="http://schemas.microsoft.com/office/word/2006/wordml" xmlns:wps="http://schemas.microsoft.com/office/word/2010/wordprocessingShape" mc:Ignorable="w14 w15 w16se wp14">
   <w:p>
     <w:pPr>
-      <w:pStyle w:val="En-tte"/>
+      <w:pStyle w:val="Header"/>
       <w:rPr>
         <w:caps/>
         <w:sz w:val="22"/>
@@ -7880,6 +7950,7 @@
         <w:caps/>
         <w:noProof/>
         <w:sz w:val="22"/>
+        <w:lang w:val="fr-FR" w:eastAsia="fr-FR"/>
       </w:rPr>
       <mc:AlternateContent>
         <mc:Choice Requires="wps">
@@ -7920,7 +7991,7 @@
                       <w:txbxContent>
                         <w:p>
                           <w:pPr>
-                            <w:pStyle w:val="Sansinterligne"/>
+                            <w:pStyle w:val="NoSpacing"/>
                             <w:ind w:firstLine="0"/>
                             <w:rPr>
                               <w:sz w:val="22"/>
@@ -7956,17 +8027,17 @@
           </w:drawing>
         </mc:Choice>
         <mc:Fallback>
-          <w:pict w14:anchorId="0FBE678E">
-            <v:shapetype id="_x0000_t202" coordsize="21600,21600" o:spt="202" path="m,l,21600r21600,l21600,xe" w14:anchorId="5302DBD1">
+          <w:pict>
+            <v:shapetype w14:anchorId="5302DBD1" id="_x0000_t202" coordsize="21600,21600" o:spt="202" path="m,l,21600r21600,l21600,xe">
               <v:stroke joinstyle="miter"/>
               <v:path gradientshapeok="t" o:connecttype="rect"/>
             </v:shapetype>
-            <v:shape id="_x0000_s1032" style="position:absolute;left:0;text-align:left;margin-left:315.85pt;margin-top:-2.7pt;width:40.2pt;height:18.55pt;z-index:251672576;visibility:visible;mso-wrap-style:square;mso-width-percent:0;mso-height-percent:0;mso-wrap-distance-left:9pt;mso-wrap-distance-top:0;mso-wrap-distance-right:9pt;mso-wrap-distance-bottom:0;mso-position-horizontal:absolute;mso-position-horizontal-relative:text;mso-position-vertical:absolute;mso-position-vertical-relative:text;mso-width-percent:0;mso-height-percent:0;mso-width-relative:margin;mso-height-relative:margin;v-text-anchor:top" fillcolor="white [3201]" stroked="f" strokeweight=".5pt" type="#_x0000_t202" o:gfxdata="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">
+            <v:shape id="_x0000_s1032" type="#_x0000_t202" style="position:absolute;left:0;text-align:left;margin-left:315.85pt;margin-top:-2.7pt;width:40.2pt;height:18.55pt;z-index:251672576;visibility:visible;mso-wrap-style:square;mso-width-percent:0;mso-height-percent:0;mso-wrap-distance-left:9pt;mso-wrap-distance-top:0;mso-wrap-distance-right:9pt;mso-wrap-distance-bottom:0;mso-position-horizontal:absolute;mso-position-horizontal-relative:text;mso-position-vertical:absolute;mso-position-vertical-relative:text;mso-width-percent:0;mso-height-percent:0;mso-width-relative:margin;mso-height-relative:margin;v-text-anchor:top" o:gfxdata="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" fillcolor="white [3201]" stroked="f" strokeweight=".5pt">
               <v:textbox>
                 <w:txbxContent>
                   <w:p>
                     <w:pPr>
-                      <w:pStyle w:val="Sansinterligne"/>
+                      <w:pStyle w:val="NoSpacing"/>
                       <w:ind w:firstLine="0"/>
                       <w:rPr>
                         <w:sz w:val="22"/>
@@ -7993,6 +8064,7 @@
         <w:caps/>
         <w:noProof/>
         <w:sz w:val="22"/>
+        <w:lang w:val="fr-FR" w:eastAsia="fr-FR"/>
       </w:rPr>
       <mc:AlternateContent>
         <mc:Choice Requires="wps">
@@ -8047,7 +8119,7 @@
             </wp:anchor>
           </w:drawing>
         </mc:Choice>
-        <mc:Fallback>
+        <mc:Fallback xmlns:a="http://schemas.openxmlformats.org/drawingml/2006/main" xmlns:w16sdtfl="http://schemas.microsoft.com/office/word/2024/wordml/sdtformatlock" xmlns:w16sdtdh="http://schemas.microsoft.com/office/word/2020/wordml/sdtdatahash" xmlns:w16du="http://schemas.microsoft.com/office/word/2023/wordml/word16du" xmlns:w16="http://schemas.microsoft.com/office/word/2018/wordml" xmlns:w16cid="http://schemas.microsoft.com/office/word/2016/wordml/cid" xmlns:w16cex="http://schemas.microsoft.com/office/word/2018/wordml/cex" xmlns:oel="http://schemas.microsoft.com/office/2019/extlst" xmlns:am3d="http://schemas.microsoft.com/office/drawing/2017/model3d" xmlns:aink="http://schemas.microsoft.com/office/drawing/2016/ink" xmlns:cx8="http://schemas.microsoft.com/office/drawing/2016/5/14/chartex" xmlns:cx7="http://schemas.microsoft.com/office/drawing/2016/5/13/chartex" xmlns:cx6="http://schemas.microsoft.com/office/drawing/2016/5/12/chartex" xmlns:cx5="http://schemas.microsoft.com/office/drawing/2016/5/11/chartex" xmlns:cx4="http://schemas.microsoft.com/office/drawing/2016/5/10/chartex" xmlns:cx3="http://schemas.microsoft.com/office/drawing/2016/5/9/chartex" xmlns:cx2="http://schemas.microsoft.com/office/drawing/2015/10/21/chartex" xmlns:cx1="http://schemas.microsoft.com/office/drawing/2015/9/8/chartex">
           <w:pict w14:anchorId="7AFC514B">
             <v:line id="Connecteur droit 1" style="position:absolute;z-index:251667456;visibility:visible;mso-wrap-style:square;mso-height-percent:0;mso-wrap-distance-left:9pt;mso-wrap-distance-top:0;mso-wrap-distance-right:9pt;mso-wrap-distance-bottom:0;mso-position-horizontal:absolute;mso-position-horizontal-relative:text;mso-position-vertical:absolute;mso-position-vertical-relative:text;mso-height-percent:0;mso-height-relative:margin" o:spid="_x0000_s1026" strokecolor="#156082 [3204]" strokeweight=".5pt" from="36.05pt,20.7pt" to="365.55pt,20.7pt" w14:anchorId="48372F2D" o:gfxdata="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">
               <v:stroke joinstyle="miter"/>
@@ -8084,9 +8156,8 @@
         <w:caps/>
         <w:noProof/>
         <w:sz w:val="22"/>
-        <w:lang w:val="fr-FR"/>
       </w:rPr>
-      <w:t>Bibliographie</w:t>
+      <w:t>Error! Use the Home tab to apply Titre 1 to the text that you want to appear here.</w:t>
     </w:r>
     <w:r>
       <w:rPr>
@@ -8099,79 +8170,8 @@
 </w:hdr>
 </file>
 
-<file path=word/header5.xml><?xml version="1.0" encoding="utf-8"?>
-<w:hdr xmlns:w14="http://schemas.microsoft.com/office/word/2010/wordml" xmlns:w="http://schemas.openxmlformats.org/wordprocessingml/2006/main">
-  <w:tbl>
-    <w:tblPr>
-      <w:tblStyle w:val="TableauNormal"/>
-      <w:bidiVisual w:val="0"/>
-      <w:tblW w:w="0" w:type="auto"/>
-      <w:tblLayout w:type="fixed"/>
-      <w:tblLook w:val="06A0" w:firstRow="1" w:lastRow="0" w:firstColumn="1" w:lastColumn="0" w:noHBand="1" w:noVBand="1"/>
-    </w:tblPr>
-    <w:tblGrid>
-      <w:gridCol w:w="3605"/>
-      <w:gridCol w:w="3605"/>
-      <w:gridCol w:w="3605"/>
-    </w:tblGrid>
-    <w:tr>
-      <w:trPr>
-        <w:trHeight w:val="300"/>
-      </w:trPr>
-      <w:tc>
-        <w:tcPr>
-          <w:tcW w:w="3605" w:type="dxa"/>
-          <w:tcMar/>
-        </w:tcPr>
-        <w:p>
-          <w:pPr>
-            <w:pStyle w:val="En-tte"/>
-            <w:bidi w:val="0"/>
-            <w:ind w:left="-115"/>
-            <w:jc w:val="left"/>
-          </w:pPr>
-        </w:p>
-      </w:tc>
-      <w:tc>
-        <w:tcPr>
-          <w:tcW w:w="3605" w:type="dxa"/>
-          <w:tcMar/>
-        </w:tcPr>
-        <w:p>
-          <w:pPr>
-            <w:pStyle w:val="En-tte"/>
-            <w:bidi w:val="0"/>
-            <w:jc w:val="center"/>
-          </w:pPr>
-        </w:p>
-      </w:tc>
-      <w:tc>
-        <w:tcPr>
-          <w:tcW w:w="3605" w:type="dxa"/>
-          <w:tcMar/>
-        </w:tcPr>
-        <w:p>
-          <w:pPr>
-            <w:pStyle w:val="En-tte"/>
-            <w:bidi w:val="0"/>
-            <w:ind w:right="-115"/>
-            <w:jc w:val="right"/>
-          </w:pPr>
-        </w:p>
-      </w:tc>
-    </w:tr>
-  </w:tbl>
-  <w:p>
-    <w:pPr>
-      <w:pStyle w:val="En-tte"/>
-      <w:bidi w:val="0"/>
-    </w:pPr>
-  </w:p>
-</w:hdr>
-</file>
-
 <file path=word/numbering.xml><?xml version="1.0" encoding="utf-8"?>
-<w:numbering xmlns:wpc="http://schemas.microsoft.com/office/word/2010/wordprocessingCanvas" xmlns:cx="http://schemas.microsoft.com/office/drawing/2014/chartex" xmlns:cx1="http://schemas.microsoft.com/office/drawing/2015/9/8/chartex" xmlns:cx2="http://schemas.microsoft.com/office/drawing/2015/10/21/chartex" xmlns:cx3="http://schemas.microsoft.com/office/drawing/2016/5/9/chartex" xmlns:cx4="http://schemas.microsoft.com/office/drawing/2016/5/10/chartex" xmlns:cx5="http://schemas.microsoft.com/office/drawing/2016/5/11/chartex" xmlns:cx6="http://schemas.microsoft.com/office/drawing/2016/5/12/chartex" xmlns:cx7="http://schemas.microsoft.com/office/drawing/2016/5/13/chartex" xmlns:cx8="http://schemas.microsoft.com/office/drawing/2016/5/14/chartex" xmlns:mc="http://schemas.openxmlformats.org/markup-compatibility/2006" xmlns:aink="http://schemas.microsoft.com/office/drawing/2016/ink" xmlns:am3d="http://schemas.microsoft.com/office/drawing/2017/model3d" xmlns:o="urn:schemas-microsoft-com:office:office" xmlns:oel="http://schemas.microsoft.com/office/2019/extlst" xmlns:r="http://schemas.openxmlformats.org/officeDocument/2006/relationships" xmlns:m="http://schemas.openxmlformats.org/officeDocument/2006/math" xmlns:v="urn:schemas-microsoft-com:vml" xmlns:wp14="http://schemas.microsoft.com/office/word/2010/wordprocessingDrawing" xmlns:wp="http://schemas.openxmlformats.org/drawingml/2006/wordprocessingDrawing" xmlns:w10="urn:schemas-microsoft-com:office:word" xmlns:w="http://schemas.openxmlformats.org/wordprocessingml/2006/main" xmlns:w14="http://schemas.microsoft.com/office/word/2010/wordml" xmlns:w15="http://schemas.microsoft.com/office/word/2012/wordml" xmlns:w16cex="http://schemas.microsoft.com/office/word/2018/wordml/cex" xmlns:w16cid="http://schemas.microsoft.com/office/word/2016/wordml/cid" xmlns:w16="http://schemas.microsoft.com/office/word/2018/wordml" xmlns:w16du="http://schemas.microsoft.com/office/word/2023/wordml/word16du" xmlns:w16sdtdh="http://schemas.microsoft.com/office/word/2020/wordml/sdtdatahash" xmlns:w16sdtfl="http://schemas.microsoft.com/office/word/2024/wordml/sdtformatlock" xmlns:w16se="http://schemas.microsoft.com/office/word/2015/wordml/symex" xmlns:wpg="http://schemas.microsoft.com/office/word/2010/wordprocessingGroup" xmlns:wpi="http://schemas.microsoft.com/office/word/2010/wordprocessingInk" xmlns:wne="http://schemas.microsoft.com/office/word/2006/wordml" xmlns:wps="http://schemas.microsoft.com/office/word/2010/wordprocessingShape" mc:Ignorable="w14 w15 w16se w16cid w16 w16cex w16sdtdh w16sdtfl w16du wp14">
+<w:numbering xmlns:wpc="http://schemas.microsoft.com/office/word/2010/wordprocessingCanvas" xmlns:cx="http://schemas.microsoft.com/office/drawing/2014/chartex" xmlns:mc="http://schemas.openxmlformats.org/markup-compatibility/2006" xmlns:o="urn:schemas-microsoft-com:office:office" xmlns:r="http://schemas.openxmlformats.org/officeDocument/2006/relationships" xmlns:m="http://schemas.openxmlformats.org/officeDocument/2006/math" xmlns:v="urn:schemas-microsoft-com:vml" xmlns:wp14="http://schemas.microsoft.com/office/word/2010/wordprocessingDrawing" xmlns:wp="http://schemas.openxmlformats.org/drawingml/2006/wordprocessingDrawing" xmlns:w10="urn:schemas-microsoft-com:office:word" xmlns:w="http://schemas.openxmlformats.org/wordprocessingml/2006/main" xmlns:w14="http://schemas.microsoft.com/office/word/2010/wordml" xmlns:w15="http://schemas.microsoft.com/office/word/2012/wordml" xmlns:w16se="http://schemas.microsoft.com/office/word/2015/wordml/symex" xmlns:wpg="http://schemas.microsoft.com/office/word/2010/wordprocessingGroup" xmlns:wpi="http://schemas.microsoft.com/office/word/2010/wordprocessingInk" xmlns:wne="http://schemas.microsoft.com/office/word/2006/wordml" xmlns:wps="http://schemas.microsoft.com/office/word/2010/wordprocessingShape" mc:Ignorable="w14 w15 w16se wp14">
   <w:abstractNum w:abstractNumId="0" w15:restartNumberingAfterBreak="0">
     <w:nsid w:val="10C33BE2"/>
     <w:multiLevelType w:val="multilevel"/>
@@ -8200,7 +8200,7 @@
         <w:ind w:left="1440" w:hanging="360"/>
       </w:pPr>
       <w:rPr>
-        <w:rFonts w:hint="default" w:ascii="Courier New" w:hAnsi="Courier New"/>
+        <w:rFonts w:ascii="Courier New" w:hAnsi="Courier New" w:hint="default"/>
         <w:sz w:val="20"/>
       </w:rPr>
     </w:lvl>
@@ -8305,7 +8305,7 @@
         <w:ind w:left="720" w:hanging="360"/>
       </w:pPr>
       <w:rPr>
-        <w:rFonts w:hint="default" w:ascii="Symbol" w:hAnsi="Symbol"/>
+        <w:rFonts w:ascii="Symbol" w:hAnsi="Symbol" w:hint="default"/>
         <w:sz w:val="20"/>
       </w:rPr>
     </w:lvl>
@@ -8321,7 +8321,7 @@
         <w:ind w:left="1440" w:hanging="360"/>
       </w:pPr>
       <w:rPr>
-        <w:rFonts w:hint="default" w:ascii="Courier New" w:hAnsi="Courier New"/>
+        <w:rFonts w:ascii="Courier New" w:hAnsi="Courier New" w:hint="default"/>
         <w:sz w:val="20"/>
       </w:rPr>
     </w:lvl>
@@ -8337,7 +8337,7 @@
         <w:ind w:left="2160" w:hanging="360"/>
       </w:pPr>
       <w:rPr>
-        <w:rFonts w:hint="default" w:ascii="Wingdings" w:hAnsi="Wingdings"/>
+        <w:rFonts w:ascii="Wingdings" w:hAnsi="Wingdings" w:hint="default"/>
         <w:sz w:val="20"/>
       </w:rPr>
     </w:lvl>
@@ -8353,7 +8353,7 @@
         <w:ind w:left="2880" w:hanging="360"/>
       </w:pPr>
       <w:rPr>
-        <w:rFonts w:hint="default" w:ascii="Wingdings" w:hAnsi="Wingdings"/>
+        <w:rFonts w:ascii="Wingdings" w:hAnsi="Wingdings" w:hint="default"/>
         <w:sz w:val="20"/>
       </w:rPr>
     </w:lvl>
@@ -8369,7 +8369,7 @@
         <w:ind w:left="3600" w:hanging="360"/>
       </w:pPr>
       <w:rPr>
-        <w:rFonts w:hint="default" w:ascii="Wingdings" w:hAnsi="Wingdings"/>
+        <w:rFonts w:ascii="Wingdings" w:hAnsi="Wingdings" w:hint="default"/>
         <w:sz w:val="20"/>
       </w:rPr>
     </w:lvl>
@@ -8385,7 +8385,7 @@
         <w:ind w:left="4320" w:hanging="360"/>
       </w:pPr>
       <w:rPr>
-        <w:rFonts w:hint="default" w:ascii="Wingdings" w:hAnsi="Wingdings"/>
+        <w:rFonts w:ascii="Wingdings" w:hAnsi="Wingdings" w:hint="default"/>
         <w:sz w:val="20"/>
       </w:rPr>
     </w:lvl>
@@ -8401,7 +8401,7 @@
         <w:ind w:left="5040" w:hanging="360"/>
       </w:pPr>
       <w:rPr>
-        <w:rFonts w:hint="default" w:ascii="Wingdings" w:hAnsi="Wingdings"/>
+        <w:rFonts w:ascii="Wingdings" w:hAnsi="Wingdings" w:hint="default"/>
         <w:sz w:val="20"/>
       </w:rPr>
     </w:lvl>
@@ -8417,7 +8417,7 @@
         <w:ind w:left="5760" w:hanging="360"/>
       </w:pPr>
       <w:rPr>
-        <w:rFonts w:hint="default" w:ascii="Wingdings" w:hAnsi="Wingdings"/>
+        <w:rFonts w:ascii="Wingdings" w:hAnsi="Wingdings" w:hint="default"/>
         <w:sz w:val="20"/>
       </w:rPr>
     </w:lvl>
@@ -8433,7 +8433,7 @@
         <w:ind w:left="6480" w:hanging="360"/>
       </w:pPr>
       <w:rPr>
-        <w:rFonts w:hint="default" w:ascii="Wingdings" w:hAnsi="Wingdings"/>
+        <w:rFonts w:ascii="Wingdings" w:hAnsi="Wingdings" w:hint="default"/>
         <w:sz w:val="20"/>
       </w:rPr>
     </w:lvl>
@@ -8564,7 +8564,7 @@
         <w:ind w:left="1440" w:hanging="360"/>
       </w:pPr>
       <w:rPr>
-        <w:rFonts w:hint="default" w:ascii="Courier New" w:hAnsi="Courier New" w:cs="Courier New"/>
+        <w:rFonts w:ascii="Courier New" w:hAnsi="Courier New" w:cs="Courier New" w:hint="default"/>
       </w:rPr>
     </w:lvl>
     <w:lvl w:ilvl="1" w:tplc="20000003" w:tentative="1">
@@ -8576,7 +8576,7 @@
         <w:ind w:left="2160" w:hanging="360"/>
       </w:pPr>
       <w:rPr>
-        <w:rFonts w:hint="default" w:ascii="Courier New" w:hAnsi="Courier New" w:cs="Courier New"/>
+        <w:rFonts w:ascii="Courier New" w:hAnsi="Courier New" w:cs="Courier New" w:hint="default"/>
       </w:rPr>
     </w:lvl>
     <w:lvl w:ilvl="2" w:tplc="20000005" w:tentative="1">
@@ -8588,7 +8588,7 @@
         <w:ind w:left="2880" w:hanging="360"/>
       </w:pPr>
       <w:rPr>
-        <w:rFonts w:hint="default" w:ascii="Wingdings" w:hAnsi="Wingdings"/>
+        <w:rFonts w:ascii="Wingdings" w:hAnsi="Wingdings" w:hint="default"/>
       </w:rPr>
     </w:lvl>
     <w:lvl w:ilvl="3" w:tplc="20000001" w:tentative="1">
@@ -8600,7 +8600,7 @@
         <w:ind w:left="3600" w:hanging="360"/>
       </w:pPr>
       <w:rPr>
-        <w:rFonts w:hint="default" w:ascii="Symbol" w:hAnsi="Symbol"/>
+        <w:rFonts w:ascii="Symbol" w:hAnsi="Symbol" w:hint="default"/>
       </w:rPr>
     </w:lvl>
     <w:lvl w:ilvl="4" w:tplc="20000003" w:tentative="1">
@@ -8612,7 +8612,7 @@
         <w:ind w:left="4320" w:hanging="360"/>
       </w:pPr>
       <w:rPr>
-        <w:rFonts w:hint="default" w:ascii="Courier New" w:hAnsi="Courier New" w:cs="Courier New"/>
+        <w:rFonts w:ascii="Courier New" w:hAnsi="Courier New" w:cs="Courier New" w:hint="default"/>
       </w:rPr>
     </w:lvl>
     <w:lvl w:ilvl="5" w:tplc="20000005" w:tentative="1">
@@ -8624,7 +8624,7 @@
         <w:ind w:left="5040" w:hanging="360"/>
       </w:pPr>
       <w:rPr>
-        <w:rFonts w:hint="default" w:ascii="Wingdings" w:hAnsi="Wingdings"/>
+        <w:rFonts w:ascii="Wingdings" w:hAnsi="Wingdings" w:hint="default"/>
       </w:rPr>
     </w:lvl>
     <w:lvl w:ilvl="6" w:tplc="20000001" w:tentative="1">
@@ -8636,7 +8636,7 @@
         <w:ind w:left="5760" w:hanging="360"/>
       </w:pPr>
       <w:rPr>
-        <w:rFonts w:hint="default" w:ascii="Symbol" w:hAnsi="Symbol"/>
+        <w:rFonts w:ascii="Symbol" w:hAnsi="Symbol" w:hint="default"/>
       </w:rPr>
     </w:lvl>
     <w:lvl w:ilvl="7" w:tplc="20000003" w:tentative="1">
@@ -8648,7 +8648,7 @@
         <w:ind w:left="6480" w:hanging="360"/>
       </w:pPr>
       <w:rPr>
-        <w:rFonts w:hint="default" w:ascii="Courier New" w:hAnsi="Courier New" w:cs="Courier New"/>
+        <w:rFonts w:ascii="Courier New" w:hAnsi="Courier New" w:cs="Courier New" w:hint="default"/>
       </w:rPr>
     </w:lvl>
     <w:lvl w:ilvl="8" w:tplc="20000005" w:tentative="1">
@@ -8660,7 +8660,7 @@
         <w:ind w:left="7200" w:hanging="360"/>
       </w:pPr>
       <w:rPr>
-        <w:rFonts w:hint="default" w:ascii="Wingdings" w:hAnsi="Wingdings"/>
+        <w:rFonts w:ascii="Wingdings" w:hAnsi="Wingdings" w:hint="default"/>
       </w:rPr>
     </w:lvl>
   </w:abstractNum>
@@ -8671,7 +8671,7 @@
     <w:lvl w:ilvl="0">
       <w:start w:val="1"/>
       <w:numFmt w:val="none"/>
-      <w:pStyle w:val="Titre1"/>
+      <w:pStyle w:val="Heading1"/>
       <w:suff w:val="space"/>
       <w:lvlText w:val=""/>
       <w:lvlJc w:val="left"/>
@@ -8685,7 +8685,7 @@
     <w:lvl w:ilvl="1">
       <w:start w:val="1"/>
       <w:numFmt w:val="decimal"/>
-      <w:pStyle w:val="Titre2"/>
+      <w:pStyle w:val="Heading2"/>
       <w:suff w:val="space"/>
       <w:lvlText w:val="%2. "/>
       <w:lvlJc w:val="left"/>
@@ -8699,7 +8699,7 @@
     <w:lvl w:ilvl="2">
       <w:start w:val="1"/>
       <w:numFmt w:val="decimal"/>
-      <w:pStyle w:val="Titre3"/>
+      <w:pStyle w:val="Heading3"/>
       <w:suff w:val="space"/>
       <w:lvlText w:val="%2.%3."/>
       <w:lvlJc w:val="left"/>
@@ -8713,7 +8713,7 @@
     <w:lvl w:ilvl="3">
       <w:start w:val="1"/>
       <w:numFmt w:val="decimal"/>
-      <w:pStyle w:val="Titre4"/>
+      <w:pStyle w:val="Heading4"/>
       <w:suff w:val="space"/>
       <w:lvlText w:val="%2.%3.%4."/>
       <w:lvlJc w:val="left"/>
@@ -8727,7 +8727,7 @@
     <w:lvl w:ilvl="4">
       <w:start w:val="1"/>
       <w:numFmt w:val="decimal"/>
-      <w:pStyle w:val="Titre5"/>
+      <w:pStyle w:val="Heading5"/>
       <w:suff w:val="space"/>
       <w:lvlText w:val="%2.%3.%4.%5."/>
       <w:lvlJc w:val="left"/>
@@ -8741,7 +8741,7 @@
     <w:lvl w:ilvl="5">
       <w:start w:val="1"/>
       <w:numFmt w:val="decimal"/>
-      <w:pStyle w:val="Titre6"/>
+      <w:pStyle w:val="Heading6"/>
       <w:suff w:val="space"/>
       <w:lvlText w:val="%2.%3.%4.%5.%6."/>
       <w:lvlJc w:val="left"/>
@@ -8802,7 +8802,7 @@
         <w:ind w:left="720" w:hanging="360"/>
       </w:pPr>
       <w:rPr>
-        <w:rFonts w:hint="default" w:ascii="Symbol" w:hAnsi="Symbol"/>
+        <w:rFonts w:ascii="Symbol" w:hAnsi="Symbol" w:hint="default"/>
       </w:rPr>
     </w:lvl>
     <w:lvl w:ilvl="1" w:tplc="20000003" w:tentative="1">
@@ -8814,7 +8814,7 @@
         <w:ind w:left="1440" w:hanging="360"/>
       </w:pPr>
       <w:rPr>
-        <w:rFonts w:hint="default" w:ascii="Courier New" w:hAnsi="Courier New" w:cs="Courier New"/>
+        <w:rFonts w:ascii="Courier New" w:hAnsi="Courier New" w:cs="Courier New" w:hint="default"/>
       </w:rPr>
     </w:lvl>
     <w:lvl w:ilvl="2" w:tplc="20000005" w:tentative="1">
@@ -8826,7 +8826,7 @@
         <w:ind w:left="2160" w:hanging="360"/>
       </w:pPr>
       <w:rPr>
-        <w:rFonts w:hint="default" w:ascii="Wingdings" w:hAnsi="Wingdings"/>
+        <w:rFonts w:ascii="Wingdings" w:hAnsi="Wingdings" w:hint="default"/>
       </w:rPr>
     </w:lvl>
     <w:lvl w:ilvl="3" w:tplc="20000001" w:tentative="1">
@@ -8838,7 +8838,7 @@
         <w:ind w:left="2880" w:hanging="360"/>
       </w:pPr>
       <w:rPr>
-        <w:rFonts w:hint="default" w:ascii="Symbol" w:hAnsi="Symbol"/>
+        <w:rFonts w:ascii="Symbol" w:hAnsi="Symbol" w:hint="default"/>
       </w:rPr>
     </w:lvl>
     <w:lvl w:ilvl="4" w:tplc="20000003" w:tentative="1">
@@ -8850,7 +8850,7 @@
         <w:ind w:left="3600" w:hanging="360"/>
       </w:pPr>
       <w:rPr>
-        <w:rFonts w:hint="default" w:ascii="Courier New" w:hAnsi="Courier New" w:cs="Courier New"/>
+        <w:rFonts w:ascii="Courier New" w:hAnsi="Courier New" w:cs="Courier New" w:hint="default"/>
       </w:rPr>
     </w:lvl>
     <w:lvl w:ilvl="5" w:tplc="20000005" w:tentative="1">
@@ -8862,7 +8862,7 @@
         <w:ind w:left="4320" w:hanging="360"/>
       </w:pPr>
       <w:rPr>
-        <w:rFonts w:hint="default" w:ascii="Wingdings" w:hAnsi="Wingdings"/>
+        <w:rFonts w:ascii="Wingdings" w:hAnsi="Wingdings" w:hint="default"/>
       </w:rPr>
     </w:lvl>
     <w:lvl w:ilvl="6" w:tplc="20000001" w:tentative="1">
@@ -8874,7 +8874,7 @@
         <w:ind w:left="5040" w:hanging="360"/>
       </w:pPr>
       <w:rPr>
-        <w:rFonts w:hint="default" w:ascii="Symbol" w:hAnsi="Symbol"/>
+        <w:rFonts w:ascii="Symbol" w:hAnsi="Symbol" w:hint="default"/>
       </w:rPr>
     </w:lvl>
     <w:lvl w:ilvl="7" w:tplc="20000003" w:tentative="1">
@@ -8886,7 +8886,7 @@
         <w:ind w:left="5760" w:hanging="360"/>
       </w:pPr>
       <w:rPr>
-        <w:rFonts w:hint="default" w:ascii="Courier New" w:hAnsi="Courier New" w:cs="Courier New"/>
+        <w:rFonts w:ascii="Courier New" w:hAnsi="Courier New" w:cs="Courier New" w:hint="default"/>
       </w:rPr>
     </w:lvl>
     <w:lvl w:ilvl="8" w:tplc="20000005" w:tentative="1">
@@ -8898,37 +8898,37 @@
         <w:ind w:left="6480" w:hanging="360"/>
       </w:pPr>
       <w:rPr>
-        <w:rFonts w:hint="default" w:ascii="Wingdings" w:hAnsi="Wingdings"/>
+        <w:rFonts w:ascii="Wingdings" w:hAnsi="Wingdings" w:hint="default"/>
       </w:rPr>
     </w:lvl>
   </w:abstractNum>
-  <w:num w:numId="1" w16cid:durableId="519246801">
+  <w:num w:numId="1">
     <w:abstractNumId w:val="5"/>
   </w:num>
-  <w:num w:numId="2" w16cid:durableId="873887900">
+  <w:num w:numId="2">
     <w:abstractNumId w:val="3"/>
   </w:num>
-  <w:num w:numId="3" w16cid:durableId="1333679585">
+  <w:num w:numId="3">
     <w:abstractNumId w:val="4"/>
   </w:num>
-  <w:num w:numId="4" w16cid:durableId="1379741870">
+  <w:num w:numId="4">
     <w:abstractNumId w:val="1"/>
   </w:num>
-  <w:num w:numId="5" w16cid:durableId="1968780033">
+  <w:num w:numId="5">
     <w:abstractNumId w:val="0"/>
   </w:num>
-  <w:num w:numId="6" w16cid:durableId="1321226675">
+  <w:num w:numId="6">
     <w:abstractNumId w:val="2"/>
   </w:num>
 </w:numbering>
 </file>
 
 <file path=word/styles.xml><?xml version="1.0" encoding="utf-8"?>
-<w:styles xmlns:wp14="http://schemas.microsoft.com/office/word/2010/wordprocessingDrawing" xmlns:mc="http://schemas.openxmlformats.org/markup-compatibility/2006" xmlns:r="http://schemas.openxmlformats.org/officeDocument/2006/relationships" xmlns:w="http://schemas.openxmlformats.org/wordprocessingml/2006/main" xmlns:w14="http://schemas.microsoft.com/office/word/2010/wordml" xmlns:w15="http://schemas.microsoft.com/office/word/2012/wordml" xmlns:w16cex="http://schemas.microsoft.com/office/word/2018/wordml/cex" xmlns:w16cid="http://schemas.microsoft.com/office/word/2016/wordml/cid" xmlns:w16="http://schemas.microsoft.com/office/word/2018/wordml" xmlns:w16du="http://schemas.microsoft.com/office/word/2023/wordml/word16du" xmlns:w16sdtdh="http://schemas.microsoft.com/office/word/2020/wordml/sdtdatahash" xmlns:w16sdtfl="http://schemas.microsoft.com/office/word/2024/wordml/sdtformatlock" xmlns:w16se="http://schemas.microsoft.com/office/word/2015/wordml/symex" mc:Ignorable="w14 w15 w16se w16cid w16 w16cex w16sdtdh w16sdtfl w16du wp14">
+<w:styles xmlns:mc="http://schemas.openxmlformats.org/markup-compatibility/2006" xmlns:r="http://schemas.openxmlformats.org/officeDocument/2006/relationships" xmlns:w="http://schemas.openxmlformats.org/wordprocessingml/2006/main" xmlns:w14="http://schemas.microsoft.com/office/word/2010/wordml" xmlns:w15="http://schemas.microsoft.com/office/word/2012/wordml" xmlns:w16se="http://schemas.microsoft.com/office/word/2015/wordml/symex" mc:Ignorable="w14 w15 w16se">
   <w:docDefaults>
     <w:rPrDefault>
       <w:rPr>
-        <w:rFonts w:asciiTheme="minorHAnsi" w:hAnsiTheme="minorHAnsi" w:eastAsiaTheme="minorHAnsi" w:cstheme="minorBidi"/>
+        <w:rFonts w:asciiTheme="minorHAnsi" w:eastAsiaTheme="minorHAnsi" w:hAnsiTheme="minorHAnsi" w:cstheme="minorBidi"/>
         <w:sz w:val="22"/>
         <w:szCs w:val="22"/>
         <w:lang w:val="en-US" w:eastAsia="en-US" w:bidi="ar-SA"/>
@@ -8940,17 +8940,17 @@
       </w:pPr>
     </w:pPrDefault>
   </w:docDefaults>
-  <w:latentStyles w:defLockedState="0" w:defUIPriority="99" w:defSemiHidden="0" w:defUnhideWhenUsed="0" w:defQFormat="0" w:count="376">
+  <w:latentStyles w:defLockedState="0" w:defUIPriority="99" w:defSemiHidden="0" w:defUnhideWhenUsed="0" w:defQFormat="0" w:count="371">
     <w:lsdException w:name="Normal" w:uiPriority="0" w:qFormat="1"/>
     <w:lsdException w:name="heading 1" w:uiPriority="9" w:qFormat="1"/>
-    <w:lsdException w:name="heading 2" w:uiPriority="9" w:semiHidden="1" w:unhideWhenUsed="1" w:qFormat="1"/>
-    <w:lsdException w:name="heading 3" w:uiPriority="9" w:semiHidden="1" w:unhideWhenUsed="1" w:qFormat="1"/>
-    <w:lsdException w:name="heading 4" w:uiPriority="9" w:semiHidden="1" w:unhideWhenUsed="1" w:qFormat="1"/>
-    <w:lsdException w:name="heading 5" w:uiPriority="9" w:semiHidden="1" w:unhideWhenUsed="1" w:qFormat="1"/>
-    <w:lsdException w:name="heading 6" w:uiPriority="9" w:semiHidden="1" w:unhideWhenUsed="1" w:qFormat="1"/>
-    <w:lsdException w:name="heading 7" w:uiPriority="9" w:semiHidden="1" w:unhideWhenUsed="1" w:qFormat="1"/>
-    <w:lsdException w:name="heading 8" w:uiPriority="9" w:semiHidden="1" w:unhideWhenUsed="1" w:qFormat="1"/>
-    <w:lsdException w:name="heading 9" w:uiPriority="9" w:semiHidden="1" w:unhideWhenUsed="1" w:qFormat="1"/>
+    <w:lsdException w:name="heading 2" w:semiHidden="1" w:uiPriority="9" w:unhideWhenUsed="1" w:qFormat="1"/>
+    <w:lsdException w:name="heading 3" w:semiHidden="1" w:uiPriority="9" w:unhideWhenUsed="1" w:qFormat="1"/>
+    <w:lsdException w:name="heading 4" w:semiHidden="1" w:uiPriority="9" w:unhideWhenUsed="1" w:qFormat="1"/>
+    <w:lsdException w:name="heading 5" w:semiHidden="1" w:uiPriority="9" w:unhideWhenUsed="1" w:qFormat="1"/>
+    <w:lsdException w:name="heading 6" w:semiHidden="1" w:uiPriority="9" w:unhideWhenUsed="1" w:qFormat="1"/>
+    <w:lsdException w:name="heading 7" w:semiHidden="1" w:uiPriority="9" w:unhideWhenUsed="1" w:qFormat="1"/>
+    <w:lsdException w:name="heading 8" w:semiHidden="1" w:uiPriority="9" w:unhideWhenUsed="1" w:qFormat="1"/>
+    <w:lsdException w:name="heading 9" w:semiHidden="1" w:uiPriority="9" w:unhideWhenUsed="1" w:qFormat="1"/>
     <w:lsdException w:name="index 1" w:semiHidden="1" w:unhideWhenUsed="1"/>
     <w:lsdException w:name="index 2" w:semiHidden="1" w:unhideWhenUsed="1"/>
     <w:lsdException w:name="index 3" w:semiHidden="1" w:unhideWhenUsed="1"/>
@@ -8960,22 +8960,22 @@
     <w:lsdException w:name="index 7" w:semiHidden="1" w:unhideWhenUsed="1"/>
     <w:lsdException w:name="index 8" w:semiHidden="1" w:unhideWhenUsed="1"/>
     <w:lsdException w:name="index 9" w:semiHidden="1" w:unhideWhenUsed="1"/>
-    <w:lsdException w:name="toc 1" w:uiPriority="39" w:semiHidden="1" w:unhideWhenUsed="1"/>
-    <w:lsdException w:name="toc 2" w:uiPriority="39" w:semiHidden="1" w:unhideWhenUsed="1"/>
-    <w:lsdException w:name="toc 3" w:uiPriority="39" w:semiHidden="1" w:unhideWhenUsed="1"/>
-    <w:lsdException w:name="toc 4" w:uiPriority="39" w:semiHidden="1" w:unhideWhenUsed="1"/>
-    <w:lsdException w:name="toc 5" w:uiPriority="39" w:semiHidden="1" w:unhideWhenUsed="1"/>
-    <w:lsdException w:name="toc 6" w:uiPriority="39" w:semiHidden="1" w:unhideWhenUsed="1"/>
-    <w:lsdException w:name="toc 7" w:uiPriority="39" w:semiHidden="1" w:unhideWhenUsed="1"/>
-    <w:lsdException w:name="toc 8" w:uiPriority="39" w:semiHidden="1" w:unhideWhenUsed="1"/>
-    <w:lsdException w:name="toc 9" w:uiPriority="39" w:semiHidden="1" w:unhideWhenUsed="1"/>
+    <w:lsdException w:name="toc 1" w:semiHidden="1" w:uiPriority="39" w:unhideWhenUsed="1"/>
+    <w:lsdException w:name="toc 2" w:semiHidden="1" w:uiPriority="39" w:unhideWhenUsed="1"/>
+    <w:lsdException w:name="toc 3" w:semiHidden="1" w:uiPriority="39" w:unhideWhenUsed="1"/>
+    <w:lsdException w:name="toc 4" w:semiHidden="1" w:uiPriority="39" w:unhideWhenUsed="1"/>
+    <w:lsdException w:name="toc 5" w:semiHidden="1" w:uiPriority="39" w:unhideWhenUsed="1"/>
+    <w:lsdException w:name="toc 6" w:semiHidden="1" w:uiPriority="39" w:unhideWhenUsed="1"/>
+    <w:lsdException w:name="toc 7" w:semiHidden="1" w:uiPriority="39" w:unhideWhenUsed="1"/>
+    <w:lsdException w:name="toc 8" w:semiHidden="1" w:uiPriority="39" w:unhideWhenUsed="1"/>
+    <w:lsdException w:name="toc 9" w:semiHidden="1" w:uiPriority="39" w:unhideWhenUsed="1"/>
     <w:lsdException w:name="Normal Indent" w:semiHidden="1" w:unhideWhenUsed="1"/>
     <w:lsdException w:name="footnote text" w:semiHidden="1" w:unhideWhenUsed="1"/>
     <w:lsdException w:name="annotation text" w:semiHidden="1" w:unhideWhenUsed="1"/>
     <w:lsdException w:name="header" w:semiHidden="1" w:unhideWhenUsed="1"/>
     <w:lsdException w:name="footer" w:semiHidden="1" w:unhideWhenUsed="1"/>
     <w:lsdException w:name="index heading" w:semiHidden="1" w:unhideWhenUsed="1"/>
-    <w:lsdException w:name="caption" w:uiPriority="35" w:semiHidden="1" w:unhideWhenUsed="1" w:qFormat="1"/>
+    <w:lsdException w:name="caption" w:semiHidden="1" w:uiPriority="35" w:unhideWhenUsed="1" w:qFormat="1"/>
     <w:lsdException w:name="table of figures" w:semiHidden="1" w:unhideWhenUsed="1"/>
     <w:lsdException w:name="envelope address" w:semiHidden="1" w:unhideWhenUsed="1"/>
     <w:lsdException w:name="envelope return" w:semiHidden="1" w:unhideWhenUsed="1"/>
@@ -9006,7 +9006,7 @@
     <w:lsdException w:name="Title" w:uiPriority="10" w:qFormat="1"/>
     <w:lsdException w:name="Closing" w:semiHidden="1" w:unhideWhenUsed="1"/>
     <w:lsdException w:name="Signature" w:semiHidden="1" w:unhideWhenUsed="1"/>
-    <w:lsdException w:name="Default Paragraph Font" w:uiPriority="1" w:semiHidden="1" w:unhideWhenUsed="1"/>
+    <w:lsdException w:name="Default Paragraph Font" w:semiHidden="1" w:uiPriority="1" w:unhideWhenUsed="1"/>
     <w:lsdException w:name="Body Text" w:semiHidden="1" w:unhideWhenUsed="1"/>
     <w:lsdException w:name="Body Text Indent" w:semiHidden="1" w:unhideWhenUsed="1"/>
     <w:lsdException w:name="List Continue" w:semiHidden="1" w:unhideWhenUsed="1"/>
@@ -9206,8 +9206,8 @@
     <w:lsdException w:name="Subtle Reference" w:uiPriority="31" w:qFormat="1"/>
     <w:lsdException w:name="Intense Reference" w:uiPriority="32" w:qFormat="1"/>
     <w:lsdException w:name="Book Title" w:uiPriority="33" w:qFormat="1"/>
-    <w:lsdException w:name="Bibliography" w:uiPriority="37" w:semiHidden="1" w:unhideWhenUsed="1"/>
-    <w:lsdException w:name="TOC Heading" w:uiPriority="39" w:semiHidden="1" w:unhideWhenUsed="1" w:qFormat="1"/>
+    <w:lsdException w:name="Bibliography" w:semiHidden="1" w:uiPriority="37" w:unhideWhenUsed="1"/>
+    <w:lsdException w:name="TOC Heading" w:semiHidden="1" w:uiPriority="39" w:unhideWhenUsed="1" w:qFormat="1"/>
     <w:lsdException w:name="Plain Table 1" w:uiPriority="41"/>
     <w:lsdException w:name="Plain Table 2" w:uiPriority="42"/>
     <w:lsdException w:name="Plain Table 3" w:uiPriority="43"/>
@@ -9312,13 +9312,8 @@
     <w:lsdException w:name="List Table 5 Dark Accent 6" w:uiPriority="50"/>
     <w:lsdException w:name="List Table 6 Colorful Accent 6" w:uiPriority="51"/>
     <w:lsdException w:name="List Table 7 Colorful Accent 6" w:uiPriority="52"/>
-    <w:lsdException w:name="Mention" w:semiHidden="1" w:unhideWhenUsed="1"/>
-    <w:lsdException w:name="Smart Hyperlink" w:semiHidden="1" w:unhideWhenUsed="1"/>
-    <w:lsdException w:name="Hashtag" w:semiHidden="1" w:unhideWhenUsed="1"/>
-    <w:lsdException w:name="Unresolved Mention" w:semiHidden="1" w:unhideWhenUsed="1"/>
-    <w:lsdException w:name="Smart Link" w:semiHidden="1" w:unhideWhenUsed="1"/>
   </w:latentStyles>
-  <w:style w:type="paragraph" w:styleId="Normal" w:default="1">
+  <w:style w:type="paragraph" w:default="1" w:styleId="Normal">
     <w:name w:val="Normal"/>
     <w:qFormat/>
     <w:rsid w:val="00690538"/>
@@ -9331,11 +9326,11 @@
       <w:sz w:val="26"/>
     </w:rPr>
   </w:style>
-  <w:style w:type="paragraph" w:styleId="Titre1">
+  <w:style w:type="paragraph" w:styleId="Heading1">
     <w:name w:val="heading 1"/>
     <w:basedOn w:val="Normal"/>
     <w:next w:val="Normal"/>
-    <w:link w:val="Titre1Car"/>
+    <w:link w:val="Heading1Char"/>
     <w:uiPriority w:val="9"/>
     <w:qFormat/>
     <w:rsid w:val="006675D0"/>
@@ -9357,11 +9352,11 @@
       <w:szCs w:val="40"/>
     </w:rPr>
   </w:style>
-  <w:style w:type="paragraph" w:styleId="Titre2">
+  <w:style w:type="paragraph" w:styleId="Heading2">
     <w:name w:val="heading 2"/>
     <w:basedOn w:val="Normal"/>
     <w:next w:val="Normal"/>
-    <w:link w:val="Titre2Car"/>
+    <w:link w:val="Heading2Char"/>
     <w:uiPriority w:val="9"/>
     <w:unhideWhenUsed/>
     <w:qFormat/>
@@ -9384,11 +9379,11 @@
       <w:szCs w:val="32"/>
     </w:rPr>
   </w:style>
-  <w:style w:type="paragraph" w:styleId="Titre3">
+  <w:style w:type="paragraph" w:styleId="Heading3">
     <w:name w:val="heading 3"/>
     <w:basedOn w:val="Normal"/>
     <w:next w:val="Normal"/>
-    <w:link w:val="Titre3Car"/>
+    <w:link w:val="Heading3Char"/>
     <w:uiPriority w:val="9"/>
     <w:unhideWhenUsed/>
     <w:qFormat/>
@@ -9411,11 +9406,11 @@
       <w:szCs w:val="28"/>
     </w:rPr>
   </w:style>
-  <w:style w:type="paragraph" w:styleId="Titre4">
+  <w:style w:type="paragraph" w:styleId="Heading4">
     <w:name w:val="heading 4"/>
     <w:basedOn w:val="Normal"/>
     <w:next w:val="Normal"/>
-    <w:link w:val="Titre4Car"/>
+    <w:link w:val="Heading4Char"/>
     <w:uiPriority w:val="9"/>
     <w:unhideWhenUsed/>
     <w:qFormat/>
@@ -9439,11 +9434,11 @@
       <w:sz w:val="28"/>
     </w:rPr>
   </w:style>
-  <w:style w:type="paragraph" w:styleId="Titre5">
+  <w:style w:type="paragraph" w:styleId="Heading5">
     <w:name w:val="heading 5"/>
     <w:basedOn w:val="Normal"/>
     <w:next w:val="Normal"/>
-    <w:link w:val="Titre5Car"/>
+    <w:link w:val="Heading5Char"/>
     <w:uiPriority w:val="9"/>
     <w:semiHidden/>
     <w:unhideWhenUsed/>
@@ -9464,11 +9459,11 @@
       <w:color w:val="0F4761" w:themeColor="accent1" w:themeShade="BF"/>
     </w:rPr>
   </w:style>
-  <w:style w:type="paragraph" w:styleId="Titre6">
+  <w:style w:type="paragraph" w:styleId="Heading6">
     <w:name w:val="heading 6"/>
     <w:basedOn w:val="Normal"/>
     <w:next w:val="Normal"/>
-    <w:link w:val="Titre6Car"/>
+    <w:link w:val="Heading6Char"/>
     <w:uiPriority w:val="9"/>
     <w:unhideWhenUsed/>
     <w:qFormat/>
@@ -9493,11 +9488,11 @@
       <w:sz w:val="28"/>
     </w:rPr>
   </w:style>
-  <w:style w:type="paragraph" w:styleId="Titre7">
+  <w:style w:type="paragraph" w:styleId="Heading7">
     <w:name w:val="heading 7"/>
     <w:basedOn w:val="Normal"/>
     <w:next w:val="Normal"/>
-    <w:link w:val="Titre7Car"/>
+    <w:link w:val="Heading7Char"/>
     <w:uiPriority w:val="9"/>
     <w:semiHidden/>
     <w:unhideWhenUsed/>
@@ -9514,11 +9509,11 @@
       <w:color w:val="595959" w:themeColor="text1" w:themeTint="A6"/>
     </w:rPr>
   </w:style>
-  <w:style w:type="paragraph" w:styleId="Titre8">
+  <w:style w:type="paragraph" w:styleId="Heading8">
     <w:name w:val="heading 8"/>
     <w:basedOn w:val="Normal"/>
     <w:next w:val="Normal"/>
-    <w:link w:val="Titre8Car"/>
+    <w:link w:val="Heading8Char"/>
     <w:uiPriority w:val="9"/>
     <w:semiHidden/>
     <w:unhideWhenUsed/>
@@ -9537,11 +9532,11 @@
       <w:color w:val="272727" w:themeColor="text1" w:themeTint="D8"/>
     </w:rPr>
   </w:style>
-  <w:style w:type="paragraph" w:styleId="Titre9">
+  <w:style w:type="paragraph" w:styleId="Heading9">
     <w:name w:val="heading 9"/>
     <w:basedOn w:val="Normal"/>
     <w:next w:val="Normal"/>
-    <w:link w:val="Titre9Car"/>
+    <w:link w:val="Heading9Char"/>
     <w:uiPriority w:val="9"/>
     <w:semiHidden/>
     <w:unhideWhenUsed/>
@@ -9558,13 +9553,13 @@
       <w:color w:val="272727" w:themeColor="text1" w:themeTint="D8"/>
     </w:rPr>
   </w:style>
-  <w:style w:type="character" w:styleId="Policepardfaut" w:default="1">
+  <w:style w:type="character" w:default="1" w:styleId="DefaultParagraphFont">
     <w:name w:val="Default Paragraph Font"/>
     <w:uiPriority w:val="1"/>
     <w:semiHidden/>
     <w:unhideWhenUsed/>
   </w:style>
-  <w:style w:type="table" w:styleId="TableauNormal" w:default="1">
+  <w:style w:type="table" w:default="1" w:styleId="TableNormal">
     <w:name w:val="Normal Table"/>
     <w:uiPriority w:val="99"/>
     <w:semiHidden/>
@@ -9579,71 +9574,71 @@
       </w:tblCellMar>
     </w:tblPr>
   </w:style>
-  <w:style w:type="numbering" w:styleId="Aucuneliste" w:default="1">
+  <w:style w:type="numbering" w:default="1" w:styleId="NoList">
     <w:name w:val="No List"/>
     <w:uiPriority w:val="99"/>
     <w:semiHidden/>
     <w:unhideWhenUsed/>
   </w:style>
-  <w:style w:type="character" w:styleId="Titre1Car" w:customStyle="1">
-    <w:name w:val="Titre 1 Car"/>
-    <w:basedOn w:val="Policepardfaut"/>
-    <w:link w:val="Titre1"/>
+  <w:style w:type="character" w:customStyle="1" w:styleId="Heading1Char">
+    <w:name w:val="Heading 1 Char"/>
+    <w:basedOn w:val="DefaultParagraphFont"/>
+    <w:link w:val="Heading1"/>
     <w:uiPriority w:val="9"/>
     <w:rsid w:val="006675D0"/>
     <w:rPr>
-      <w:rFonts w:ascii="Times New Roman" w:hAnsi="Times New Roman" w:eastAsiaTheme="majorEastAsia" w:cstheme="majorBidi"/>
+      <w:rFonts w:ascii="Times New Roman" w:eastAsiaTheme="majorEastAsia" w:hAnsi="Times New Roman" w:cstheme="majorBidi"/>
       <w:b/>
       <w:caps/>
       <w:sz w:val="32"/>
       <w:szCs w:val="40"/>
     </w:rPr>
   </w:style>
-  <w:style w:type="character" w:styleId="Titre2Car" w:customStyle="1">
-    <w:name w:val="Titre 2 Car"/>
-    <w:basedOn w:val="Policepardfaut"/>
-    <w:link w:val="Titre2"/>
+  <w:style w:type="character" w:customStyle="1" w:styleId="Heading2Char">
+    <w:name w:val="Heading 2 Char"/>
+    <w:basedOn w:val="DefaultParagraphFont"/>
+    <w:link w:val="Heading2"/>
     <w:uiPriority w:val="9"/>
     <w:rsid w:val="006675D0"/>
     <w:rPr>
-      <w:rFonts w:ascii="Times New Roman" w:hAnsi="Times New Roman" w:eastAsiaTheme="majorEastAsia" w:cstheme="majorBidi"/>
+      <w:rFonts w:ascii="Times New Roman" w:eastAsiaTheme="majorEastAsia" w:hAnsi="Times New Roman" w:cstheme="majorBidi"/>
       <w:b/>
       <w:smallCaps/>
       <w:sz w:val="28"/>
       <w:szCs w:val="32"/>
     </w:rPr>
   </w:style>
-  <w:style w:type="character" w:styleId="Titre3Car" w:customStyle="1">
-    <w:name w:val="Titre 3 Car"/>
-    <w:basedOn w:val="Policepardfaut"/>
-    <w:link w:val="Titre3"/>
+  <w:style w:type="character" w:customStyle="1" w:styleId="Heading3Char">
+    <w:name w:val="Heading 3 Char"/>
+    <w:basedOn w:val="DefaultParagraphFont"/>
+    <w:link w:val="Heading3"/>
     <w:uiPriority w:val="9"/>
     <w:rsid w:val="00386E65"/>
     <w:rPr>
-      <w:rFonts w:ascii="Times New Roman" w:hAnsi="Times New Roman" w:eastAsiaTheme="majorEastAsia" w:cstheme="majorBidi"/>
+      <w:rFonts w:ascii="Times New Roman" w:eastAsiaTheme="majorEastAsia" w:hAnsi="Times New Roman" w:cstheme="majorBidi"/>
       <w:b/>
       <w:sz w:val="28"/>
       <w:szCs w:val="28"/>
     </w:rPr>
   </w:style>
-  <w:style w:type="character" w:styleId="Titre4Car" w:customStyle="1">
-    <w:name w:val="Titre 4 Car"/>
-    <w:basedOn w:val="Policepardfaut"/>
-    <w:link w:val="Titre4"/>
+  <w:style w:type="character" w:customStyle="1" w:styleId="Heading4Char">
+    <w:name w:val="Heading 4 Char"/>
+    <w:basedOn w:val="DefaultParagraphFont"/>
+    <w:link w:val="Heading4"/>
     <w:uiPriority w:val="9"/>
     <w:rsid w:val="00386E65"/>
     <w:rPr>
-      <w:rFonts w:ascii="Times New Roman" w:hAnsi="Times New Roman" w:eastAsiaTheme="majorEastAsia" w:cstheme="majorBidi"/>
+      <w:rFonts w:ascii="Times New Roman" w:eastAsiaTheme="majorEastAsia" w:hAnsi="Times New Roman" w:cstheme="majorBidi"/>
       <w:b/>
       <w:i/>
       <w:iCs/>
       <w:sz w:val="28"/>
     </w:rPr>
   </w:style>
-  <w:style w:type="character" w:styleId="Titre5Car" w:customStyle="1">
-    <w:name w:val="Titre 5 Car"/>
-    <w:basedOn w:val="Policepardfaut"/>
-    <w:link w:val="Titre5"/>
+  <w:style w:type="character" w:customStyle="1" w:styleId="Heading5Char">
+    <w:name w:val="Heading 5 Char"/>
+    <w:basedOn w:val="DefaultParagraphFont"/>
+    <w:link w:val="Heading5"/>
     <w:uiPriority w:val="9"/>
     <w:semiHidden/>
     <w:rsid w:val="00F92A2E"/>
@@ -9652,14 +9647,14 @@
       <w:color w:val="0F4761" w:themeColor="accent1" w:themeShade="BF"/>
     </w:rPr>
   </w:style>
-  <w:style w:type="character" w:styleId="Titre6Car" w:customStyle="1">
-    <w:name w:val="Titre 6 Car"/>
-    <w:basedOn w:val="Policepardfaut"/>
-    <w:link w:val="Titre6"/>
+  <w:style w:type="character" w:customStyle="1" w:styleId="Heading6Char">
+    <w:name w:val="Heading 6 Char"/>
+    <w:basedOn w:val="DefaultParagraphFont"/>
+    <w:link w:val="Heading6"/>
     <w:uiPriority w:val="9"/>
     <w:rsid w:val="00386E65"/>
     <w:rPr>
-      <w:rFonts w:ascii="Times New Roman" w:hAnsi="Times New Roman" w:eastAsiaTheme="majorEastAsia" w:cstheme="majorBidi"/>
+      <w:rFonts w:ascii="Times New Roman" w:eastAsiaTheme="majorEastAsia" w:hAnsi="Times New Roman" w:cstheme="majorBidi"/>
       <w:b/>
       <w:i/>
       <w:iCs/>
@@ -9667,10 +9662,10 @@
       <w:sz w:val="28"/>
     </w:rPr>
   </w:style>
-  <w:style w:type="character" w:styleId="Titre7Car" w:customStyle="1">
-    <w:name w:val="Titre 7 Car"/>
-    <w:basedOn w:val="Policepardfaut"/>
-    <w:link w:val="Titre7"/>
+  <w:style w:type="character" w:customStyle="1" w:styleId="Heading7Char">
+    <w:name w:val="Heading 7 Char"/>
+    <w:basedOn w:val="DefaultParagraphFont"/>
+    <w:link w:val="Heading7"/>
     <w:uiPriority w:val="9"/>
     <w:semiHidden/>
     <w:rsid w:val="00F92A2E"/>
@@ -9679,10 +9674,10 @@
       <w:color w:val="595959" w:themeColor="text1" w:themeTint="A6"/>
     </w:rPr>
   </w:style>
-  <w:style w:type="character" w:styleId="Titre8Car" w:customStyle="1">
-    <w:name w:val="Titre 8 Car"/>
-    <w:basedOn w:val="Policepardfaut"/>
-    <w:link w:val="Titre8"/>
+  <w:style w:type="character" w:customStyle="1" w:styleId="Heading8Char">
+    <w:name w:val="Heading 8 Char"/>
+    <w:basedOn w:val="DefaultParagraphFont"/>
+    <w:link w:val="Heading8"/>
     <w:uiPriority w:val="9"/>
     <w:semiHidden/>
     <w:rsid w:val="00F92A2E"/>
@@ -9693,10 +9688,10 @@
       <w:color w:val="272727" w:themeColor="text1" w:themeTint="D8"/>
     </w:rPr>
   </w:style>
-  <w:style w:type="character" w:styleId="Titre9Car" w:customStyle="1">
-    <w:name w:val="Titre 9 Car"/>
-    <w:basedOn w:val="Policepardfaut"/>
-    <w:link w:val="Titre9"/>
+  <w:style w:type="character" w:customStyle="1" w:styleId="Heading9Char">
+    <w:name w:val="Heading 9 Char"/>
+    <w:basedOn w:val="DefaultParagraphFont"/>
+    <w:link w:val="Heading9"/>
     <w:uiPriority w:val="9"/>
     <w:semiHidden/>
     <w:rsid w:val="00F92A2E"/>
@@ -9705,11 +9700,11 @@
       <w:color w:val="272727" w:themeColor="text1" w:themeTint="D8"/>
     </w:rPr>
   </w:style>
-  <w:style w:type="paragraph" w:styleId="Titre">
+  <w:style w:type="paragraph" w:styleId="Title">
     <w:name w:val="Title"/>
     <w:basedOn w:val="Normal"/>
     <w:next w:val="Normal"/>
-    <w:link w:val="TitreCar"/>
+    <w:link w:val="TitleChar"/>
     <w:uiPriority w:val="10"/>
     <w:qFormat/>
     <w:rsid w:val="00F92A2E"/>
@@ -9718,32 +9713,32 @@
       <w:contextualSpacing/>
     </w:pPr>
     <w:rPr>
-      <w:rFonts w:asciiTheme="majorHAnsi" w:hAnsiTheme="majorHAnsi" w:eastAsiaTheme="majorEastAsia" w:cstheme="majorBidi"/>
+      <w:rFonts w:asciiTheme="majorHAnsi" w:eastAsiaTheme="majorEastAsia" w:hAnsiTheme="majorHAnsi" w:cstheme="majorBidi"/>
       <w:spacing w:val="-10"/>
       <w:kern w:val="28"/>
       <w:sz w:val="56"/>
       <w:szCs w:val="56"/>
     </w:rPr>
   </w:style>
-  <w:style w:type="character" w:styleId="TitreCar" w:customStyle="1">
-    <w:name w:val="Titre Car"/>
-    <w:basedOn w:val="Policepardfaut"/>
-    <w:link w:val="Titre"/>
+  <w:style w:type="character" w:customStyle="1" w:styleId="TitleChar">
+    <w:name w:val="Title Char"/>
+    <w:basedOn w:val="DefaultParagraphFont"/>
+    <w:link w:val="Title"/>
     <w:uiPriority w:val="10"/>
     <w:rsid w:val="00F92A2E"/>
     <w:rPr>
-      <w:rFonts w:asciiTheme="majorHAnsi" w:hAnsiTheme="majorHAnsi" w:eastAsiaTheme="majorEastAsia" w:cstheme="majorBidi"/>
+      <w:rFonts w:asciiTheme="majorHAnsi" w:eastAsiaTheme="majorEastAsia" w:hAnsiTheme="majorHAnsi" w:cstheme="majorBidi"/>
       <w:spacing w:val="-10"/>
       <w:kern w:val="28"/>
       <w:sz w:val="56"/>
       <w:szCs w:val="56"/>
     </w:rPr>
   </w:style>
-  <w:style w:type="paragraph" w:styleId="Sous-titre">
+  <w:style w:type="paragraph" w:styleId="Subtitle">
     <w:name w:val="Subtitle"/>
     <w:basedOn w:val="Normal"/>
     <w:next w:val="Normal"/>
-    <w:link w:val="Sous-titreCar"/>
+    <w:link w:val="SubtitleChar"/>
     <w:uiPriority w:val="11"/>
     <w:qFormat/>
     <w:rsid w:val="00F92A2E"/>
@@ -9760,10 +9755,10 @@
       <w:szCs w:val="28"/>
     </w:rPr>
   </w:style>
-  <w:style w:type="character" w:styleId="Sous-titreCar" w:customStyle="1">
-    <w:name w:val="Sous-titre Car"/>
-    <w:basedOn w:val="Policepardfaut"/>
-    <w:link w:val="Sous-titre"/>
+  <w:style w:type="character" w:customStyle="1" w:styleId="SubtitleChar">
+    <w:name w:val="Subtitle Char"/>
+    <w:basedOn w:val="DefaultParagraphFont"/>
+    <w:link w:val="Subtitle"/>
     <w:uiPriority w:val="11"/>
     <w:rsid w:val="00F92A2E"/>
     <w:rPr>
@@ -9774,11 +9769,11 @@
       <w:szCs w:val="28"/>
     </w:rPr>
   </w:style>
-  <w:style w:type="paragraph" w:styleId="Citation">
+  <w:style w:type="paragraph" w:styleId="Quote">
     <w:name w:val="Quote"/>
     <w:basedOn w:val="Normal"/>
     <w:next w:val="Normal"/>
-    <w:link w:val="CitationCar"/>
+    <w:link w:val="QuoteChar"/>
     <w:uiPriority w:val="29"/>
     <w:qFormat/>
     <w:rsid w:val="00F92A2E"/>
@@ -9792,10 +9787,10 @@
       <w:color w:val="404040" w:themeColor="text1" w:themeTint="BF"/>
     </w:rPr>
   </w:style>
-  <w:style w:type="character" w:styleId="CitationCar" w:customStyle="1">
-    <w:name w:val="Citation Car"/>
-    <w:basedOn w:val="Policepardfaut"/>
-    <w:link w:val="Citation"/>
+  <w:style w:type="character" w:customStyle="1" w:styleId="QuoteChar">
+    <w:name w:val="Quote Char"/>
+    <w:basedOn w:val="DefaultParagraphFont"/>
+    <w:link w:val="Quote"/>
     <w:uiPriority w:val="29"/>
     <w:rsid w:val="00F92A2E"/>
     <w:rPr>
@@ -9804,7 +9799,7 @@
       <w:color w:val="404040" w:themeColor="text1" w:themeTint="BF"/>
     </w:rPr>
   </w:style>
-  <w:style w:type="paragraph" w:styleId="Paragraphedeliste">
+  <w:style w:type="paragraph" w:styleId="ListParagraph">
     <w:name w:val="List Paragraph"/>
     <w:basedOn w:val="Normal"/>
     <w:uiPriority w:val="34"/>
@@ -9815,9 +9810,9 @@
       <w:contextualSpacing/>
     </w:pPr>
   </w:style>
-  <w:style w:type="character" w:styleId="Accentuationintense">
+  <w:style w:type="character" w:styleId="IntenseEmphasis">
     <w:name w:val="Intense Emphasis"/>
-    <w:basedOn w:val="Policepardfaut"/>
+    <w:basedOn w:val="DefaultParagraphFont"/>
     <w:uiPriority w:val="21"/>
     <w:qFormat/>
     <w:rsid w:val="00F92A2E"/>
@@ -9827,18 +9822,18 @@
       <w:color w:val="0F4761" w:themeColor="accent1" w:themeShade="BF"/>
     </w:rPr>
   </w:style>
-  <w:style w:type="paragraph" w:styleId="Citationintense">
+  <w:style w:type="paragraph" w:styleId="IntenseQuote">
     <w:name w:val="Intense Quote"/>
     <w:basedOn w:val="Normal"/>
     <w:next w:val="Normal"/>
-    <w:link w:val="CitationintenseCar"/>
+    <w:link w:val="IntenseQuoteChar"/>
     <w:uiPriority w:val="30"/>
     <w:qFormat/>
     <w:rsid w:val="00F92A2E"/>
     <w:pPr>
       <w:pBdr>
-        <w:top w:val="single" w:color="0F4761" w:themeColor="accent1" w:themeShade="BF" w:sz="4" w:space="10"/>
-        <w:bottom w:val="single" w:color="0F4761" w:themeColor="accent1" w:themeShade="BF" w:sz="4" w:space="10"/>
+        <w:top w:val="single" w:sz="4" w:space="10" w:color="0F4761" w:themeColor="accent1" w:themeShade="BF"/>
+        <w:bottom w:val="single" w:sz="4" w:space="10" w:color="0F4761" w:themeColor="accent1" w:themeShade="BF"/>
       </w:pBdr>
       <w:spacing w:before="360" w:after="360"/>
       <w:ind w:left="864" w:right="864"/>
@@ -9850,10 +9845,10 @@
       <w:color w:val="0F4761" w:themeColor="accent1" w:themeShade="BF"/>
     </w:rPr>
   </w:style>
-  <w:style w:type="character" w:styleId="CitationintenseCar" w:customStyle="1">
-    <w:name w:val="Citation intense Car"/>
-    <w:basedOn w:val="Policepardfaut"/>
-    <w:link w:val="Citationintense"/>
+  <w:style w:type="character" w:customStyle="1" w:styleId="IntenseQuoteChar">
+    <w:name w:val="Intense Quote Char"/>
+    <w:basedOn w:val="DefaultParagraphFont"/>
+    <w:link w:val="IntenseQuote"/>
     <w:uiPriority w:val="30"/>
     <w:rsid w:val="00F92A2E"/>
     <w:rPr>
@@ -9862,9 +9857,9 @@
       <w:color w:val="0F4761" w:themeColor="accent1" w:themeShade="BF"/>
     </w:rPr>
   </w:style>
-  <w:style w:type="character" w:styleId="Rfrenceintense">
+  <w:style w:type="character" w:styleId="IntenseReference">
     <w:name w:val="Intense Reference"/>
-    <w:basedOn w:val="Policepardfaut"/>
+    <w:basedOn w:val="DefaultParagraphFont"/>
     <w:uiPriority w:val="32"/>
     <w:qFormat/>
     <w:rsid w:val="00F92A2E"/>
@@ -9876,10 +9871,10 @@
       <w:spacing w:val="5"/>
     </w:rPr>
   </w:style>
-  <w:style w:type="paragraph" w:styleId="En-tte">
+  <w:style w:type="paragraph" w:styleId="Header">
     <w:name w:val="header"/>
     <w:basedOn w:val="Normal"/>
-    <w:link w:val="En-tteCar"/>
+    <w:link w:val="HeaderChar"/>
     <w:uiPriority w:val="99"/>
     <w:unhideWhenUsed/>
     <w:rsid w:val="00550B89"/>
@@ -9891,10 +9886,10 @@
       <w:spacing w:before="0" w:after="0" w:line="240" w:lineRule="auto"/>
     </w:pPr>
   </w:style>
-  <w:style w:type="character" w:styleId="En-tteCar" w:customStyle="1">
-    <w:name w:val="En-tête Car"/>
-    <w:basedOn w:val="Policepardfaut"/>
-    <w:link w:val="En-tte"/>
+  <w:style w:type="character" w:customStyle="1" w:styleId="HeaderChar">
+    <w:name w:val="Header Char"/>
+    <w:basedOn w:val="DefaultParagraphFont"/>
+    <w:link w:val="Header"/>
     <w:uiPriority w:val="99"/>
     <w:rsid w:val="00550B89"/>
     <w:rPr>
@@ -9902,10 +9897,10 @@
       <w:sz w:val="26"/>
     </w:rPr>
   </w:style>
-  <w:style w:type="paragraph" w:styleId="Pieddepage">
+  <w:style w:type="paragraph" w:styleId="Footer">
     <w:name w:val="footer"/>
     <w:basedOn w:val="Normal"/>
-    <w:link w:val="PieddepageCar"/>
+    <w:link w:val="FooterChar"/>
     <w:uiPriority w:val="99"/>
     <w:unhideWhenUsed/>
     <w:rsid w:val="00550B89"/>
@@ -9917,10 +9912,10 @@
       <w:spacing w:before="0" w:after="0" w:line="240" w:lineRule="auto"/>
     </w:pPr>
   </w:style>
-  <w:style w:type="character" w:styleId="PieddepageCar" w:customStyle="1">
-    <w:name w:val="Pied de page Car"/>
-    <w:basedOn w:val="Policepardfaut"/>
-    <w:link w:val="Pieddepage"/>
+  <w:style w:type="character" w:customStyle="1" w:styleId="FooterChar">
+    <w:name w:val="Footer Char"/>
+    <w:basedOn w:val="DefaultParagraphFont"/>
+    <w:link w:val="Footer"/>
     <w:uiPriority w:val="99"/>
     <w:rsid w:val="00550B89"/>
     <w:rPr>
@@ -9928,7 +9923,7 @@
       <w:sz w:val="26"/>
     </w:rPr>
   </w:style>
-  <w:style w:type="paragraph" w:styleId="Sansinterligne">
+  <w:style w:type="paragraph" w:styleId="NoSpacing">
     <w:name w:val="No Spacing"/>
     <w:uiPriority w:val="1"/>
     <w:qFormat/>
@@ -9943,7 +9938,7 @@
       <w:sz w:val="26"/>
     </w:rPr>
   </w:style>
-  <w:style w:type="paragraph" w:styleId="Lgende">
+  <w:style w:type="paragraph" w:styleId="Caption">
     <w:name w:val="caption"/>
     <w:basedOn w:val="Normal"/>
     <w:next w:val="Normal"/>
@@ -9962,7 +9957,7 @@
       <w:szCs w:val="18"/>
     </w:rPr>
   </w:style>
-  <w:style w:type="paragraph" w:styleId="Tabledesillustrations">
+  <w:style w:type="paragraph" w:styleId="TableofFigures">
     <w:name w:val="table of figures"/>
     <w:basedOn w:val="Normal"/>
     <w:next w:val="Normal"/>
@@ -9981,9 +9976,9 @@
       <w:szCs w:val="20"/>
     </w:rPr>
   </w:style>
-  <w:style w:type="character" w:styleId="Lienhypertexte">
+  <w:style w:type="character" w:styleId="Hyperlink">
     <w:name w:val="Hyperlink"/>
-    <w:basedOn w:val="Policepardfaut"/>
+    <w:basedOn w:val="DefaultParagraphFont"/>
     <w:uiPriority w:val="99"/>
     <w:unhideWhenUsed/>
     <w:rsid w:val="00690538"/>
@@ -9992,9 +9987,9 @@
       <w:u w:val="single"/>
     </w:rPr>
   </w:style>
-  <w:style w:type="table" w:styleId="Grilledutableau">
+  <w:style w:type="table" w:styleId="TableGrid">
     <w:name w:val="Table Grid"/>
-    <w:basedOn w:val="TableauNormal"/>
+    <w:basedOn w:val="TableNormal"/>
     <w:uiPriority w:val="39"/>
     <w:rsid w:val="00690538"/>
     <w:pPr>
@@ -10002,16 +9997,16 @@
     </w:pPr>
     <w:tblPr>
       <w:tblBorders>
-        <w:top w:val="single" w:color="auto" w:sz="4" w:space="0"/>
-        <w:left w:val="single" w:color="auto" w:sz="4" w:space="0"/>
-        <w:bottom w:val="single" w:color="auto" w:sz="4" w:space="0"/>
-        <w:right w:val="single" w:color="auto" w:sz="4" w:space="0"/>
-        <w:insideH w:val="single" w:color="auto" w:sz="4" w:space="0"/>
-        <w:insideV w:val="single" w:color="auto" w:sz="4" w:space="0"/>
+        <w:top w:val="single" w:sz="4" w:space="0" w:color="auto"/>
+        <w:left w:val="single" w:sz="4" w:space="0" w:color="auto"/>
+        <w:bottom w:val="single" w:sz="4" w:space="0" w:color="auto"/>
+        <w:right w:val="single" w:sz="4" w:space="0" w:color="auto"/>
+        <w:insideH w:val="single" w:sz="4" w:space="0" w:color="auto"/>
+        <w:insideV w:val="single" w:sz="4" w:space="0" w:color="auto"/>
       </w:tblBorders>
     </w:tblPr>
   </w:style>
-  <w:style w:type="paragraph" w:styleId="TM1">
+  <w:style w:type="paragraph" w:styleId="TOC1">
     <w:name w:val="toc 1"/>
     <w:basedOn w:val="Normal"/>
     <w:next w:val="Normal"/>
@@ -10033,7 +10028,7 @@
       <w:szCs w:val="24"/>
     </w:rPr>
   </w:style>
-  <w:style w:type="paragraph" w:styleId="TM2">
+  <w:style w:type="paragraph" w:styleId="TOC2">
     <w:name w:val="toc 2"/>
     <w:basedOn w:val="Normal"/>
     <w:next w:val="Normal"/>
@@ -10053,7 +10048,7 @@
       <w:sz w:val="22"/>
     </w:rPr>
   </w:style>
-  <w:style w:type="paragraph" w:styleId="TM3">
+  <w:style w:type="paragraph" w:styleId="TOC3">
     <w:name w:val="toc 3"/>
     <w:basedOn w:val="Normal"/>
     <w:next w:val="Normal"/>
@@ -10072,7 +10067,7 @@
       <w:szCs w:val="20"/>
     </w:rPr>
   </w:style>
-  <w:style w:type="paragraph" w:styleId="TM4">
+  <w:style w:type="paragraph" w:styleId="TOC4">
     <w:name w:val="toc 4"/>
     <w:basedOn w:val="Normal"/>
     <w:next w:val="Normal"/>
@@ -10091,7 +10086,7 @@
       <w:szCs w:val="20"/>
     </w:rPr>
   </w:style>
-  <w:style w:type="paragraph" w:styleId="TM5">
+  <w:style w:type="paragraph" w:styleId="TOC5">
     <w:name w:val="toc 5"/>
     <w:basedOn w:val="Normal"/>
     <w:next w:val="Normal"/>
@@ -10110,7 +10105,7 @@
       <w:szCs w:val="20"/>
     </w:rPr>
   </w:style>
-  <w:style w:type="paragraph" w:styleId="TM6">
+  <w:style w:type="paragraph" w:styleId="TOC6">
     <w:name w:val="toc 6"/>
     <w:basedOn w:val="Normal"/>
     <w:next w:val="Normal"/>
@@ -10129,7 +10124,7 @@
       <w:szCs w:val="20"/>
     </w:rPr>
   </w:style>
-  <w:style w:type="paragraph" w:styleId="TM7">
+  <w:style w:type="paragraph" w:styleId="TOC7">
     <w:name w:val="toc 7"/>
     <w:basedOn w:val="Normal"/>
     <w:next w:val="Normal"/>
@@ -10148,7 +10143,7 @@
       <w:szCs w:val="20"/>
     </w:rPr>
   </w:style>
-  <w:style w:type="paragraph" w:styleId="TM8">
+  <w:style w:type="paragraph" w:styleId="TOC8">
     <w:name w:val="toc 8"/>
     <w:basedOn w:val="Normal"/>
     <w:next w:val="Normal"/>
@@ -10167,7 +10162,7 @@
       <w:szCs w:val="20"/>
     </w:rPr>
   </w:style>
-  <w:style w:type="paragraph" w:styleId="TM9">
+  <w:style w:type="paragraph" w:styleId="TOC9">
     <w:name w:val="toc 9"/>
     <w:basedOn w:val="Normal"/>
     <w:next w:val="Normal"/>
@@ -10186,10 +10181,10 @@
       <w:szCs w:val="20"/>
     </w:rPr>
   </w:style>
-  <w:style w:type="paragraph" w:styleId="Notedefin">
+  <w:style w:type="paragraph" w:styleId="EndnoteText">
     <w:name w:val="endnote text"/>
     <w:basedOn w:val="Normal"/>
-    <w:link w:val="NotedefinCar"/>
+    <w:link w:val="EndnoteTextChar"/>
     <w:uiPriority w:val="99"/>
     <w:semiHidden/>
     <w:unhideWhenUsed/>
@@ -10202,10 +10197,10 @@
       <w:szCs w:val="20"/>
     </w:rPr>
   </w:style>
-  <w:style w:type="character" w:styleId="NotedefinCar" w:customStyle="1">
-    <w:name w:val="Note de fin Car"/>
-    <w:basedOn w:val="Policepardfaut"/>
-    <w:link w:val="Notedefin"/>
+  <w:style w:type="character" w:customStyle="1" w:styleId="EndnoteTextChar">
+    <w:name w:val="Endnote Text Char"/>
+    <w:basedOn w:val="DefaultParagraphFont"/>
+    <w:link w:val="EndnoteText"/>
     <w:uiPriority w:val="99"/>
     <w:semiHidden/>
     <w:rsid w:val="00236126"/>
@@ -10215,9 +10210,9 @@
       <w:szCs w:val="20"/>
     </w:rPr>
   </w:style>
-  <w:style w:type="character" w:styleId="Appeldenotedefin">
+  <w:style w:type="character" w:styleId="EndnoteReference">
     <w:name w:val="endnote reference"/>
-    <w:basedOn w:val="Policepardfaut"/>
+    <w:basedOn w:val="DefaultParagraphFont"/>
     <w:uiPriority w:val="99"/>
     <w:semiHidden/>
     <w:unhideWhenUsed/>
@@ -10226,10 +10221,10 @@
       <w:vertAlign w:val="superscript"/>
     </w:rPr>
   </w:style>
-  <w:style w:type="paragraph" w:styleId="Notedebasdepage">
+  <w:style w:type="paragraph" w:styleId="FootnoteText">
     <w:name w:val="footnote text"/>
     <w:basedOn w:val="Normal"/>
-    <w:link w:val="NotedebasdepageCar"/>
+    <w:link w:val="FootnoteTextChar"/>
     <w:uiPriority w:val="99"/>
     <w:semiHidden/>
     <w:unhideWhenUsed/>
@@ -10242,10 +10237,10 @@
       <w:szCs w:val="20"/>
     </w:rPr>
   </w:style>
-  <w:style w:type="character" w:styleId="NotedebasdepageCar" w:customStyle="1">
-    <w:name w:val="Note de bas de page Car"/>
-    <w:basedOn w:val="Policepardfaut"/>
-    <w:link w:val="Notedebasdepage"/>
+  <w:style w:type="character" w:customStyle="1" w:styleId="FootnoteTextChar">
+    <w:name w:val="Footnote Text Char"/>
+    <w:basedOn w:val="DefaultParagraphFont"/>
+    <w:link w:val="FootnoteText"/>
     <w:uiPriority w:val="99"/>
     <w:semiHidden/>
     <w:rsid w:val="00FE399E"/>
@@ -10255,9 +10250,9 @@
       <w:szCs w:val="20"/>
     </w:rPr>
   </w:style>
-  <w:style w:type="character" w:styleId="Appelnotedebasdep">
+  <w:style w:type="character" w:styleId="FootnoteReference">
     <w:name w:val="footnote reference"/>
-    <w:basedOn w:val="Policepardfaut"/>
+    <w:basedOn w:val="DefaultParagraphFont"/>
     <w:uiPriority w:val="99"/>
     <w:semiHidden/>
     <w:unhideWhenUsed/>
@@ -10266,7 +10261,7 @@
       <w:vertAlign w:val="superscript"/>
     </w:rPr>
   </w:style>
-  <w:style w:type="paragraph" w:styleId="Bibliographie">
+  <w:style w:type="paragraph" w:styleId="Bibliography">
     <w:name w:val="Bibliography"/>
     <w:basedOn w:val="Normal"/>
     <w:next w:val="Normal"/>
@@ -10274,9 +10269,9 @@
     <w:unhideWhenUsed/>
     <w:rsid w:val="00910500"/>
   </w:style>
-  <w:style w:type="character" w:styleId="Lienhypertextesuivivisit">
+  <w:style w:type="character" w:styleId="FollowedHyperlink">
     <w:name w:val="FollowedHyperlink"/>
-    <w:basedOn w:val="Policepardfaut"/>
+    <w:basedOn w:val="DefaultParagraphFont"/>
     <w:uiPriority w:val="99"/>
     <w:semiHidden/>
     <w:unhideWhenUsed/>
@@ -10308,7 +10303,7 @@
 </file>
 
 <file path=word/theme/theme1.xml><?xml version="1.0" encoding="utf-8"?>
-<a:theme xmlns:a="http://schemas.openxmlformats.org/drawingml/2006/main" xmlns:thm15="http://schemas.microsoft.com/office/thememl/2012/main" name="Thème Office">
+<a:theme xmlns:a="http://schemas.openxmlformats.org/drawingml/2006/main" name="Thème Office">
   <a:themeElements>
     <a:clrScheme name="Office">
       <a:dk1>
@@ -10727,7 +10722,7 @@
 </file>
 
 <file path=customXml/itemProps1.xml><?xml version="1.0" encoding="utf-8"?>
-<ds:datastoreItem xmlns:ds="http://schemas.openxmlformats.org/officeDocument/2006/customXml" ds:itemID="{1CF11F3D-7FE1-4B93-A057-93E6F8412CF2}">
+<ds:datastoreItem xmlns:ds="http://schemas.openxmlformats.org/officeDocument/2006/customXml" ds:itemID="{93D3ACBC-8215-476A-AD50-E621F6F539C2}">
   <ds:schemaRefs>
     <ds:schemaRef ds:uri="http://schemas.openxmlformats.org/officeDocument/2006/bibliography"/>
   </ds:schemaRefs>
